--- a/technical/03interview-reactjs.docx
+++ b/technical/03interview-reactjs.docx
@@ -1795,7 +1795,6 @@
         <w:t> Access to form values is achieved using React's </w:t>
       </w:r>
       <w:hyperlink r:id="rId8" w:tgtFrame="_blank" w:history="1">
-        <w:proofErr w:type="gramStart"/>
         <w:r>
           <w:rPr>
             <w:rStyle w:val="Hyperlink"/>
@@ -1805,19 +1804,7 @@
             <w:szCs w:val="26"/>
             <w:bdr w:val="none" w:sz="0" w:space="0" w:color="auto" w:frame="1"/>
           </w:rPr>
-          <w:t>useRef(</w:t>
-        </w:r>
-        <w:proofErr w:type="gramEnd"/>
-        <w:r>
-          <w:rPr>
-            <w:rStyle w:val="Hyperlink"/>
-            <w:rFonts w:ascii="Times New Roman" w:hAnsi="Times New Roman" w:cs="Times New Roman"/>
-            <w:color w:val="357960"/>
-            <w:sz w:val="26"/>
-            <w:szCs w:val="26"/>
-            <w:bdr w:val="none" w:sz="0" w:space="0" w:color="auto" w:frame="1"/>
-          </w:rPr>
-          <w:t>) </w:t>
+          <w:t>useRef() </w:t>
         </w:r>
       </w:hyperlink>
       <w:r>
@@ -3692,25 +3679,14 @@
           <w:lang w:eastAsia="en-IN"/>
         </w:rPr>
       </w:pPr>
-      <w:proofErr w:type="gramStart"/>
-      <w:r>
-        <w:rPr>
-          <w:rFonts w:ascii="Times New Roman" w:eastAsia="Times New Roman" w:hAnsi="Times New Roman" w:cs="Times New Roman"/>
-          <w:sz w:val="26"/>
-          <w:szCs w:val="26"/>
-          <w:lang w:eastAsia="en-IN"/>
-        </w:rPr>
-        <w:t>componentDidMount</w:t>
-      </w:r>
-      <w:proofErr w:type="gramEnd"/>
-      <w:r>
-        <w:rPr>
-          <w:rFonts w:ascii="Times New Roman" w:eastAsia="Times New Roman" w:hAnsi="Times New Roman" w:cs="Times New Roman"/>
-          <w:sz w:val="26"/>
-          <w:szCs w:val="26"/>
-          <w:lang w:eastAsia="en-IN"/>
-        </w:rPr>
-        <w:t xml:space="preserve"> and componentDidUpdate run immediately after DOM mutations but </w:t>
+      <w:r>
+        <w:rPr>
+          <w:rFonts w:ascii="Times New Roman" w:eastAsia="Times New Roman" w:hAnsi="Times New Roman" w:cs="Times New Roman"/>
+          <w:sz w:val="26"/>
+          <w:szCs w:val="26"/>
+          <w:lang w:eastAsia="en-IN"/>
+        </w:rPr>
+        <w:t xml:space="preserve">componentDidMount and componentDidUpdate run immediately after DOM mutations but </w:t>
       </w:r>
       <w:r>
         <w:rPr>
@@ -3748,25 +3724,14 @@
           <w:lang w:eastAsia="en-IN"/>
         </w:rPr>
       </w:pPr>
-      <w:proofErr w:type="gramStart"/>
-      <w:r>
-        <w:rPr>
-          <w:rFonts w:ascii="Times New Roman" w:eastAsia="Times New Roman" w:hAnsi="Times New Roman" w:cs="Times New Roman"/>
-          <w:sz w:val="26"/>
-          <w:szCs w:val="26"/>
-          <w:lang w:eastAsia="en-IN"/>
-        </w:rPr>
-        <w:t>useEffect</w:t>
-      </w:r>
-      <w:proofErr w:type="gramEnd"/>
-      <w:r>
-        <w:rPr>
-          <w:rFonts w:ascii="Times New Roman" w:eastAsia="Times New Roman" w:hAnsi="Times New Roman" w:cs="Times New Roman"/>
-          <w:sz w:val="26"/>
-          <w:szCs w:val="26"/>
-          <w:lang w:eastAsia="en-IN"/>
-        </w:rPr>
-        <w:t xml:space="preserve"> runs deferred, </w:t>
+      <w:r>
+        <w:rPr>
+          <w:rFonts w:ascii="Times New Roman" w:eastAsia="Times New Roman" w:hAnsi="Times New Roman" w:cs="Times New Roman"/>
+          <w:sz w:val="26"/>
+          <w:szCs w:val="26"/>
+          <w:lang w:eastAsia="en-IN"/>
+        </w:rPr>
+        <w:t xml:space="preserve">useEffect runs deferred, </w:t>
       </w:r>
       <w:r>
         <w:rPr>
@@ -3900,31 +3865,7 @@
           <w:szCs w:val="26"/>
           <w:lang w:eastAsia="en-IN"/>
         </w:rPr>
-        <w:t>No array (</w:t>
-      </w:r>
-      <w:proofErr w:type="gramStart"/>
-      <w:r>
-        <w:rPr>
-          <w:rFonts w:ascii="Times New Roman" w:eastAsia="Times New Roman" w:hAnsi="Times New Roman" w:cs="Times New Roman"/>
-          <w:b/>
-          <w:bCs/>
-          <w:sz w:val="26"/>
-          <w:szCs w:val="26"/>
-          <w:lang w:eastAsia="en-IN"/>
-        </w:rPr>
-        <w:t>useEffect(</w:t>
-      </w:r>
-      <w:proofErr w:type="gramEnd"/>
-      <w:r>
-        <w:rPr>
-          <w:rFonts w:ascii="Times New Roman" w:eastAsia="Times New Roman" w:hAnsi="Times New Roman" w:cs="Times New Roman"/>
-          <w:b/>
-          <w:bCs/>
-          <w:sz w:val="26"/>
-          <w:szCs w:val="26"/>
-          <w:lang w:eastAsia="en-IN"/>
-        </w:rPr>
-        <w:t>fn))</w:t>
+        <w:t>No array (useEffect(fn))</w:t>
       </w:r>
       <w:r>
         <w:rPr>
@@ -3980,31 +3921,7 @@
           <w:szCs w:val="26"/>
           <w:lang w:eastAsia="en-IN"/>
         </w:rPr>
-        <w:t>Empty array (</w:t>
-      </w:r>
-      <w:proofErr w:type="gramStart"/>
-      <w:r>
-        <w:rPr>
-          <w:rFonts w:ascii="Times New Roman" w:eastAsia="Times New Roman" w:hAnsi="Times New Roman" w:cs="Times New Roman"/>
-          <w:b/>
-          <w:bCs/>
-          <w:sz w:val="26"/>
-          <w:szCs w:val="26"/>
-          <w:lang w:eastAsia="en-IN"/>
-        </w:rPr>
-        <w:t>useEffect(</w:t>
-      </w:r>
-      <w:proofErr w:type="gramEnd"/>
-      <w:r>
-        <w:rPr>
-          <w:rFonts w:ascii="Times New Roman" w:eastAsia="Times New Roman" w:hAnsi="Times New Roman" w:cs="Times New Roman"/>
-          <w:b/>
-          <w:bCs/>
-          <w:sz w:val="26"/>
-          <w:szCs w:val="26"/>
-          <w:lang w:eastAsia="en-IN"/>
-        </w:rPr>
-        <w:t>fn, []))</w:t>
+        <w:t>Empty array (useEffect(fn, []))</w:t>
       </w:r>
       <w:r>
         <w:rPr>
@@ -4060,31 +3977,7 @@
           <w:szCs w:val="26"/>
           <w:lang w:eastAsia="en-IN"/>
         </w:rPr>
-        <w:t>With dependencies (</w:t>
-      </w:r>
-      <w:proofErr w:type="gramStart"/>
-      <w:r>
-        <w:rPr>
-          <w:rFonts w:ascii="Times New Roman" w:eastAsia="Times New Roman" w:hAnsi="Times New Roman" w:cs="Times New Roman"/>
-          <w:b/>
-          <w:bCs/>
-          <w:sz w:val="26"/>
-          <w:szCs w:val="26"/>
-          <w:lang w:eastAsia="en-IN"/>
-        </w:rPr>
-        <w:t>useEffect(</w:t>
-      </w:r>
-      <w:proofErr w:type="gramEnd"/>
-      <w:r>
-        <w:rPr>
-          <w:rFonts w:ascii="Times New Roman" w:eastAsia="Times New Roman" w:hAnsi="Times New Roman" w:cs="Times New Roman"/>
-          <w:b/>
-          <w:bCs/>
-          <w:sz w:val="26"/>
-          <w:szCs w:val="26"/>
-          <w:lang w:eastAsia="en-IN"/>
-        </w:rPr>
-        <w:t>fn, [a, b]))</w:t>
+        <w:t>With dependencies (useEffect(fn, [a, b]))</w:t>
       </w:r>
       <w:r>
         <w:rPr>
@@ -4476,7 +4369,6 @@
           <w:lang w:eastAsia="en-IN"/>
         </w:rPr>
       </w:pPr>
-      <w:proofErr w:type="gramStart"/>
       <w:r>
         <w:rPr>
           <w:rFonts w:ascii="Times New Roman" w:eastAsia="Times New Roman" w:hAnsi="Times New Roman" w:cs="Times New Roman"/>
@@ -4487,7 +4379,6 @@
         </w:rPr>
         <w:t>const</w:t>
       </w:r>
-      <w:proofErr w:type="gramEnd"/>
       <w:r>
         <w:rPr>
           <w:rFonts w:ascii="Times New Roman" w:eastAsia="Times New Roman" w:hAnsi="Times New Roman" w:cs="Times New Roman"/>
@@ -4644,7 +4535,6 @@
           <w:lang w:eastAsia="en-IN"/>
         </w:rPr>
       </w:pPr>
-      <w:proofErr w:type="gramStart"/>
       <w:r>
         <w:rPr>
           <w:rFonts w:ascii="Times New Roman" w:eastAsia="Times New Roman" w:hAnsi="Times New Roman" w:cs="Times New Roman"/>
@@ -4653,18 +4543,7 @@
           <w:szCs w:val="26"/>
           <w:lang w:eastAsia="en-IN"/>
         </w:rPr>
-        <w:t>useEffect(</w:t>
-      </w:r>
-      <w:proofErr w:type="gramEnd"/>
-      <w:r>
-        <w:rPr>
-          <w:rFonts w:ascii="Times New Roman" w:eastAsia="Times New Roman" w:hAnsi="Times New Roman" w:cs="Times New Roman"/>
-          <w:color w:val="C586C0"/>
-          <w:sz w:val="26"/>
-          <w:szCs w:val="26"/>
-          <w:lang w:eastAsia="en-IN"/>
-        </w:rPr>
-        <w:t>()</w:t>
+        <w:t>useEffect(()</w:t>
       </w:r>
       <w:r>
         <w:rPr>
@@ -4729,7 +4608,6 @@
         </w:rPr>
         <w:t xml:space="preserve">  </w:t>
       </w:r>
-      <w:proofErr w:type="gramStart"/>
       <w:r>
         <w:rPr>
           <w:rFonts w:ascii="Times New Roman" w:eastAsia="Times New Roman" w:hAnsi="Times New Roman" w:cs="Times New Roman"/>
@@ -4738,18 +4616,7 @@
           <w:szCs w:val="26"/>
           <w:lang w:eastAsia="en-IN"/>
         </w:rPr>
-        <w:t>connect(</w:t>
-      </w:r>
-      <w:proofErr w:type="gramEnd"/>
-      <w:r>
-        <w:rPr>
-          <w:rFonts w:ascii="Times New Roman" w:eastAsia="Times New Roman" w:hAnsi="Times New Roman" w:cs="Times New Roman"/>
-          <w:color w:val="C586C0"/>
-          <w:sz w:val="26"/>
-          <w:szCs w:val="26"/>
-          <w:lang w:eastAsia="en-IN"/>
-        </w:rPr>
-        <w:t>options);</w:t>
+        <w:t>connect(options);</w:t>
       </w:r>
     </w:p>
     <w:p>
@@ -5305,7 +5172,6 @@
           <w:lang w:eastAsia="en-IN"/>
         </w:rPr>
       </w:pPr>
-      <w:proofErr w:type="gramStart"/>
       <w:r>
         <w:rPr>
           <w:rFonts w:ascii="Times New Roman" w:eastAsia="Times New Roman" w:hAnsi="Times New Roman" w:cs="Times New Roman"/>
@@ -5314,18 +5180,7 @@
           <w:szCs w:val="26"/>
           <w:lang w:eastAsia="en-IN"/>
         </w:rPr>
-        <w:t>useEffect(</w:t>
-      </w:r>
-      <w:proofErr w:type="gramEnd"/>
-      <w:r>
-        <w:rPr>
-          <w:rFonts w:ascii="Times New Roman" w:eastAsia="Times New Roman" w:hAnsi="Times New Roman" w:cs="Times New Roman"/>
-          <w:color w:val="C586C0"/>
-          <w:sz w:val="26"/>
-          <w:szCs w:val="26"/>
-          <w:lang w:eastAsia="en-IN"/>
-        </w:rPr>
-        <w:t>()</w:t>
+        <w:t>useEffect(()</w:t>
       </w:r>
       <w:r>
         <w:rPr>
@@ -5390,7 +5245,6 @@
         </w:rPr>
         <w:t xml:space="preserve">  </w:t>
       </w:r>
-      <w:proofErr w:type="gramStart"/>
       <w:r>
         <w:rPr>
           <w:rFonts w:ascii="Times New Roman" w:eastAsia="Times New Roman" w:hAnsi="Times New Roman" w:cs="Times New Roman"/>
@@ -5401,7 +5255,6 @@
         </w:rPr>
         <w:t>const</w:t>
       </w:r>
-      <w:proofErr w:type="gramEnd"/>
       <w:r>
         <w:rPr>
           <w:rFonts w:ascii="Times New Roman" w:eastAsia="Times New Roman" w:hAnsi="Times New Roman" w:cs="Times New Roman"/>
@@ -5525,7 +5378,6 @@
         </w:rPr>
         <w:t xml:space="preserve">  </w:t>
       </w:r>
-      <w:proofErr w:type="gramStart"/>
       <w:r>
         <w:rPr>
           <w:rFonts w:ascii="Times New Roman" w:eastAsia="Times New Roman" w:hAnsi="Times New Roman" w:cs="Times New Roman"/>
@@ -5534,18 +5386,7 @@
           <w:szCs w:val="26"/>
           <w:lang w:eastAsia="en-IN"/>
         </w:rPr>
-        <w:t>window.addEventListener(</w:t>
-      </w:r>
-      <w:proofErr w:type="gramEnd"/>
-      <w:r>
-        <w:rPr>
-          <w:rFonts w:ascii="Times New Roman" w:eastAsia="Times New Roman" w:hAnsi="Times New Roman" w:cs="Times New Roman"/>
-          <w:color w:val="C586C0"/>
-          <w:sz w:val="26"/>
-          <w:szCs w:val="26"/>
-          <w:lang w:eastAsia="en-IN"/>
-        </w:rPr>
-        <w:t>'scroll',</w:t>
+        <w:t>window.addEventListener('scroll',</w:t>
       </w:r>
       <w:r>
         <w:rPr>
@@ -5776,7 +5617,6 @@
         </w:rPr>
         <w:t xml:space="preserve">  </w:t>
       </w:r>
-      <w:proofErr w:type="gramStart"/>
       <w:r>
         <w:rPr>
           <w:rFonts w:ascii="Times New Roman" w:eastAsia="Times New Roman" w:hAnsi="Times New Roman" w:cs="Times New Roman"/>
@@ -5787,7 +5627,6 @@
         </w:rPr>
         <w:t>return</w:t>
       </w:r>
-      <w:proofErr w:type="gramEnd"/>
       <w:r>
         <w:rPr>
           <w:rFonts w:ascii="Times New Roman" w:eastAsia="Times New Roman" w:hAnsi="Times New Roman" w:cs="Times New Roman"/>
@@ -6154,7 +5993,6 @@
           <w:lang w:eastAsia="en-IN"/>
         </w:rPr>
       </w:pPr>
-      <w:proofErr w:type="gramStart"/>
       <w:r>
         <w:rPr>
           <w:rFonts w:ascii="Times New Roman" w:eastAsia="Times New Roman" w:hAnsi="Times New Roman" w:cs="Times New Roman"/>
@@ -6163,18 +6001,7 @@
           <w:szCs w:val="26"/>
           <w:lang w:eastAsia="en-IN"/>
         </w:rPr>
-        <w:t>useEffect(</w:t>
-      </w:r>
-      <w:proofErr w:type="gramEnd"/>
-      <w:r>
-        <w:rPr>
-          <w:rFonts w:ascii="Times New Roman" w:eastAsia="Times New Roman" w:hAnsi="Times New Roman" w:cs="Times New Roman"/>
-          <w:color w:val="C586C0"/>
-          <w:sz w:val="26"/>
-          <w:szCs w:val="26"/>
-          <w:lang w:eastAsia="en-IN"/>
-        </w:rPr>
-        <w:t>()</w:t>
+        <w:t>useEffect(()</w:t>
       </w:r>
       <w:r>
         <w:rPr>
@@ -6239,7 +6066,6 @@
         </w:rPr>
         <w:t xml:space="preserve">  </w:t>
       </w:r>
-      <w:proofErr w:type="gramStart"/>
       <w:r>
         <w:rPr>
           <w:rFonts w:ascii="Times New Roman" w:eastAsia="Times New Roman" w:hAnsi="Times New Roman" w:cs="Times New Roman"/>
@@ -6248,18 +6074,7 @@
           <w:szCs w:val="26"/>
           <w:lang w:eastAsia="en-IN"/>
         </w:rPr>
-        <w:t>setCount(</w:t>
-      </w:r>
-      <w:proofErr w:type="gramEnd"/>
-      <w:r>
-        <w:rPr>
-          <w:rFonts w:ascii="Times New Roman" w:eastAsia="Times New Roman" w:hAnsi="Times New Roman" w:cs="Times New Roman"/>
-          <w:color w:val="C586C0"/>
-          <w:sz w:val="26"/>
-          <w:szCs w:val="26"/>
-          <w:lang w:eastAsia="en-IN"/>
-        </w:rPr>
-        <w:t>count</w:t>
+        <w:t>setCount(count</w:t>
       </w:r>
       <w:r>
         <w:rPr>
@@ -6742,7 +6557,6 @@
           <w:lang w:eastAsia="en-IN"/>
         </w:rPr>
       </w:pPr>
-      <w:proofErr w:type="gramStart"/>
       <w:r>
         <w:rPr>
           <w:rFonts w:ascii="Times New Roman" w:eastAsia="Times New Roman" w:hAnsi="Times New Roman" w:cs="Times New Roman"/>
@@ -6751,18 +6565,7 @@
           <w:szCs w:val="26"/>
           <w:lang w:eastAsia="en-IN"/>
         </w:rPr>
-        <w:t>useEffect(</w:t>
-      </w:r>
-      <w:proofErr w:type="gramEnd"/>
-      <w:r>
-        <w:rPr>
-          <w:rFonts w:ascii="Times New Roman" w:eastAsia="Times New Roman" w:hAnsi="Times New Roman" w:cs="Times New Roman"/>
-          <w:color w:val="C586C0"/>
-          <w:sz w:val="26"/>
-          <w:szCs w:val="26"/>
-          <w:lang w:eastAsia="en-IN"/>
-        </w:rPr>
-        <w:t>()</w:t>
+        <w:t>useEffect(()</w:t>
       </w:r>
       <w:r>
         <w:rPr>
@@ -6827,7 +6630,6 @@
         </w:rPr>
         <w:t xml:space="preserve">  </w:t>
       </w:r>
-      <w:proofErr w:type="gramStart"/>
       <w:r>
         <w:rPr>
           <w:rFonts w:ascii="Times New Roman" w:eastAsia="Times New Roman" w:hAnsi="Times New Roman" w:cs="Times New Roman"/>
@@ -6838,7 +6640,6 @@
         </w:rPr>
         <w:t>const</w:t>
       </w:r>
-      <w:proofErr w:type="gramEnd"/>
       <w:r>
         <w:rPr>
           <w:rFonts w:ascii="Times New Roman" w:eastAsia="Times New Roman" w:hAnsi="Times New Roman" w:cs="Times New Roman"/>
@@ -6962,7 +6763,6 @@
         </w:rPr>
         <w:t xml:space="preserve">    </w:t>
       </w:r>
-      <w:proofErr w:type="gramStart"/>
       <w:r>
         <w:rPr>
           <w:rFonts w:ascii="Times New Roman" w:eastAsia="Times New Roman" w:hAnsi="Times New Roman" w:cs="Times New Roman"/>
@@ -6971,18 +6771,7 @@
           <w:szCs w:val="26"/>
           <w:lang w:eastAsia="en-IN"/>
         </w:rPr>
-        <w:t>console.log(</w:t>
-      </w:r>
-      <w:proofErr w:type="gramEnd"/>
-      <w:r>
-        <w:rPr>
-          <w:rFonts w:ascii="Times New Roman" w:eastAsia="Times New Roman" w:hAnsi="Times New Roman" w:cs="Times New Roman"/>
-          <w:color w:val="C586C0"/>
-          <w:sz w:val="26"/>
-          <w:szCs w:val="26"/>
-          <w:lang w:eastAsia="en-IN"/>
-        </w:rPr>
-        <w:t>count);</w:t>
+        <w:t>console.log(count);</w:t>
       </w:r>
       <w:r>
         <w:rPr>
@@ -7280,7 +7069,6 @@
         </w:rPr>
         <w:t xml:space="preserve">  </w:t>
       </w:r>
-      <w:proofErr w:type="gramStart"/>
       <w:r>
         <w:rPr>
           <w:rFonts w:ascii="Times New Roman" w:eastAsia="Times New Roman" w:hAnsi="Times New Roman" w:cs="Times New Roman"/>
@@ -7291,7 +7079,6 @@
         </w:rPr>
         <w:t>return</w:t>
       </w:r>
-      <w:proofErr w:type="gramEnd"/>
       <w:r>
         <w:rPr>
           <w:rFonts w:ascii="Times New Roman" w:eastAsia="Times New Roman" w:hAnsi="Times New Roman" w:cs="Times New Roman"/>
@@ -7425,7 +7212,6 @@
         </w:rPr>
         <w:t xml:space="preserve"> </w:t>
       </w:r>
-      <w:proofErr w:type="gramStart"/>
       <w:r>
         <w:rPr>
           <w:rFonts w:ascii="Times New Roman" w:eastAsia="Times New Roman" w:hAnsi="Times New Roman" w:cs="Times New Roman"/>
@@ -7436,7 +7222,6 @@
         </w:rPr>
         <w:t>Missing</w:t>
       </w:r>
-      <w:proofErr w:type="gramEnd"/>
       <w:r>
         <w:rPr>
           <w:rFonts w:ascii="Times New Roman" w:eastAsia="Times New Roman" w:hAnsi="Times New Roman" w:cs="Times New Roman"/>
@@ -7814,25 +7599,7 @@
           <w:sz w:val="26"/>
           <w:szCs w:val="26"/>
         </w:rPr>
-        <w:t>[Parent Re-renders] │ ▼ [</w:t>
-      </w:r>
-      <w:proofErr w:type="gramStart"/>
-      <w:r>
-        <w:rPr>
-          <w:rFonts w:ascii="Times New Roman" w:hAnsi="Times New Roman" w:cs="Times New Roman"/>
-          <w:sz w:val="26"/>
-          <w:szCs w:val="26"/>
-        </w:rPr>
-        <w:t>React.memo(</w:t>
-      </w:r>
-      <w:proofErr w:type="gramEnd"/>
-      <w:r>
-        <w:rPr>
-          <w:rFonts w:ascii="Times New Roman" w:hAnsi="Times New Roman" w:cs="Times New Roman"/>
-          <w:sz w:val="26"/>
-          <w:szCs w:val="26"/>
-        </w:rPr>
-        <w:t>Component)] ──► Checks Props ──► Same? ──► YES ──► Reuse Last Render │ │ ▼ ▼ [Run Component Function] ◄──────────────────────────────┘ (Skip execution)</w:t>
+        <w:t>[Parent Re-renders] │ ▼ [React.memo(Component)] ──► Checks Props ──► Same? ──► YES ──► Reuse Last Render │ │ ▼ ▼ [Run Component Function] ◄──────────────────────────────┘ (Skip execution)</w:t>
       </w:r>
     </w:p>
     <w:p>
@@ -8843,18 +8610,8 @@
           <w:sz w:val="26"/>
           <w:szCs w:val="26"/>
         </w:rPr>
-        <w:t xml:space="preserve"> page in an e-commerce app</w:t>
-      </w:r>
-      <w:proofErr w:type="gramStart"/>
-      <w:r>
-        <w:rPr>
-          <w:rFonts w:ascii="Times New Roman" w:hAnsi="Times New Roman" w:cs="Times New Roman"/>
-          <w:sz w:val="26"/>
-          <w:szCs w:val="26"/>
-        </w:rPr>
-        <w:t>:</w:t>
-      </w:r>
-      <w:proofErr w:type="gramEnd"/>
+        <w:t xml:space="preserve"> page in an e-commerce app:</w:t>
+      </w:r>
       <w:r>
         <w:rPr>
           <w:rFonts w:ascii="Times New Roman" w:hAnsi="Times New Roman" w:cs="Times New Roman"/>
@@ -10344,27 +10101,7 @@
           <w:sz w:val="26"/>
           <w:szCs w:val="26"/>
         </w:rPr>
-        <w:t>&lt;li key</w:t>
-      </w:r>
-      <w:proofErr w:type="gramStart"/>
-      <w:r>
-        <w:rPr>
-          <w:rStyle w:val="HTMLCode"/>
-          <w:rFonts w:ascii="Times New Roman" w:eastAsiaTheme="minorHAnsi" w:hAnsi="Times New Roman" w:cs="Times New Roman"/>
-          <w:sz w:val="26"/>
-          <w:szCs w:val="26"/>
-        </w:rPr>
-        <w:t>={</w:t>
-      </w:r>
-      <w:proofErr w:type="gramEnd"/>
-      <w:r>
-        <w:rPr>
-          <w:rStyle w:val="HTMLCode"/>
-          <w:rFonts w:ascii="Times New Roman" w:eastAsiaTheme="minorHAnsi" w:hAnsi="Times New Roman" w:cs="Times New Roman"/>
-          <w:sz w:val="26"/>
-          <w:szCs w:val="26"/>
-        </w:rPr>
-        <w:t>item.id}&gt;{item.name}&lt;/li&gt;</w:t>
+        <w:t>&lt;li key={item.id}&gt;{item.name}&lt;/li&gt;</w:t>
       </w:r>
       <w:r>
         <w:rPr>
@@ -10456,25 +10193,7 @@
           <w:sz w:val="26"/>
           <w:szCs w:val="26"/>
         </w:rPr>
-        <w:t xml:space="preserve">. Instead of re-rendering the entire list, </w:t>
-      </w:r>
-      <w:proofErr w:type="gramStart"/>
-      <w:r>
-        <w:rPr>
-          <w:rFonts w:ascii="Times New Roman" w:hAnsi="Times New Roman" w:cs="Times New Roman"/>
-          <w:sz w:val="26"/>
-          <w:szCs w:val="26"/>
-        </w:rPr>
-        <w:t>React</w:t>
-      </w:r>
-      <w:proofErr w:type="gramEnd"/>
-      <w:r>
-        <w:rPr>
-          <w:rFonts w:ascii="Times New Roman" w:hAnsi="Times New Roman" w:cs="Times New Roman"/>
-          <w:sz w:val="26"/>
-          <w:szCs w:val="26"/>
-        </w:rPr>
-        <w:t xml:space="preserve"> looks at the keys to precisely add, update, or remove only the specific elements that have changed</w:t>
+        <w:t>. Instead of re-rendering the entire list, React looks at the keys to precisely add, update, or remove only the specific elements that have changed</w:t>
       </w:r>
     </w:p>
     <w:p>
@@ -11205,29 +10924,7 @@
           <w:szCs w:val="26"/>
           <w:lang w:eastAsia="en-IN"/>
         </w:rPr>
-        <w:t>key</w:t>
-      </w:r>
-      <w:proofErr w:type="gramStart"/>
-      <w:r>
-        <w:rPr>
-          <w:rFonts w:ascii="Times New Roman" w:eastAsia="Times New Roman" w:hAnsi="Times New Roman" w:cs="Times New Roman"/>
-          <w:color w:val="9CDCFE"/>
-          <w:sz w:val="26"/>
-          <w:szCs w:val="26"/>
-          <w:lang w:eastAsia="en-IN"/>
-        </w:rPr>
-        <w:t>={</w:t>
-      </w:r>
-      <w:proofErr w:type="gramEnd"/>
-      <w:r>
-        <w:rPr>
-          <w:rFonts w:ascii="Times New Roman" w:eastAsia="Times New Roman" w:hAnsi="Times New Roman" w:cs="Times New Roman"/>
-          <w:color w:val="9CDCFE"/>
-          <w:sz w:val="26"/>
-          <w:szCs w:val="26"/>
-          <w:lang w:eastAsia="en-IN"/>
-        </w:rPr>
-        <w:t>index}:</w:t>
+        <w:t>key={index}:</w:t>
       </w:r>
     </w:p>
     <w:p>
@@ -11251,31 +10948,7 @@
           <w:lang w:eastAsia="en-IN"/>
         </w:rPr>
         <w:lastRenderedPageBreak/>
-        <w:t>&lt;</w:t>
-      </w:r>
-      <w:proofErr w:type="spellStart"/>
-      <w:proofErr w:type="gramStart"/>
-      <w:r>
-        <w:rPr>
-          <w:rFonts w:ascii="Times New Roman" w:eastAsia="Times New Roman" w:hAnsi="Times New Roman" w:cs="Times New Roman"/>
-          <w:color w:val="C586C0"/>
-          <w:sz w:val="26"/>
-          <w:szCs w:val="26"/>
-          <w:lang w:eastAsia="en-IN"/>
-        </w:rPr>
-        <w:t>ul</w:t>
-      </w:r>
-      <w:proofErr w:type="spellEnd"/>
-      <w:proofErr w:type="gramEnd"/>
-      <w:r>
-        <w:rPr>
-          <w:rFonts w:ascii="Times New Roman" w:eastAsia="Times New Roman" w:hAnsi="Times New Roman" w:cs="Times New Roman"/>
-          <w:color w:val="C586C0"/>
-          <w:sz w:val="26"/>
-          <w:szCs w:val="26"/>
-          <w:lang w:eastAsia="en-IN"/>
-        </w:rPr>
-        <w:t>&gt;</w:t>
+        <w:t>&lt;ul&gt;</w:t>
       </w:r>
     </w:p>
     <w:p>
@@ -11328,29 +11001,7 @@
           <w:szCs w:val="26"/>
           <w:lang w:eastAsia="en-IN"/>
         </w:rPr>
-        <w:t>key</w:t>
-      </w:r>
-      <w:proofErr w:type="gramStart"/>
-      <w:r>
-        <w:rPr>
-          <w:rFonts w:ascii="Times New Roman" w:eastAsia="Times New Roman" w:hAnsi="Times New Roman" w:cs="Times New Roman"/>
-          <w:color w:val="9CDCFE"/>
-          <w:sz w:val="26"/>
-          <w:szCs w:val="26"/>
-          <w:lang w:eastAsia="en-IN"/>
-        </w:rPr>
-        <w:t>={</w:t>
-      </w:r>
-      <w:proofErr w:type="gramEnd"/>
-      <w:r>
-        <w:rPr>
-          <w:rFonts w:ascii="Times New Roman" w:eastAsia="Times New Roman" w:hAnsi="Times New Roman" w:cs="Times New Roman"/>
-          <w:color w:val="9CDCFE"/>
-          <w:sz w:val="26"/>
-          <w:szCs w:val="26"/>
-          <w:lang w:eastAsia="en-IN"/>
-        </w:rPr>
-        <w:t>0}&gt;&lt;input</w:t>
+        <w:t>key={0}&gt;&lt;input</w:t>
       </w:r>
       <w:r>
         <w:rPr>
@@ -11483,29 +11134,7 @@
           <w:szCs w:val="26"/>
           <w:lang w:eastAsia="en-IN"/>
         </w:rPr>
-        <w:t>key</w:t>
-      </w:r>
-      <w:proofErr w:type="gramStart"/>
-      <w:r>
-        <w:rPr>
-          <w:rFonts w:ascii="Times New Roman" w:eastAsia="Times New Roman" w:hAnsi="Times New Roman" w:cs="Times New Roman"/>
-          <w:color w:val="9CDCFE"/>
-          <w:sz w:val="26"/>
-          <w:szCs w:val="26"/>
-          <w:lang w:eastAsia="en-IN"/>
-        </w:rPr>
-        <w:t>={</w:t>
-      </w:r>
-      <w:proofErr w:type="gramEnd"/>
-      <w:r>
-        <w:rPr>
-          <w:rFonts w:ascii="Times New Roman" w:eastAsia="Times New Roman" w:hAnsi="Times New Roman" w:cs="Times New Roman"/>
-          <w:color w:val="9CDCFE"/>
-          <w:sz w:val="26"/>
-          <w:szCs w:val="26"/>
-          <w:lang w:eastAsia="en-IN"/>
-        </w:rPr>
-        <w:t>1}&gt;&lt;input</w:t>
+        <w:t>key={1}&gt;&lt;input</w:t>
       </w:r>
       <w:r>
         <w:rPr>
@@ -11608,29 +11237,7 @@
           <w:szCs w:val="26"/>
           <w:lang w:eastAsia="en-IN"/>
         </w:rPr>
-        <w:t>&lt;/</w:t>
-      </w:r>
-      <w:proofErr w:type="spellStart"/>
-      <w:r>
-        <w:rPr>
-          <w:rFonts w:ascii="Times New Roman" w:eastAsia="Times New Roman" w:hAnsi="Times New Roman" w:cs="Times New Roman"/>
-          <w:color w:val="C586C0"/>
-          <w:sz w:val="26"/>
-          <w:szCs w:val="26"/>
-          <w:lang w:eastAsia="en-IN"/>
-        </w:rPr>
-        <w:t>ul</w:t>
-      </w:r>
-      <w:proofErr w:type="spellEnd"/>
-      <w:r>
-        <w:rPr>
-          <w:rFonts w:ascii="Times New Roman" w:eastAsia="Times New Roman" w:hAnsi="Times New Roman" w:cs="Times New Roman"/>
-          <w:color w:val="C586C0"/>
-          <w:sz w:val="26"/>
-          <w:szCs w:val="26"/>
-          <w:lang w:eastAsia="en-IN"/>
-        </w:rPr>
-        <w:t>&gt;</w:t>
+        <w:t>&lt;/ul&gt;</w:t>
       </w:r>
     </w:p>
     <w:p>
@@ -11764,27 +11371,7 @@
           <w:szCs w:val="26"/>
           <w:lang w:eastAsia="en-IN"/>
         </w:rPr>
-        <w:t>Because the key is assigned to the index, "Do Laundry" now sits at key</w:t>
-      </w:r>
-      <w:proofErr w:type="gramStart"/>
-      <w:r>
-        <w:rPr>
-          <w:rFonts w:ascii="Times New Roman" w:eastAsia="Times New Roman" w:hAnsi="Times New Roman" w:cs="Times New Roman"/>
-          <w:sz w:val="26"/>
-          <w:szCs w:val="26"/>
-          <w:lang w:eastAsia="en-IN"/>
-        </w:rPr>
-        <w:t>={</w:t>
-      </w:r>
-      <w:proofErr w:type="gramEnd"/>
-      <w:r>
-        <w:rPr>
-          <w:rFonts w:ascii="Times New Roman" w:eastAsia="Times New Roman" w:hAnsi="Times New Roman" w:cs="Times New Roman"/>
-          <w:sz w:val="26"/>
-          <w:szCs w:val="26"/>
-          <w:lang w:eastAsia="en-IN"/>
-        </w:rPr>
-        <w:t>0} and "Buy Milk" is at key={1}.</w:t>
+        <w:t>Because the key is assigned to the index, "Do Laundry" now sits at key={0} and "Buy Milk" is at key={1}.</w:t>
       </w:r>
     </w:p>
     <w:p>
@@ -11845,27 +11432,7 @@
           <w:szCs w:val="26"/>
           <w:lang w:eastAsia="en-IN"/>
         </w:rPr>
-        <w:t xml:space="preserve"> The checkbox corresponding to the first position remains ticked. The user now sees "Do Laundry" incorrectly marked as completed because the checked state was stuck to the position (index), not the actual data (</w:t>
-      </w:r>
-      <w:proofErr w:type="spellStart"/>
-      <w:r>
-        <w:rPr>
-          <w:rFonts w:ascii="Times New Roman" w:eastAsia="Times New Roman" w:hAnsi="Times New Roman" w:cs="Times New Roman"/>
-          <w:sz w:val="26"/>
-          <w:szCs w:val="26"/>
-          <w:lang w:eastAsia="en-IN"/>
-        </w:rPr>
-        <w:t>todo</w:t>
-      </w:r>
-      <w:proofErr w:type="spellEnd"/>
-      <w:r>
-        <w:rPr>
-          <w:rFonts w:ascii="Times New Roman" w:eastAsia="Times New Roman" w:hAnsi="Times New Roman" w:cs="Times New Roman"/>
-          <w:sz w:val="26"/>
-          <w:szCs w:val="26"/>
-          <w:lang w:eastAsia="en-IN"/>
-        </w:rPr>
-        <w:t xml:space="preserve"> item).</w:t>
+        <w:t xml:space="preserve"> The checkbox corresponding to the first position remains ticked. The user now sees "Do Laundry" incorrectly marked as completed because the checked state was stuck to the position (index), not the actual data (todo item).</w:t>
       </w:r>
     </w:p>
     <w:p>
@@ -12252,29 +11819,7 @@
           <w:szCs w:val="26"/>
           <w:lang w:eastAsia="en-IN"/>
         </w:rPr>
-        <w:t>key</w:t>
-      </w:r>
-      <w:proofErr w:type="gramStart"/>
-      <w:r>
-        <w:rPr>
-          <w:rFonts w:ascii="Times New Roman" w:eastAsia="Times New Roman" w:hAnsi="Times New Roman" w:cs="Times New Roman"/>
-          <w:color w:val="9CDCFE"/>
-          <w:sz w:val="26"/>
-          <w:szCs w:val="26"/>
-          <w:lang w:eastAsia="en-IN"/>
-        </w:rPr>
-        <w:t>={</w:t>
-      </w:r>
-      <w:proofErr w:type="gramEnd"/>
-      <w:r>
-        <w:rPr>
-          <w:rFonts w:ascii="Times New Roman" w:eastAsia="Times New Roman" w:hAnsi="Times New Roman" w:cs="Times New Roman"/>
-          <w:color w:val="9CDCFE"/>
-          <w:sz w:val="26"/>
-          <w:szCs w:val="26"/>
-          <w:lang w:eastAsia="en-IN"/>
-        </w:rPr>
-        <w:t>todo.id}:</w:t>
+        <w:t>key={todo.id}:</w:t>
       </w:r>
     </w:p>
     <w:p>
@@ -12297,31 +11842,7 @@
           <w:szCs w:val="26"/>
           <w:lang w:eastAsia="en-IN"/>
         </w:rPr>
-        <w:t>&lt;</w:t>
-      </w:r>
-      <w:proofErr w:type="spellStart"/>
-      <w:proofErr w:type="gramStart"/>
-      <w:r>
-        <w:rPr>
-          <w:rFonts w:ascii="Times New Roman" w:eastAsia="Times New Roman" w:hAnsi="Times New Roman" w:cs="Times New Roman"/>
-          <w:color w:val="C586C0"/>
-          <w:sz w:val="26"/>
-          <w:szCs w:val="26"/>
-          <w:lang w:eastAsia="en-IN"/>
-        </w:rPr>
-        <w:t>ul</w:t>
-      </w:r>
-      <w:proofErr w:type="spellEnd"/>
-      <w:proofErr w:type="gramEnd"/>
-      <w:r>
-        <w:rPr>
-          <w:rFonts w:ascii="Times New Roman" w:eastAsia="Times New Roman" w:hAnsi="Times New Roman" w:cs="Times New Roman"/>
-          <w:color w:val="C586C0"/>
-          <w:sz w:val="26"/>
-          <w:szCs w:val="26"/>
-          <w:lang w:eastAsia="en-IN"/>
-        </w:rPr>
-        <w:t>&gt;</w:t>
+        <w:t>&lt;ul&gt;</w:t>
       </w:r>
     </w:p>
     <w:p>
@@ -12374,29 +11895,7 @@
           <w:szCs w:val="26"/>
           <w:lang w:eastAsia="en-IN"/>
         </w:rPr>
-        <w:t>key</w:t>
-      </w:r>
-      <w:proofErr w:type="gramStart"/>
-      <w:r>
-        <w:rPr>
-          <w:rFonts w:ascii="Times New Roman" w:eastAsia="Times New Roman" w:hAnsi="Times New Roman" w:cs="Times New Roman"/>
-          <w:color w:val="9CDCFE"/>
-          <w:sz w:val="26"/>
-          <w:szCs w:val="26"/>
-          <w:lang w:eastAsia="en-IN"/>
-        </w:rPr>
-        <w:t>={</w:t>
-      </w:r>
-      <w:proofErr w:type="gramEnd"/>
-      <w:r>
-        <w:rPr>
-          <w:rFonts w:ascii="Times New Roman" w:eastAsia="Times New Roman" w:hAnsi="Times New Roman" w:cs="Times New Roman"/>
-          <w:color w:val="9CDCFE"/>
-          <w:sz w:val="26"/>
-          <w:szCs w:val="26"/>
-          <w:lang w:eastAsia="en-IN"/>
-        </w:rPr>
-        <w:t>1}&gt;&lt;input</w:t>
+        <w:t>key={1}&gt;&lt;input</w:t>
       </w:r>
       <w:r>
         <w:rPr>
@@ -12529,29 +12028,7 @@
           <w:szCs w:val="26"/>
           <w:lang w:eastAsia="en-IN"/>
         </w:rPr>
-        <w:t>key</w:t>
-      </w:r>
-      <w:proofErr w:type="gramStart"/>
-      <w:r>
-        <w:rPr>
-          <w:rFonts w:ascii="Times New Roman" w:eastAsia="Times New Roman" w:hAnsi="Times New Roman" w:cs="Times New Roman"/>
-          <w:color w:val="9CDCFE"/>
-          <w:sz w:val="26"/>
-          <w:szCs w:val="26"/>
-          <w:lang w:eastAsia="en-IN"/>
-        </w:rPr>
-        <w:t>={</w:t>
-      </w:r>
-      <w:proofErr w:type="gramEnd"/>
-      <w:r>
-        <w:rPr>
-          <w:rFonts w:ascii="Times New Roman" w:eastAsia="Times New Roman" w:hAnsi="Times New Roman" w:cs="Times New Roman"/>
-          <w:color w:val="9CDCFE"/>
-          <w:sz w:val="26"/>
-          <w:szCs w:val="26"/>
-          <w:lang w:eastAsia="en-IN"/>
-        </w:rPr>
-        <w:t>2}&gt;&lt;input</w:t>
+        <w:t>key={2}&gt;&lt;input</w:t>
       </w:r>
       <w:r>
         <w:rPr>
@@ -12654,29 +12131,7 @@
           <w:szCs w:val="26"/>
           <w:lang w:eastAsia="en-IN"/>
         </w:rPr>
-        <w:t>&lt;/</w:t>
-      </w:r>
-      <w:proofErr w:type="spellStart"/>
-      <w:r>
-        <w:rPr>
-          <w:rFonts w:ascii="Times New Roman" w:eastAsia="Times New Roman" w:hAnsi="Times New Roman" w:cs="Times New Roman"/>
-          <w:color w:val="C586C0"/>
-          <w:sz w:val="26"/>
-          <w:szCs w:val="26"/>
-          <w:lang w:eastAsia="en-IN"/>
-        </w:rPr>
-        <w:t>ul</w:t>
-      </w:r>
-      <w:proofErr w:type="spellEnd"/>
-      <w:r>
-        <w:rPr>
-          <w:rFonts w:ascii="Times New Roman" w:eastAsia="Times New Roman" w:hAnsi="Times New Roman" w:cs="Times New Roman"/>
-          <w:color w:val="C586C0"/>
-          <w:sz w:val="26"/>
-          <w:szCs w:val="26"/>
-          <w:lang w:eastAsia="en-IN"/>
-        </w:rPr>
-        <w:t>&gt;</w:t>
+        <w:t>&lt;/ul&gt;</w:t>
       </w:r>
     </w:p>
     <w:p>
@@ -12945,17 +12400,7 @@
           <w:sz w:val="26"/>
           <w:szCs w:val="26"/>
         </w:rPr>
-        <w:t>. While a change in props also results in a re-render, this is actually a consequence of the pa</w:t>
-      </w:r>
-      <w:bookmarkStart w:id="0" w:name="_GoBack"/>
-      <w:bookmarkEnd w:id="0"/>
-      <w:r>
-        <w:rPr>
-          <w:rFonts w:ascii="Times New Roman" w:hAnsi="Times New Roman" w:cs="Times New Roman"/>
-          <w:sz w:val="26"/>
-          <w:szCs w:val="26"/>
-        </w:rPr>
-        <w:t>rent re-rendering rather than React monitoring the props independently</w:t>
+        <w:t>. While a change in props also results in a re-render, this is actually a consequence of the parent re-rendering rather than React monitoring the props independently</w:t>
       </w:r>
     </w:p>
     <w:p>
@@ -14188,7 +13633,6 @@
           <w:szCs w:val="26"/>
         </w:rPr>
       </w:pPr>
-      <w:proofErr w:type="gramStart"/>
       <w:r>
         <w:rPr>
           <w:rStyle w:val="HTMLCode"/>
@@ -14200,7 +13644,6 @@
         </w:rPr>
         <w:t>useMemo</w:t>
       </w:r>
-      <w:proofErr w:type="gramEnd"/>
       <w:r>
         <w:rPr>
           <w:rStyle w:val="t286pc"/>
@@ -14225,7 +13668,6 @@
           <w:szCs w:val="26"/>
         </w:rPr>
       </w:pPr>
-      <w:proofErr w:type="gramStart"/>
       <w:r>
         <w:rPr>
           <w:rStyle w:val="HTMLCode"/>
@@ -14237,7 +13679,6 @@
         </w:rPr>
         <w:t>useCallback</w:t>
       </w:r>
-      <w:proofErr w:type="gramEnd"/>
       <w:r>
         <w:rPr>
           <w:rStyle w:val="t286pc"/>
@@ -16640,27 +16081,7 @@
           <w:szCs w:val="26"/>
           <w:lang w:eastAsia="en-IN"/>
         </w:rPr>
-        <w:t xml:space="preserve"> Wrapping a state update in </w:t>
-      </w:r>
-      <w:proofErr w:type="gramStart"/>
-      <w:r>
-        <w:rPr>
-          <w:rFonts w:ascii="Times New Roman" w:eastAsia="Times New Roman" w:hAnsi="Times New Roman" w:cs="Times New Roman"/>
-          <w:sz w:val="26"/>
-          <w:szCs w:val="26"/>
-          <w:lang w:eastAsia="en-IN"/>
-        </w:rPr>
-        <w:t>startTransition(</w:t>
-      </w:r>
-      <w:proofErr w:type="gramEnd"/>
-      <w:r>
-        <w:rPr>
-          <w:rFonts w:ascii="Times New Roman" w:eastAsia="Times New Roman" w:hAnsi="Times New Roman" w:cs="Times New Roman"/>
-          <w:sz w:val="26"/>
-          <w:szCs w:val="26"/>
-          <w:lang w:eastAsia="en-IN"/>
-        </w:rPr>
-        <w:t xml:space="preserve">() =&gt; { ... }) tells </w:t>
+        <w:t xml:space="preserve"> Wrapping a state update in startTransition(() =&gt; { ... }) tells </w:t>
       </w:r>
       <w:r>
         <w:rPr>
@@ -16766,22 +16187,8 @@
           <w:szCs w:val="26"/>
           <w:lang w:eastAsia="en-IN"/>
         </w:rPr>
-        <w:t xml:space="preserve">Real-World </w:t>
-      </w:r>
-      <w:proofErr w:type="gramStart"/>
-      <w:r>
-        <w:rPr>
-          <w:rFonts w:ascii="Times New Roman" w:eastAsia="Times New Roman" w:hAnsi="Times New Roman" w:cs="Times New Roman"/>
-          <w:b/>
-          <w:bCs/>
-          <w:color w:val="00B050"/>
-          <w:sz w:val="26"/>
-          <w:szCs w:val="26"/>
-          <w:lang w:eastAsia="en-IN"/>
-        </w:rPr>
-        <w:t>Example(</w:t>
-      </w:r>
-      <w:proofErr w:type="gramEnd"/>
+        <w:t>Real-World Example(</w:t>
+      </w:r>
       <w:r>
         <w:rPr>
           <w:rFonts w:ascii="Times New Roman" w:eastAsia="Times New Roman" w:hAnsi="Times New Roman" w:cs="Times New Roman"/>
@@ -18840,7 +18247,6 @@
           <w:lang w:eastAsia="en-IN"/>
         </w:rPr>
       </w:pPr>
-      <w:proofErr w:type="gramStart"/>
       <w:r>
         <w:rPr>
           <w:rFonts w:ascii="Times New Roman" w:eastAsia="Times New Roman" w:hAnsi="Times New Roman" w:cs="Times New Roman"/>
@@ -18852,7 +18258,6 @@
         </w:rPr>
         <w:t>useWindowSize</w:t>
       </w:r>
-      <w:proofErr w:type="gramEnd"/>
     </w:p>
     <w:p>
       <w:pPr>
@@ -18907,25 +18312,14 @@
           <w:lang w:eastAsia="en-IN"/>
         </w:rPr>
       </w:pPr>
-      <w:proofErr w:type="gramStart"/>
-      <w:r>
-        <w:rPr>
-          <w:rFonts w:ascii="Times New Roman" w:eastAsia="Times New Roman" w:hAnsi="Times New Roman" w:cs="Times New Roman"/>
-          <w:sz w:val="26"/>
-          <w:szCs w:val="26"/>
-          <w:lang w:eastAsia="en-IN"/>
-        </w:rPr>
-        <w:t>import</w:t>
-      </w:r>
-      <w:proofErr w:type="gramEnd"/>
-      <w:r>
-        <w:rPr>
-          <w:rFonts w:ascii="Times New Roman" w:eastAsia="Times New Roman" w:hAnsi="Times New Roman" w:cs="Times New Roman"/>
-          <w:sz w:val="26"/>
-          <w:szCs w:val="26"/>
-          <w:lang w:eastAsia="en-IN"/>
-        </w:rPr>
-        <w:t xml:space="preserve"> { useState, useEffect } from 'react';</w:t>
+      <w:r>
+        <w:rPr>
+          <w:rFonts w:ascii="Times New Roman" w:eastAsia="Times New Roman" w:hAnsi="Times New Roman" w:cs="Times New Roman"/>
+          <w:sz w:val="26"/>
+          <w:szCs w:val="26"/>
+          <w:lang w:eastAsia="en-IN"/>
+        </w:rPr>
+        <w:t>import { useState, useEffect } from 'react';</w:t>
       </w:r>
     </w:p>
     <w:p>
@@ -18939,25 +18333,14 @@
           <w:lang w:eastAsia="en-IN"/>
         </w:rPr>
       </w:pPr>
-      <w:proofErr w:type="gramStart"/>
-      <w:r>
-        <w:rPr>
-          <w:rFonts w:ascii="Times New Roman" w:eastAsia="Times New Roman" w:hAnsi="Times New Roman" w:cs="Times New Roman"/>
-          <w:sz w:val="26"/>
-          <w:szCs w:val="26"/>
-          <w:lang w:eastAsia="en-IN"/>
-        </w:rPr>
-        <w:t>function</w:t>
-      </w:r>
-      <w:proofErr w:type="gramEnd"/>
-      <w:r>
-        <w:rPr>
-          <w:rFonts w:ascii="Times New Roman" w:eastAsia="Times New Roman" w:hAnsi="Times New Roman" w:cs="Times New Roman"/>
-          <w:sz w:val="26"/>
-          <w:szCs w:val="26"/>
-          <w:lang w:eastAsia="en-IN"/>
-        </w:rPr>
-        <w:t xml:space="preserve"> useWindowSize() {</w:t>
+      <w:r>
+        <w:rPr>
+          <w:rFonts w:ascii="Times New Roman" w:eastAsia="Times New Roman" w:hAnsi="Times New Roman" w:cs="Times New Roman"/>
+          <w:sz w:val="26"/>
+          <w:szCs w:val="26"/>
+          <w:lang w:eastAsia="en-IN"/>
+        </w:rPr>
+        <w:t>function useWindowSize() {</w:t>
       </w:r>
     </w:p>
     <w:p>
@@ -18996,27 +18379,7 @@
           <w:szCs w:val="26"/>
           <w:lang w:eastAsia="en-IN"/>
         </w:rPr>
-        <w:t xml:space="preserve">  </w:t>
-      </w:r>
-      <w:proofErr w:type="gramStart"/>
-      <w:r>
-        <w:rPr>
-          <w:rFonts w:ascii="Times New Roman" w:eastAsia="Times New Roman" w:hAnsi="Times New Roman" w:cs="Times New Roman"/>
-          <w:sz w:val="26"/>
-          <w:szCs w:val="26"/>
-          <w:lang w:eastAsia="en-IN"/>
-        </w:rPr>
-        <w:t>const</w:t>
-      </w:r>
-      <w:proofErr w:type="gramEnd"/>
-      <w:r>
-        <w:rPr>
-          <w:rFonts w:ascii="Times New Roman" w:eastAsia="Times New Roman" w:hAnsi="Times New Roman" w:cs="Times New Roman"/>
-          <w:sz w:val="26"/>
-          <w:szCs w:val="26"/>
-          <w:lang w:eastAsia="en-IN"/>
-        </w:rPr>
-        <w:t xml:space="preserve"> [size, setSize] = useState(window.innerWidth);</w:t>
+        <w:t xml:space="preserve">  const [size, setSize] = useState(window.innerWidth);</w:t>
       </w:r>
     </w:p>
     <w:p>
@@ -19085,27 +18448,7 @@
           <w:szCs w:val="26"/>
           <w:lang w:eastAsia="en-IN"/>
         </w:rPr>
-        <w:t xml:space="preserve">  </w:t>
-      </w:r>
-      <w:proofErr w:type="gramStart"/>
-      <w:r>
-        <w:rPr>
-          <w:rFonts w:ascii="Times New Roman" w:eastAsia="Times New Roman" w:hAnsi="Times New Roman" w:cs="Times New Roman"/>
-          <w:sz w:val="26"/>
-          <w:szCs w:val="26"/>
-          <w:lang w:eastAsia="en-IN"/>
-        </w:rPr>
-        <w:t>useEffect(</w:t>
-      </w:r>
-      <w:proofErr w:type="gramEnd"/>
-      <w:r>
-        <w:rPr>
-          <w:rFonts w:ascii="Times New Roman" w:eastAsia="Times New Roman" w:hAnsi="Times New Roman" w:cs="Times New Roman"/>
-          <w:sz w:val="26"/>
-          <w:szCs w:val="26"/>
-          <w:lang w:eastAsia="en-IN"/>
-        </w:rPr>
-        <w:t>() =&gt; {</w:t>
+        <w:t xml:space="preserve">  useEffect(() =&gt; {</w:t>
       </w:r>
     </w:p>
     <w:p>
@@ -19144,27 +18487,7 @@
           <w:szCs w:val="26"/>
           <w:lang w:eastAsia="en-IN"/>
         </w:rPr>
-        <w:t xml:space="preserve">    </w:t>
-      </w:r>
-      <w:proofErr w:type="gramStart"/>
-      <w:r>
-        <w:rPr>
-          <w:rFonts w:ascii="Times New Roman" w:eastAsia="Times New Roman" w:hAnsi="Times New Roman" w:cs="Times New Roman"/>
-          <w:sz w:val="26"/>
-          <w:szCs w:val="26"/>
-          <w:lang w:eastAsia="en-IN"/>
-        </w:rPr>
-        <w:t>const</w:t>
-      </w:r>
-      <w:proofErr w:type="gramEnd"/>
-      <w:r>
-        <w:rPr>
-          <w:rFonts w:ascii="Times New Roman" w:eastAsia="Times New Roman" w:hAnsi="Times New Roman" w:cs="Times New Roman"/>
-          <w:sz w:val="26"/>
-          <w:szCs w:val="26"/>
-          <w:lang w:eastAsia="en-IN"/>
-        </w:rPr>
-        <w:t xml:space="preserve"> handleResize = () =&gt; setSize(window.innerWidth);</w:t>
+        <w:t xml:space="preserve">    const handleResize = () =&gt; setSize(window.innerWidth);</w:t>
       </w:r>
     </w:p>
     <w:p>
@@ -19203,27 +18526,7 @@
           <w:szCs w:val="26"/>
           <w:lang w:eastAsia="en-IN"/>
         </w:rPr>
-        <w:t xml:space="preserve">    </w:t>
-      </w:r>
-      <w:proofErr w:type="gramStart"/>
-      <w:r>
-        <w:rPr>
-          <w:rFonts w:ascii="Times New Roman" w:eastAsia="Times New Roman" w:hAnsi="Times New Roman" w:cs="Times New Roman"/>
-          <w:sz w:val="26"/>
-          <w:szCs w:val="26"/>
-          <w:lang w:eastAsia="en-IN"/>
-        </w:rPr>
-        <w:t>window.addEventListener(</w:t>
-      </w:r>
-      <w:proofErr w:type="gramEnd"/>
-      <w:r>
-        <w:rPr>
-          <w:rFonts w:ascii="Times New Roman" w:eastAsia="Times New Roman" w:hAnsi="Times New Roman" w:cs="Times New Roman"/>
-          <w:sz w:val="26"/>
-          <w:szCs w:val="26"/>
-          <w:lang w:eastAsia="en-IN"/>
-        </w:rPr>
-        <w:t>'resize', handleResize);</w:t>
+        <w:t xml:space="preserve">    window.addEventListener('resize', handleResize);</w:t>
       </w:r>
     </w:p>
     <w:p>
@@ -19262,27 +18565,7 @@
           <w:szCs w:val="26"/>
           <w:lang w:eastAsia="en-IN"/>
         </w:rPr>
-        <w:t xml:space="preserve">    </w:t>
-      </w:r>
-      <w:proofErr w:type="gramStart"/>
-      <w:r>
-        <w:rPr>
-          <w:rFonts w:ascii="Times New Roman" w:eastAsia="Times New Roman" w:hAnsi="Times New Roman" w:cs="Times New Roman"/>
-          <w:sz w:val="26"/>
-          <w:szCs w:val="26"/>
-          <w:lang w:eastAsia="en-IN"/>
-        </w:rPr>
-        <w:t>return</w:t>
-      </w:r>
-      <w:proofErr w:type="gramEnd"/>
-      <w:r>
-        <w:rPr>
-          <w:rFonts w:ascii="Times New Roman" w:eastAsia="Times New Roman" w:hAnsi="Times New Roman" w:cs="Times New Roman"/>
-          <w:sz w:val="26"/>
-          <w:szCs w:val="26"/>
-          <w:lang w:eastAsia="en-IN"/>
-        </w:rPr>
-        <w:t xml:space="preserve"> () =&gt; window.removeEventListener('resize', handleResize);</w:t>
+        <w:t xml:space="preserve">    return () =&gt; window.removeEventListener('resize', handleResize);</w:t>
       </w:r>
     </w:p>
     <w:p>
@@ -19390,27 +18673,7 @@
           <w:szCs w:val="26"/>
           <w:lang w:eastAsia="en-IN"/>
         </w:rPr>
-        <w:t xml:space="preserve">  </w:t>
-      </w:r>
-      <w:proofErr w:type="gramStart"/>
-      <w:r>
-        <w:rPr>
-          <w:rFonts w:ascii="Times New Roman" w:eastAsia="Times New Roman" w:hAnsi="Times New Roman" w:cs="Times New Roman"/>
-          <w:sz w:val="26"/>
-          <w:szCs w:val="26"/>
-          <w:lang w:eastAsia="en-IN"/>
-        </w:rPr>
-        <w:t>return</w:t>
-      </w:r>
-      <w:proofErr w:type="gramEnd"/>
-      <w:r>
-        <w:rPr>
-          <w:rFonts w:ascii="Times New Roman" w:eastAsia="Times New Roman" w:hAnsi="Times New Roman" w:cs="Times New Roman"/>
-          <w:sz w:val="26"/>
-          <w:szCs w:val="26"/>
-          <w:lang w:eastAsia="en-IN"/>
-        </w:rPr>
-        <w:t xml:space="preserve"> size;</w:t>
+        <w:t xml:space="preserve">  return size;</w:t>
       </w:r>
     </w:p>
     <w:p>
@@ -20819,7 +20082,6 @@
           <w:lang w:eastAsia="en-IN"/>
         </w:rPr>
       </w:pPr>
-      <w:proofErr w:type="gramStart"/>
       <w:r>
         <w:rPr>
           <w:rFonts w:ascii="Times New Roman" w:eastAsia="Times New Roman" w:hAnsi="Times New Roman" w:cs="Times New Roman"/>
@@ -20829,19 +20091,7 @@
           <w:szCs w:val="26"/>
           <w:lang w:eastAsia="en-IN"/>
         </w:rPr>
-        <w:t>createContext(</w:t>
-      </w:r>
-      <w:proofErr w:type="gramEnd"/>
-      <w:r>
-        <w:rPr>
-          <w:rFonts w:ascii="Times New Roman" w:eastAsia="Times New Roman" w:hAnsi="Times New Roman" w:cs="Times New Roman"/>
-          <w:b/>
-          <w:bCs/>
-          <w:sz w:val="26"/>
-          <w:szCs w:val="26"/>
-          <w:lang w:eastAsia="en-IN"/>
-        </w:rPr>
-        <w:t>)</w:t>
+        <w:t>createContext()</w:t>
       </w:r>
       <w:r>
         <w:rPr>
@@ -21766,12 +21016,5123 @@
     <w:p>
       <w:pPr>
         <w:pStyle w:val="ListParagraph"/>
-        <w:rPr>
-          <w:rFonts w:ascii="Times New Roman" w:hAnsi="Times New Roman" w:cs="Times New Roman"/>
-          <w:sz w:val="26"/>
-          <w:szCs w:val="26"/>
-        </w:rPr>
-      </w:pPr>
+        <w:numPr>
+          <w:ilvl w:val="0"/>
+          <w:numId w:val="53"/>
+        </w:numPr>
+        <w:rPr>
+          <w:sz w:val="24"/>
+          <w:szCs w:val="24"/>
+          <w:lang w:val="en-US"/>
+        </w:rPr>
+      </w:pPr>
+      <w:r>
+        <w:rPr>
+          <w:sz w:val="24"/>
+          <w:szCs w:val="24"/>
+          <w:lang w:val="en-US"/>
+        </w:rPr>
+        <w:t>Dom</w:t>
+      </w:r>
+    </w:p>
+    <w:p>
+      <w:pPr>
+        <w:pStyle w:val="ListParagraph"/>
+        <w:rPr>
+          <w:sz w:val="24"/>
+          <w:szCs w:val="24"/>
+          <w:lang w:val="en-US"/>
+        </w:rPr>
+      </w:pPr>
+      <w:r>
+        <w:rPr>
+          <w:sz w:val="24"/>
+          <w:szCs w:val="24"/>
+          <w:lang w:val="en-US"/>
+        </w:rPr>
+        <w:t>Real or browser dom</w:t>
+      </w:r>
+    </w:p>
+    <w:p>
+      <w:pPr>
+        <w:pStyle w:val="ListParagraph"/>
+        <w:rPr>
+          <w:sz w:val="24"/>
+          <w:szCs w:val="24"/>
+          <w:lang w:val="en-US"/>
+        </w:rPr>
+      </w:pPr>
+      <w:r>
+        <w:rPr>
+          <w:sz w:val="24"/>
+          <w:szCs w:val="24"/>
+          <w:lang w:val="en-US"/>
+        </w:rPr>
+        <w:t>“dom” stands for document object model. It represent the entire UI of the web application as a tree data structure. It is a structural representation of the HTML elements of the web application.</w:t>
+      </w:r>
+    </w:p>
+    <w:p>
+      <w:pPr>
+        <w:pStyle w:val="ListParagraph"/>
+        <w:rPr>
+          <w:sz w:val="24"/>
+          <w:szCs w:val="24"/>
+          <w:lang w:val="en-US"/>
+        </w:rPr>
+      </w:pPr>
+    </w:p>
+    <w:p>
+      <w:pPr>
+        <w:pStyle w:val="ListParagraph"/>
+        <w:rPr>
+          <w:sz w:val="24"/>
+          <w:szCs w:val="24"/>
+          <w:lang w:val="en-US"/>
+        </w:rPr>
+      </w:pPr>
+    </w:p>
+    <w:p>
+      <w:pPr>
+        <w:pStyle w:val="ListParagraph"/>
+        <w:rPr>
+          <w:sz w:val="24"/>
+          <w:szCs w:val="24"/>
+          <w:lang w:val="en-US"/>
+        </w:rPr>
+      </w:pPr>
+      <w:r>
+        <w:rPr>
+          <w:noProof/>
+          <w:sz w:val="24"/>
+          <w:szCs w:val="24"/>
+          <w:lang w:eastAsia="en-IN"/>
+        </w:rPr>
+        <mc:AlternateContent>
+          <mc:Choice Requires="wps">
+            <w:drawing>
+              <wp:anchor distT="0" distB="0" distL="114300" distR="114300" simplePos="0" relativeHeight="251675648" behindDoc="0" locked="0" layoutInCell="1" allowOverlap="1" wp14:anchorId="2BA3D995" wp14:editId="47DF0597">
+                <wp:simplePos x="0" y="0"/>
+                <wp:positionH relativeFrom="column">
+                  <wp:posOffset>2766060</wp:posOffset>
+                </wp:positionH>
+                <wp:positionV relativeFrom="paragraph">
+                  <wp:posOffset>-38100</wp:posOffset>
+                </wp:positionV>
+                <wp:extent cx="0" cy="251460"/>
+                <wp:effectExtent l="76200" t="0" r="57150" b="53340"/>
+                <wp:wrapNone/>
+                <wp:docPr id="17" name="Straight Arrow Connector 17"/>
+                <wp:cNvGraphicFramePr/>
+                <a:graphic xmlns:a="http://schemas.openxmlformats.org/drawingml/2006/main">
+                  <a:graphicData uri="http://schemas.microsoft.com/office/word/2010/wordprocessingShape">
+                    <wps:wsp>
+                      <wps:cNvCnPr/>
+                      <wps:spPr>
+                        <a:xfrm>
+                          <a:off x="0" y="0"/>
+                          <a:ext cx="0" cy="251460"/>
+                        </a:xfrm>
+                        <a:prstGeom prst="straightConnector1">
+                          <a:avLst/>
+                        </a:prstGeom>
+                        <a:ln>
+                          <a:tailEnd type="triangle"/>
+                        </a:ln>
+                      </wps:spPr>
+                      <wps:style>
+                        <a:lnRef idx="1">
+                          <a:schemeClr val="dk1"/>
+                        </a:lnRef>
+                        <a:fillRef idx="0">
+                          <a:schemeClr val="dk1"/>
+                        </a:fillRef>
+                        <a:effectRef idx="0">
+                          <a:schemeClr val="dk1"/>
+                        </a:effectRef>
+                        <a:fontRef idx="minor">
+                          <a:schemeClr val="tx1"/>
+                        </a:fontRef>
+                      </wps:style>
+                      <wps:bodyPr/>
+                    </wps:wsp>
+                  </a:graphicData>
+                </a:graphic>
+              </wp:anchor>
+            </w:drawing>
+          </mc:Choice>
+          <mc:Fallback>
+            <w:pict>
+              <v:shapetype w14:anchorId="03EC2918" id="_x0000_t32" coordsize="21600,21600" o:spt="32" o:oned="t" path="m,l21600,21600e" filled="f">
+                <v:path arrowok="t" fillok="f" o:connecttype="none"/>
+                <o:lock v:ext="edit" shapetype="t"/>
+              </v:shapetype>
+              <v:shape id="Straight Arrow Connector 17" o:spid="_x0000_s1026" type="#_x0000_t32" style="position:absolute;margin-left:217.8pt;margin-top:-3pt;width:0;height:19.8pt;z-index:251675648;visibility:visible;mso-wrap-style:square;mso-wrap-distance-left:9pt;mso-wrap-distance-top:0;mso-wrap-distance-right:9pt;mso-wrap-distance-bottom:0;mso-position-horizontal:absolute;mso-position-horizontal-relative:text;mso-position-vertical:absolute;mso-position-vertical-relative:text" o:gfxdata="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" strokecolor="black [3200]" strokeweight=".5pt">
+                <v:stroke endarrow="block" joinstyle="miter"/>
+              </v:shape>
+            </w:pict>
+          </mc:Fallback>
+        </mc:AlternateContent>
+      </w:r>
+      <w:r>
+        <w:rPr>
+          <w:noProof/>
+          <w:sz w:val="24"/>
+          <w:szCs w:val="24"/>
+          <w:lang w:eastAsia="en-IN"/>
+        </w:rPr>
+        <mc:AlternateContent>
+          <mc:Choice Requires="wps">
+            <w:drawing>
+              <wp:anchor distT="0" distB="0" distL="114300" distR="114300" simplePos="0" relativeHeight="251660288" behindDoc="0" locked="0" layoutInCell="1" allowOverlap="1" wp14:anchorId="51E6513D" wp14:editId="0BC773C5">
+                <wp:simplePos x="0" y="0"/>
+                <wp:positionH relativeFrom="column">
+                  <wp:posOffset>2011680</wp:posOffset>
+                </wp:positionH>
+                <wp:positionV relativeFrom="paragraph">
+                  <wp:posOffset>-320040</wp:posOffset>
+                </wp:positionV>
+                <wp:extent cx="1562100" cy="274320"/>
+                <wp:effectExtent l="0" t="0" r="19050" b="11430"/>
+                <wp:wrapNone/>
+                <wp:docPr id="2" name="Text Box 2"/>
+                <wp:cNvGraphicFramePr/>
+                <a:graphic xmlns:a="http://schemas.openxmlformats.org/drawingml/2006/main">
+                  <a:graphicData uri="http://schemas.microsoft.com/office/word/2010/wordprocessingShape">
+                    <wps:wsp>
+                      <wps:cNvSpPr txBox="1"/>
+                      <wps:spPr>
+                        <a:xfrm>
+                          <a:off x="0" y="0"/>
+                          <a:ext cx="1562100" cy="274320"/>
+                        </a:xfrm>
+                        <a:prstGeom prst="rect">
+                          <a:avLst/>
+                        </a:prstGeom>
+                        <a:solidFill>
+                          <a:schemeClr val="lt1"/>
+                        </a:solidFill>
+                        <a:ln w="6350">
+                          <a:solidFill>
+                            <a:prstClr val="black"/>
+                          </a:solidFill>
+                        </a:ln>
+                      </wps:spPr>
+                      <wps:txbx>
+                        <w:txbxContent>
+                          <w:p>
+                            <w:pPr>
+                              <w:jc w:val="center"/>
+                              <w:rPr>
+                                <w:lang w:val="en-US"/>
+                              </w:rPr>
+                            </w:pPr>
+                            <w:r>
+                              <w:rPr>
+                                <w:lang w:val="en-US"/>
+                              </w:rPr>
+                              <w:t>document</w:t>
+                            </w:r>
+                          </w:p>
+                        </w:txbxContent>
+                      </wps:txbx>
+                      <wps:bodyPr rot="0" spcFirstLastPara="0" vertOverflow="overflow" horzOverflow="overflow" vert="horz" wrap="square" lIns="91440" tIns="45720" rIns="91440" bIns="45720" numCol="1" spcCol="0" rtlCol="0" fromWordArt="0" anchor="t" anchorCtr="0" forceAA="0" compatLnSpc="1">
+                        <a:prstTxWarp prst="textNoShape">
+                          <a:avLst/>
+                        </a:prstTxWarp>
+                        <a:noAutofit/>
+                      </wps:bodyPr>
+                    </wps:wsp>
+                  </a:graphicData>
+                </a:graphic>
+                <wp14:sizeRelH relativeFrom="margin">
+                  <wp14:pctWidth>0</wp14:pctWidth>
+                </wp14:sizeRelH>
+              </wp:anchor>
+            </w:drawing>
+          </mc:Choice>
+          <mc:Fallback>
+            <w:pict>
+              <v:shapetype w14:anchorId="51E6513D" id="_x0000_t202" coordsize="21600,21600" o:spt="202" path="m,l,21600r21600,l21600,xe">
+                <v:stroke joinstyle="miter"/>
+                <v:path gradientshapeok="t" o:connecttype="rect"/>
+              </v:shapetype>
+              <v:shape id="Text Box 2" o:spid="_x0000_s1026" type="#_x0000_t202" style="position:absolute;left:0;text-align:left;margin-left:158.4pt;margin-top:-25.2pt;width:123pt;height:21.6pt;z-index:251660288;visibility:visible;mso-wrap-style:square;mso-width-percent:0;mso-wrap-distance-left:9pt;mso-wrap-distance-top:0;mso-wrap-distance-right:9pt;mso-wrap-distance-bottom:0;mso-position-horizontal:absolute;mso-position-horizontal-relative:text;mso-position-vertical:absolute;mso-position-vertical-relative:text;mso-width-percent:0;mso-width-relative:margin;v-text-anchor:top" o:gfxdata="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" fillcolor="white [3201]" strokeweight=".5pt">
+                <v:textbox>
+                  <w:txbxContent>
+                    <w:p>
+                      <w:pPr>
+                        <w:jc w:val="center"/>
+                        <w:rPr>
+                          <w:lang w:val="en-US"/>
+                        </w:rPr>
+                      </w:pPr>
+                      <w:r>
+                        <w:rPr>
+                          <w:lang w:val="en-US"/>
+                        </w:rPr>
+                        <w:t>document</w:t>
+                      </w:r>
+                    </w:p>
+                  </w:txbxContent>
+                </v:textbox>
+              </v:shape>
+            </w:pict>
+          </mc:Fallback>
+        </mc:AlternateContent>
+      </w:r>
+      <w:r>
+        <w:rPr>
+          <w:noProof/>
+          <w:sz w:val="24"/>
+          <w:szCs w:val="24"/>
+          <w:lang w:eastAsia="en-IN"/>
+        </w:rPr>
+        <mc:AlternateContent>
+          <mc:Choice Requires="wps">
+            <w:drawing>
+              <wp:anchor distT="0" distB="0" distL="114300" distR="114300" simplePos="0" relativeHeight="251659264" behindDoc="0" locked="0" layoutInCell="1" allowOverlap="1" wp14:anchorId="7DB1018A" wp14:editId="0A94F516">
+                <wp:simplePos x="0" y="0"/>
+                <wp:positionH relativeFrom="column">
+                  <wp:posOffset>2004060</wp:posOffset>
+                </wp:positionH>
+                <wp:positionV relativeFrom="paragraph">
+                  <wp:posOffset>180340</wp:posOffset>
+                </wp:positionV>
+                <wp:extent cx="1584960" cy="266700"/>
+                <wp:effectExtent l="0" t="0" r="15240" b="19050"/>
+                <wp:wrapNone/>
+                <wp:docPr id="1" name="Text Box 1"/>
+                <wp:cNvGraphicFramePr/>
+                <a:graphic xmlns:a="http://schemas.openxmlformats.org/drawingml/2006/main">
+                  <a:graphicData uri="http://schemas.microsoft.com/office/word/2010/wordprocessingShape">
+                    <wps:wsp>
+                      <wps:cNvSpPr txBox="1"/>
+                      <wps:spPr>
+                        <a:xfrm>
+                          <a:off x="0" y="0"/>
+                          <a:ext cx="1584960" cy="266700"/>
+                        </a:xfrm>
+                        <a:prstGeom prst="rect">
+                          <a:avLst/>
+                        </a:prstGeom>
+                        <a:ln/>
+                      </wps:spPr>
+                      <wps:style>
+                        <a:lnRef idx="2">
+                          <a:schemeClr val="dk1"/>
+                        </a:lnRef>
+                        <a:fillRef idx="1">
+                          <a:schemeClr val="lt1"/>
+                        </a:fillRef>
+                        <a:effectRef idx="0">
+                          <a:schemeClr val="dk1"/>
+                        </a:effectRef>
+                        <a:fontRef idx="minor">
+                          <a:schemeClr val="dk1"/>
+                        </a:fontRef>
+                      </wps:style>
+                      <wps:txbx>
+                        <w:txbxContent>
+                          <w:p>
+                            <w:pPr>
+                              <w:jc w:val="center"/>
+                              <w:rPr>
+                                <w:lang w:val="en-US"/>
+                              </w:rPr>
+                            </w:pPr>
+                            <w:r>
+                              <w:rPr>
+                                <w:lang w:val="en-US"/>
+                              </w:rPr>
+                              <w:t>&lt;html&gt;</w:t>
+                            </w:r>
+                          </w:p>
+                        </w:txbxContent>
+                      </wps:txbx>
+                      <wps:bodyPr rot="0" spcFirstLastPara="0" vertOverflow="overflow" horzOverflow="overflow" vert="horz" wrap="square" lIns="91440" tIns="45720" rIns="91440" bIns="45720" numCol="1" spcCol="0" rtlCol="0" fromWordArt="0" anchor="t" anchorCtr="0" forceAA="0" compatLnSpc="1">
+                        <a:prstTxWarp prst="textNoShape">
+                          <a:avLst/>
+                        </a:prstTxWarp>
+                        <a:noAutofit/>
+                      </wps:bodyPr>
+                    </wps:wsp>
+                  </a:graphicData>
+                </a:graphic>
+              </wp:anchor>
+            </w:drawing>
+          </mc:Choice>
+          <mc:Fallback>
+            <w:pict>
+              <v:shape w14:anchorId="7DB1018A" id="Text Box 1" o:spid="_x0000_s1027" type="#_x0000_t202" style="position:absolute;left:0;text-align:left;margin-left:157.8pt;margin-top:14.2pt;width:124.8pt;height:21pt;z-index:251659264;visibility:visible;mso-wrap-style:square;mso-wrap-distance-left:9pt;mso-wrap-distance-top:0;mso-wrap-distance-right:9pt;mso-wrap-distance-bottom:0;mso-position-horizontal:absolute;mso-position-horizontal-relative:text;mso-position-vertical:absolute;mso-position-vertical-relative:text;v-text-anchor:top" o:gfxdata="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" fillcolor="white [3201]" strokecolor="black [3200]" strokeweight="1pt">
+                <v:textbox>
+                  <w:txbxContent>
+                    <w:p>
+                      <w:pPr>
+                        <w:jc w:val="center"/>
+                        <w:rPr>
+                          <w:lang w:val="en-US"/>
+                        </w:rPr>
+                      </w:pPr>
+                      <w:r>
+                        <w:rPr>
+                          <w:lang w:val="en-US"/>
+                        </w:rPr>
+                        <w:t>&lt;html&gt;</w:t>
+                      </w:r>
+                    </w:p>
+                  </w:txbxContent>
+                </v:textbox>
+              </v:shape>
+            </w:pict>
+          </mc:Fallback>
+        </mc:AlternateContent>
+      </w:r>
+    </w:p>
+    <w:p>
+      <w:pPr>
+        <w:pStyle w:val="ListParagraph"/>
+        <w:rPr>
+          <w:sz w:val="24"/>
+          <w:szCs w:val="24"/>
+          <w:lang w:val="en-US"/>
+        </w:rPr>
+      </w:pPr>
+    </w:p>
+    <w:p>
+      <w:pPr>
+        <w:pStyle w:val="ListParagraph"/>
+        <w:rPr>
+          <w:sz w:val="24"/>
+          <w:szCs w:val="24"/>
+          <w:lang w:val="en-US"/>
+        </w:rPr>
+      </w:pPr>
+      <w:r>
+        <w:rPr>
+          <w:noProof/>
+          <w:sz w:val="24"/>
+          <w:szCs w:val="24"/>
+          <w:lang w:eastAsia="en-IN"/>
+        </w:rPr>
+        <mc:AlternateContent>
+          <mc:Choice Requires="wps">
+            <w:drawing>
+              <wp:anchor distT="0" distB="0" distL="114300" distR="114300" simplePos="0" relativeHeight="251677696" behindDoc="0" locked="0" layoutInCell="1" allowOverlap="1" wp14:anchorId="0F8AFA7A" wp14:editId="61B7D79C">
+                <wp:simplePos x="0" y="0"/>
+                <wp:positionH relativeFrom="column">
+                  <wp:posOffset>2697480</wp:posOffset>
+                </wp:positionH>
+                <wp:positionV relativeFrom="paragraph">
+                  <wp:posOffset>40640</wp:posOffset>
+                </wp:positionV>
+                <wp:extent cx="1737360" cy="655320"/>
+                <wp:effectExtent l="0" t="0" r="53340" b="68580"/>
+                <wp:wrapNone/>
+                <wp:docPr id="19" name="Straight Arrow Connector 19"/>
+                <wp:cNvGraphicFramePr/>
+                <a:graphic xmlns:a="http://schemas.openxmlformats.org/drawingml/2006/main">
+                  <a:graphicData uri="http://schemas.microsoft.com/office/word/2010/wordprocessingShape">
+                    <wps:wsp>
+                      <wps:cNvCnPr/>
+                      <wps:spPr>
+                        <a:xfrm>
+                          <a:off x="0" y="0"/>
+                          <a:ext cx="1737360" cy="655320"/>
+                        </a:xfrm>
+                        <a:prstGeom prst="straightConnector1">
+                          <a:avLst/>
+                        </a:prstGeom>
+                        <a:ln>
+                          <a:tailEnd type="triangle"/>
+                        </a:ln>
+                      </wps:spPr>
+                      <wps:style>
+                        <a:lnRef idx="1">
+                          <a:schemeClr val="dk1"/>
+                        </a:lnRef>
+                        <a:fillRef idx="0">
+                          <a:schemeClr val="dk1"/>
+                        </a:fillRef>
+                        <a:effectRef idx="0">
+                          <a:schemeClr val="dk1"/>
+                        </a:effectRef>
+                        <a:fontRef idx="minor">
+                          <a:schemeClr val="tx1"/>
+                        </a:fontRef>
+                      </wps:style>
+                      <wps:bodyPr/>
+                    </wps:wsp>
+                  </a:graphicData>
+                </a:graphic>
+                <wp14:sizeRelH relativeFrom="margin">
+                  <wp14:pctWidth>0</wp14:pctWidth>
+                </wp14:sizeRelH>
+                <wp14:sizeRelV relativeFrom="margin">
+                  <wp14:pctHeight>0</wp14:pctHeight>
+                </wp14:sizeRelV>
+              </wp:anchor>
+            </w:drawing>
+          </mc:Choice>
+          <mc:Fallback>
+            <w:pict>
+              <v:shape w14:anchorId="67541458" id="Straight Arrow Connector 19" o:spid="_x0000_s1026" type="#_x0000_t32" style="position:absolute;margin-left:212.4pt;margin-top:3.2pt;width:136.8pt;height:51.6pt;z-index:251677696;visibility:visible;mso-wrap-style:square;mso-width-percent:0;mso-height-percent:0;mso-wrap-distance-left:9pt;mso-wrap-distance-top:0;mso-wrap-distance-right:9pt;mso-wrap-distance-bottom:0;mso-position-horizontal:absolute;mso-position-horizontal-relative:text;mso-position-vertical:absolute;mso-position-vertical-relative:text;mso-width-percent:0;mso-height-percent:0;mso-width-relative:margin;mso-height-relative:margin" o:gfxdata="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" strokecolor="black [3200]" strokeweight=".5pt">
+                <v:stroke endarrow="block" joinstyle="miter"/>
+              </v:shape>
+            </w:pict>
+          </mc:Fallback>
+        </mc:AlternateContent>
+      </w:r>
+      <w:r>
+        <w:rPr>
+          <w:noProof/>
+          <w:sz w:val="24"/>
+          <w:szCs w:val="24"/>
+          <w:lang w:eastAsia="en-IN"/>
+        </w:rPr>
+        <mc:AlternateContent>
+          <mc:Choice Requires="wps">
+            <w:drawing>
+              <wp:anchor distT="0" distB="0" distL="114300" distR="114300" simplePos="0" relativeHeight="251676672" behindDoc="0" locked="0" layoutInCell="1" allowOverlap="1" wp14:anchorId="64D76BD6" wp14:editId="3750EDB9">
+                <wp:simplePos x="0" y="0"/>
+                <wp:positionH relativeFrom="column">
+                  <wp:posOffset>1272540</wp:posOffset>
+                </wp:positionH>
+                <wp:positionV relativeFrom="paragraph">
+                  <wp:posOffset>48260</wp:posOffset>
+                </wp:positionV>
+                <wp:extent cx="1333500" cy="754380"/>
+                <wp:effectExtent l="38100" t="0" r="19050" b="64770"/>
+                <wp:wrapNone/>
+                <wp:docPr id="18" name="Straight Arrow Connector 18"/>
+                <wp:cNvGraphicFramePr/>
+                <a:graphic xmlns:a="http://schemas.openxmlformats.org/drawingml/2006/main">
+                  <a:graphicData uri="http://schemas.microsoft.com/office/word/2010/wordprocessingShape">
+                    <wps:wsp>
+                      <wps:cNvCnPr/>
+                      <wps:spPr>
+                        <a:xfrm flipH="1">
+                          <a:off x="0" y="0"/>
+                          <a:ext cx="1333500" cy="754380"/>
+                        </a:xfrm>
+                        <a:prstGeom prst="straightConnector1">
+                          <a:avLst/>
+                        </a:prstGeom>
+                        <a:ln>
+                          <a:tailEnd type="triangle"/>
+                        </a:ln>
+                      </wps:spPr>
+                      <wps:style>
+                        <a:lnRef idx="1">
+                          <a:schemeClr val="dk1"/>
+                        </a:lnRef>
+                        <a:fillRef idx="0">
+                          <a:schemeClr val="dk1"/>
+                        </a:fillRef>
+                        <a:effectRef idx="0">
+                          <a:schemeClr val="dk1"/>
+                        </a:effectRef>
+                        <a:fontRef idx="minor">
+                          <a:schemeClr val="tx1"/>
+                        </a:fontRef>
+                      </wps:style>
+                      <wps:bodyPr/>
+                    </wps:wsp>
+                  </a:graphicData>
+                </a:graphic>
+                <wp14:sizeRelH relativeFrom="margin">
+                  <wp14:pctWidth>0</wp14:pctWidth>
+                </wp14:sizeRelH>
+                <wp14:sizeRelV relativeFrom="margin">
+                  <wp14:pctHeight>0</wp14:pctHeight>
+                </wp14:sizeRelV>
+              </wp:anchor>
+            </w:drawing>
+          </mc:Choice>
+          <mc:Fallback>
+            <w:pict>
+              <v:shape w14:anchorId="10A85D85" id="Straight Arrow Connector 18" o:spid="_x0000_s1026" type="#_x0000_t32" style="position:absolute;margin-left:100.2pt;margin-top:3.8pt;width:105pt;height:59.4pt;flip:x;z-index:251676672;visibility:visible;mso-wrap-style:square;mso-width-percent:0;mso-height-percent:0;mso-wrap-distance-left:9pt;mso-wrap-distance-top:0;mso-wrap-distance-right:9pt;mso-wrap-distance-bottom:0;mso-position-horizontal:absolute;mso-position-horizontal-relative:text;mso-position-vertical:absolute;mso-position-vertical-relative:text;mso-width-percent:0;mso-height-percent:0;mso-width-relative:margin;mso-height-relative:margin" o:gfxdata="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" strokecolor="black [3200]" strokeweight=".5pt">
+                <v:stroke endarrow="block" joinstyle="miter"/>
+              </v:shape>
+            </w:pict>
+          </mc:Fallback>
+        </mc:AlternateContent>
+      </w:r>
+    </w:p>
+    <w:p>
+      <w:pPr>
+        <w:pStyle w:val="ListParagraph"/>
+        <w:rPr>
+          <w:sz w:val="24"/>
+          <w:szCs w:val="24"/>
+          <w:lang w:val="en-US"/>
+        </w:rPr>
+      </w:pPr>
+    </w:p>
+    <w:p>
+      <w:pPr>
+        <w:pStyle w:val="ListParagraph"/>
+        <w:rPr>
+          <w:sz w:val="24"/>
+          <w:szCs w:val="24"/>
+          <w:lang w:val="en-US"/>
+        </w:rPr>
+      </w:pPr>
+    </w:p>
+    <w:p>
+      <w:pPr>
+        <w:pStyle w:val="ListParagraph"/>
+        <w:tabs>
+          <w:tab w:val="left" w:pos="6216"/>
+        </w:tabs>
+        <w:rPr>
+          <w:sz w:val="24"/>
+          <w:szCs w:val="24"/>
+          <w:lang w:val="en-US"/>
+        </w:rPr>
+      </w:pPr>
+      <w:r>
+        <w:rPr>
+          <w:noProof/>
+          <w:sz w:val="24"/>
+          <w:szCs w:val="24"/>
+          <w:lang w:eastAsia="en-IN"/>
+        </w:rPr>
+        <mc:AlternateContent>
+          <mc:Choice Requires="wps">
+            <w:drawing>
+              <wp:anchor distT="0" distB="0" distL="114300" distR="114300" simplePos="0" relativeHeight="251662336" behindDoc="0" locked="0" layoutInCell="1" allowOverlap="1" wp14:anchorId="36BCAB26" wp14:editId="7EFE9B94">
+                <wp:simplePos x="0" y="0"/>
+                <wp:positionH relativeFrom="column">
+                  <wp:posOffset>4183380</wp:posOffset>
+                </wp:positionH>
+                <wp:positionV relativeFrom="paragraph">
+                  <wp:posOffset>113665</wp:posOffset>
+                </wp:positionV>
+                <wp:extent cx="1173480" cy="259080"/>
+                <wp:effectExtent l="0" t="0" r="26670" b="26670"/>
+                <wp:wrapNone/>
+                <wp:docPr id="4" name="Text Box 4"/>
+                <wp:cNvGraphicFramePr/>
+                <a:graphic xmlns:a="http://schemas.openxmlformats.org/drawingml/2006/main">
+                  <a:graphicData uri="http://schemas.microsoft.com/office/word/2010/wordprocessingShape">
+                    <wps:wsp>
+                      <wps:cNvSpPr txBox="1"/>
+                      <wps:spPr>
+                        <a:xfrm>
+                          <a:off x="0" y="0"/>
+                          <a:ext cx="1173480" cy="259080"/>
+                        </a:xfrm>
+                        <a:prstGeom prst="rect">
+                          <a:avLst/>
+                        </a:prstGeom>
+                        <a:solidFill>
+                          <a:schemeClr val="lt1"/>
+                        </a:solidFill>
+                        <a:ln w="6350">
+                          <a:solidFill>
+                            <a:prstClr val="black"/>
+                          </a:solidFill>
+                        </a:ln>
+                      </wps:spPr>
+                      <wps:txbx>
+                        <w:txbxContent>
+                          <w:p>
+                            <w:pPr>
+                              <w:jc w:val="center"/>
+                              <w:rPr>
+                                <w:lang w:val="en-US"/>
+                              </w:rPr>
+                            </w:pPr>
+                            <w:r>
+                              <w:rPr>
+                                <w:lang w:val="en-US"/>
+                              </w:rPr>
+                              <w:t>&lt;body&gt;</w:t>
+                            </w:r>
+                          </w:p>
+                        </w:txbxContent>
+                      </wps:txbx>
+                      <wps:bodyPr rot="0" spcFirstLastPara="0" vertOverflow="overflow" horzOverflow="overflow" vert="horz" wrap="square" lIns="91440" tIns="45720" rIns="91440" bIns="45720" numCol="1" spcCol="0" rtlCol="0" fromWordArt="0" anchor="t" anchorCtr="0" forceAA="0" compatLnSpc="1">
+                        <a:prstTxWarp prst="textNoShape">
+                          <a:avLst/>
+                        </a:prstTxWarp>
+                        <a:noAutofit/>
+                      </wps:bodyPr>
+                    </wps:wsp>
+                  </a:graphicData>
+                </a:graphic>
+              </wp:anchor>
+            </w:drawing>
+          </mc:Choice>
+          <mc:Fallback>
+            <w:pict>
+              <v:shape w14:anchorId="36BCAB26" id="Text Box 4" o:spid="_x0000_s1028" type="#_x0000_t202" style="position:absolute;left:0;text-align:left;margin-left:329.4pt;margin-top:8.95pt;width:92.4pt;height:20.4pt;z-index:251662336;visibility:visible;mso-wrap-style:square;mso-wrap-distance-left:9pt;mso-wrap-distance-top:0;mso-wrap-distance-right:9pt;mso-wrap-distance-bottom:0;mso-position-horizontal:absolute;mso-position-horizontal-relative:text;mso-position-vertical:absolute;mso-position-vertical-relative:text;v-text-anchor:top" o:gfxdata="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" fillcolor="white [3201]" strokeweight=".5pt">
+                <v:textbox>
+                  <w:txbxContent>
+                    <w:p>
+                      <w:pPr>
+                        <w:jc w:val="center"/>
+                        <w:rPr>
+                          <w:lang w:val="en-US"/>
+                        </w:rPr>
+                      </w:pPr>
+                      <w:r>
+                        <w:rPr>
+                          <w:lang w:val="en-US"/>
+                        </w:rPr>
+                        <w:t>&lt;body&gt;</w:t>
+                      </w:r>
+                    </w:p>
+                  </w:txbxContent>
+                </v:textbox>
+              </v:shape>
+            </w:pict>
+          </mc:Fallback>
+        </mc:AlternateContent>
+      </w:r>
+      <w:r>
+        <w:rPr>
+          <w:noProof/>
+          <w:sz w:val="24"/>
+          <w:szCs w:val="24"/>
+          <w:lang w:eastAsia="en-IN"/>
+        </w:rPr>
+        <mc:AlternateContent>
+          <mc:Choice Requires="wps">
+            <w:drawing>
+              <wp:anchor distT="0" distB="0" distL="114300" distR="114300" simplePos="0" relativeHeight="251661312" behindDoc="0" locked="0" layoutInCell="1" allowOverlap="1" wp14:anchorId="08A3879D" wp14:editId="0496357B">
+                <wp:simplePos x="0" y="0"/>
+                <wp:positionH relativeFrom="column">
+                  <wp:posOffset>541020</wp:posOffset>
+                </wp:positionH>
+                <wp:positionV relativeFrom="paragraph">
+                  <wp:posOffset>215265</wp:posOffset>
+                </wp:positionV>
+                <wp:extent cx="1173480" cy="259080"/>
+                <wp:effectExtent l="0" t="0" r="26670" b="26670"/>
+                <wp:wrapNone/>
+                <wp:docPr id="3" name="Text Box 3"/>
+                <wp:cNvGraphicFramePr/>
+                <a:graphic xmlns:a="http://schemas.openxmlformats.org/drawingml/2006/main">
+                  <a:graphicData uri="http://schemas.microsoft.com/office/word/2010/wordprocessingShape">
+                    <wps:wsp>
+                      <wps:cNvSpPr txBox="1"/>
+                      <wps:spPr>
+                        <a:xfrm>
+                          <a:off x="0" y="0"/>
+                          <a:ext cx="1173480" cy="259080"/>
+                        </a:xfrm>
+                        <a:prstGeom prst="rect">
+                          <a:avLst/>
+                        </a:prstGeom>
+                        <a:solidFill>
+                          <a:schemeClr val="lt1"/>
+                        </a:solidFill>
+                        <a:ln w="6350">
+                          <a:solidFill>
+                            <a:prstClr val="black"/>
+                          </a:solidFill>
+                        </a:ln>
+                      </wps:spPr>
+                      <wps:txbx>
+                        <w:txbxContent>
+                          <w:p>
+                            <w:pPr>
+                              <w:jc w:val="center"/>
+                              <w:rPr>
+                                <w:lang w:val="en-US"/>
+                              </w:rPr>
+                            </w:pPr>
+                            <w:r>
+                              <w:rPr>
+                                <w:lang w:val="en-US"/>
+                              </w:rPr>
+                              <w:t>&lt;html&gt;</w:t>
+                            </w:r>
+                          </w:p>
+                        </w:txbxContent>
+                      </wps:txbx>
+                      <wps:bodyPr rot="0" spcFirstLastPara="0" vertOverflow="overflow" horzOverflow="overflow" vert="horz" wrap="square" lIns="91440" tIns="45720" rIns="91440" bIns="45720" numCol="1" spcCol="0" rtlCol="0" fromWordArt="0" anchor="t" anchorCtr="0" forceAA="0" compatLnSpc="1">
+                        <a:prstTxWarp prst="textNoShape">
+                          <a:avLst/>
+                        </a:prstTxWarp>
+                        <a:noAutofit/>
+                      </wps:bodyPr>
+                    </wps:wsp>
+                  </a:graphicData>
+                </a:graphic>
+              </wp:anchor>
+            </w:drawing>
+          </mc:Choice>
+          <mc:Fallback>
+            <w:pict>
+              <v:shape w14:anchorId="08A3879D" id="Text Box 3" o:spid="_x0000_s1029" type="#_x0000_t202" style="position:absolute;left:0;text-align:left;margin-left:42.6pt;margin-top:16.95pt;width:92.4pt;height:20.4pt;z-index:251661312;visibility:visible;mso-wrap-style:square;mso-wrap-distance-left:9pt;mso-wrap-distance-top:0;mso-wrap-distance-right:9pt;mso-wrap-distance-bottom:0;mso-position-horizontal:absolute;mso-position-horizontal-relative:text;mso-position-vertical:absolute;mso-position-vertical-relative:text;v-text-anchor:top" o:gfxdata="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" fillcolor="white [3201]" strokeweight=".5pt">
+                <v:textbox>
+                  <w:txbxContent>
+                    <w:p>
+                      <w:pPr>
+                        <w:jc w:val="center"/>
+                        <w:rPr>
+                          <w:lang w:val="en-US"/>
+                        </w:rPr>
+                      </w:pPr>
+                      <w:r>
+                        <w:rPr>
+                          <w:lang w:val="en-US"/>
+                        </w:rPr>
+                        <w:t>&lt;html&gt;</w:t>
+                      </w:r>
+                    </w:p>
+                  </w:txbxContent>
+                </v:textbox>
+              </v:shape>
+            </w:pict>
+          </mc:Fallback>
+        </mc:AlternateContent>
+      </w:r>
+      <w:r>
+        <w:rPr>
+          <w:sz w:val="24"/>
+          <w:szCs w:val="24"/>
+          <w:lang w:val="en-US"/>
+        </w:rPr>
+        <w:tab/>
+      </w:r>
+    </w:p>
+    <w:p>
+      <w:pPr>
+        <w:rPr>
+          <w:lang w:val="en-US"/>
+        </w:rPr>
+      </w:pPr>
+      <w:r>
+        <w:rPr>
+          <w:noProof/>
+          <w:sz w:val="24"/>
+          <w:szCs w:val="24"/>
+          <w:lang w:eastAsia="en-IN"/>
+        </w:rPr>
+        <mc:AlternateContent>
+          <mc:Choice Requires="wps">
+            <w:drawing>
+              <wp:anchor distT="0" distB="0" distL="114300" distR="114300" simplePos="0" relativeHeight="251681792" behindDoc="0" locked="0" layoutInCell="1" allowOverlap="1" wp14:anchorId="118E5FF1" wp14:editId="1E035321">
+                <wp:simplePos x="0" y="0"/>
+                <wp:positionH relativeFrom="column">
+                  <wp:posOffset>5036820</wp:posOffset>
+                </wp:positionH>
+                <wp:positionV relativeFrom="paragraph">
+                  <wp:posOffset>88265</wp:posOffset>
+                </wp:positionV>
+                <wp:extent cx="1036320" cy="769620"/>
+                <wp:effectExtent l="0" t="0" r="68580" b="49530"/>
+                <wp:wrapNone/>
+                <wp:docPr id="23" name="Straight Arrow Connector 23"/>
+                <wp:cNvGraphicFramePr/>
+                <a:graphic xmlns:a="http://schemas.openxmlformats.org/drawingml/2006/main">
+                  <a:graphicData uri="http://schemas.microsoft.com/office/word/2010/wordprocessingShape">
+                    <wps:wsp>
+                      <wps:cNvCnPr/>
+                      <wps:spPr>
+                        <a:xfrm>
+                          <a:off x="0" y="0"/>
+                          <a:ext cx="1036320" cy="769620"/>
+                        </a:xfrm>
+                        <a:prstGeom prst="straightConnector1">
+                          <a:avLst/>
+                        </a:prstGeom>
+                        <a:ln>
+                          <a:tailEnd type="triangle"/>
+                        </a:ln>
+                      </wps:spPr>
+                      <wps:style>
+                        <a:lnRef idx="1">
+                          <a:schemeClr val="dk1"/>
+                        </a:lnRef>
+                        <a:fillRef idx="0">
+                          <a:schemeClr val="dk1"/>
+                        </a:fillRef>
+                        <a:effectRef idx="0">
+                          <a:schemeClr val="dk1"/>
+                        </a:effectRef>
+                        <a:fontRef idx="minor">
+                          <a:schemeClr val="tx1"/>
+                        </a:fontRef>
+                      </wps:style>
+                      <wps:bodyPr/>
+                    </wps:wsp>
+                  </a:graphicData>
+                </a:graphic>
+                <wp14:sizeRelH relativeFrom="margin">
+                  <wp14:pctWidth>0</wp14:pctWidth>
+                </wp14:sizeRelH>
+                <wp14:sizeRelV relativeFrom="margin">
+                  <wp14:pctHeight>0</wp14:pctHeight>
+                </wp14:sizeRelV>
+              </wp:anchor>
+            </w:drawing>
+          </mc:Choice>
+          <mc:Fallback>
+            <w:pict>
+              <v:shape w14:anchorId="1B20DCA1" id="Straight Arrow Connector 23" o:spid="_x0000_s1026" type="#_x0000_t32" style="position:absolute;margin-left:396.6pt;margin-top:6.95pt;width:81.6pt;height:60.6pt;z-index:251681792;visibility:visible;mso-wrap-style:square;mso-width-percent:0;mso-height-percent:0;mso-wrap-distance-left:9pt;mso-wrap-distance-top:0;mso-wrap-distance-right:9pt;mso-wrap-distance-bottom:0;mso-position-horizontal:absolute;mso-position-horizontal-relative:text;mso-position-vertical:absolute;mso-position-vertical-relative:text;mso-width-percent:0;mso-height-percent:0;mso-width-relative:margin;mso-height-relative:margin" o:gfxdata="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" strokecolor="black [3200]" strokeweight=".5pt">
+                <v:stroke endarrow="block" joinstyle="miter"/>
+              </v:shape>
+            </w:pict>
+          </mc:Fallback>
+        </mc:AlternateContent>
+      </w:r>
+      <w:r>
+        <w:rPr>
+          <w:noProof/>
+          <w:sz w:val="24"/>
+          <w:szCs w:val="24"/>
+          <w:lang w:eastAsia="en-IN"/>
+        </w:rPr>
+        <mc:AlternateContent>
+          <mc:Choice Requires="wps">
+            <w:drawing>
+              <wp:anchor distT="0" distB="0" distL="114300" distR="114300" simplePos="0" relativeHeight="251682816" behindDoc="0" locked="0" layoutInCell="1" allowOverlap="1" wp14:anchorId="0098E3C5" wp14:editId="0466BAB0">
+                <wp:simplePos x="0" y="0"/>
+                <wp:positionH relativeFrom="column">
+                  <wp:posOffset>4572000</wp:posOffset>
+                </wp:positionH>
+                <wp:positionV relativeFrom="paragraph">
+                  <wp:posOffset>80645</wp:posOffset>
+                </wp:positionV>
+                <wp:extent cx="190500" cy="754380"/>
+                <wp:effectExtent l="38100" t="0" r="19050" b="64770"/>
+                <wp:wrapNone/>
+                <wp:docPr id="24" name="Straight Arrow Connector 24"/>
+                <wp:cNvGraphicFramePr/>
+                <a:graphic xmlns:a="http://schemas.openxmlformats.org/drawingml/2006/main">
+                  <a:graphicData uri="http://schemas.microsoft.com/office/word/2010/wordprocessingShape">
+                    <wps:wsp>
+                      <wps:cNvCnPr/>
+                      <wps:spPr>
+                        <a:xfrm flipH="1">
+                          <a:off x="0" y="0"/>
+                          <a:ext cx="190500" cy="754380"/>
+                        </a:xfrm>
+                        <a:prstGeom prst="straightConnector1">
+                          <a:avLst/>
+                        </a:prstGeom>
+                        <a:ln>
+                          <a:tailEnd type="triangle"/>
+                        </a:ln>
+                      </wps:spPr>
+                      <wps:style>
+                        <a:lnRef idx="1">
+                          <a:schemeClr val="dk1"/>
+                        </a:lnRef>
+                        <a:fillRef idx="0">
+                          <a:schemeClr val="dk1"/>
+                        </a:fillRef>
+                        <a:effectRef idx="0">
+                          <a:schemeClr val="dk1"/>
+                        </a:effectRef>
+                        <a:fontRef idx="minor">
+                          <a:schemeClr val="tx1"/>
+                        </a:fontRef>
+                      </wps:style>
+                      <wps:bodyPr/>
+                    </wps:wsp>
+                  </a:graphicData>
+                </a:graphic>
+                <wp14:sizeRelH relativeFrom="margin">
+                  <wp14:pctWidth>0</wp14:pctWidth>
+                </wp14:sizeRelH>
+                <wp14:sizeRelV relativeFrom="margin">
+                  <wp14:pctHeight>0</wp14:pctHeight>
+                </wp14:sizeRelV>
+              </wp:anchor>
+            </w:drawing>
+          </mc:Choice>
+          <mc:Fallback>
+            <w:pict>
+              <v:shape w14:anchorId="2B6EF513" id="Straight Arrow Connector 24" o:spid="_x0000_s1026" type="#_x0000_t32" style="position:absolute;margin-left:5in;margin-top:6.35pt;width:15pt;height:59.4pt;flip:x;z-index:251682816;visibility:visible;mso-wrap-style:square;mso-width-percent:0;mso-height-percent:0;mso-wrap-distance-left:9pt;mso-wrap-distance-top:0;mso-wrap-distance-right:9pt;mso-wrap-distance-bottom:0;mso-position-horizontal:absolute;mso-position-horizontal-relative:text;mso-position-vertical:absolute;mso-position-vertical-relative:text;mso-width-percent:0;mso-height-percent:0;mso-width-relative:margin;mso-height-relative:margin" o:gfxdata="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" strokecolor="black [3200]" strokeweight=".5pt">
+                <v:stroke endarrow="block" joinstyle="miter"/>
+              </v:shape>
+            </w:pict>
+          </mc:Fallback>
+        </mc:AlternateContent>
+      </w:r>
+      <w:r>
+        <w:rPr>
+          <w:noProof/>
+          <w:sz w:val="24"/>
+          <w:szCs w:val="24"/>
+          <w:lang w:eastAsia="en-IN"/>
+        </w:rPr>
+        <mc:AlternateContent>
+          <mc:Choice Requires="wps">
+            <w:drawing>
+              <wp:anchor distT="0" distB="0" distL="114300" distR="114300" simplePos="0" relativeHeight="251680768" behindDoc="0" locked="0" layoutInCell="1" allowOverlap="1" wp14:anchorId="7414954D" wp14:editId="54B0AC7B">
+                <wp:simplePos x="0" y="0"/>
+                <wp:positionH relativeFrom="column">
+                  <wp:posOffset>3406140</wp:posOffset>
+                </wp:positionH>
+                <wp:positionV relativeFrom="paragraph">
+                  <wp:posOffset>80645</wp:posOffset>
+                </wp:positionV>
+                <wp:extent cx="1219200" cy="792480"/>
+                <wp:effectExtent l="38100" t="0" r="19050" b="64770"/>
+                <wp:wrapNone/>
+                <wp:docPr id="22" name="Straight Arrow Connector 22"/>
+                <wp:cNvGraphicFramePr/>
+                <a:graphic xmlns:a="http://schemas.openxmlformats.org/drawingml/2006/main">
+                  <a:graphicData uri="http://schemas.microsoft.com/office/word/2010/wordprocessingShape">
+                    <wps:wsp>
+                      <wps:cNvCnPr/>
+                      <wps:spPr>
+                        <a:xfrm flipH="1">
+                          <a:off x="0" y="0"/>
+                          <a:ext cx="1219200" cy="792480"/>
+                        </a:xfrm>
+                        <a:prstGeom prst="straightConnector1">
+                          <a:avLst/>
+                        </a:prstGeom>
+                        <a:ln>
+                          <a:tailEnd type="triangle"/>
+                        </a:ln>
+                      </wps:spPr>
+                      <wps:style>
+                        <a:lnRef idx="1">
+                          <a:schemeClr val="dk1"/>
+                        </a:lnRef>
+                        <a:fillRef idx="0">
+                          <a:schemeClr val="dk1"/>
+                        </a:fillRef>
+                        <a:effectRef idx="0">
+                          <a:schemeClr val="dk1"/>
+                        </a:effectRef>
+                        <a:fontRef idx="minor">
+                          <a:schemeClr val="tx1"/>
+                        </a:fontRef>
+                      </wps:style>
+                      <wps:bodyPr/>
+                    </wps:wsp>
+                  </a:graphicData>
+                </a:graphic>
+                <wp14:sizeRelH relativeFrom="margin">
+                  <wp14:pctWidth>0</wp14:pctWidth>
+                </wp14:sizeRelH>
+                <wp14:sizeRelV relativeFrom="margin">
+                  <wp14:pctHeight>0</wp14:pctHeight>
+                </wp14:sizeRelV>
+              </wp:anchor>
+            </w:drawing>
+          </mc:Choice>
+          <mc:Fallback>
+            <w:pict>
+              <v:shape w14:anchorId="27E10743" id="Straight Arrow Connector 22" o:spid="_x0000_s1026" type="#_x0000_t32" style="position:absolute;margin-left:268.2pt;margin-top:6.35pt;width:96pt;height:62.4pt;flip:x;z-index:251680768;visibility:visible;mso-wrap-style:square;mso-width-percent:0;mso-height-percent:0;mso-wrap-distance-left:9pt;mso-wrap-distance-top:0;mso-wrap-distance-right:9pt;mso-wrap-distance-bottom:0;mso-position-horizontal:absolute;mso-position-horizontal-relative:text;mso-position-vertical:absolute;mso-position-vertical-relative:text;mso-width-percent:0;mso-height-percent:0;mso-width-relative:margin;mso-height-relative:margin" o:gfxdata="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" strokecolor="black [3200]" strokeweight=".5pt">
+                <v:stroke endarrow="block" joinstyle="miter"/>
+              </v:shape>
+            </w:pict>
+          </mc:Fallback>
+        </mc:AlternateContent>
+      </w:r>
+      <w:r>
+        <w:rPr>
+          <w:noProof/>
+          <w:sz w:val="24"/>
+          <w:szCs w:val="24"/>
+          <w:lang w:eastAsia="en-IN"/>
+        </w:rPr>
+        <mc:AlternateContent>
+          <mc:Choice Requires="wps">
+            <w:drawing>
+              <wp:anchor distT="0" distB="0" distL="114300" distR="114300" simplePos="0" relativeHeight="251679744" behindDoc="0" locked="0" layoutInCell="1" allowOverlap="1" wp14:anchorId="18D5CEDE" wp14:editId="5D6DC881">
+                <wp:simplePos x="0" y="0"/>
+                <wp:positionH relativeFrom="column">
+                  <wp:posOffset>1028700</wp:posOffset>
+                </wp:positionH>
+                <wp:positionV relativeFrom="paragraph">
+                  <wp:posOffset>172085</wp:posOffset>
+                </wp:positionV>
+                <wp:extent cx="754380" cy="693420"/>
+                <wp:effectExtent l="0" t="0" r="64770" b="49530"/>
+                <wp:wrapNone/>
+                <wp:docPr id="21" name="Straight Arrow Connector 21"/>
+                <wp:cNvGraphicFramePr/>
+                <a:graphic xmlns:a="http://schemas.openxmlformats.org/drawingml/2006/main">
+                  <a:graphicData uri="http://schemas.microsoft.com/office/word/2010/wordprocessingShape">
+                    <wps:wsp>
+                      <wps:cNvCnPr/>
+                      <wps:spPr>
+                        <a:xfrm>
+                          <a:off x="0" y="0"/>
+                          <a:ext cx="754380" cy="693420"/>
+                        </a:xfrm>
+                        <a:prstGeom prst="straightConnector1">
+                          <a:avLst/>
+                        </a:prstGeom>
+                        <a:ln>
+                          <a:tailEnd type="triangle"/>
+                        </a:ln>
+                      </wps:spPr>
+                      <wps:style>
+                        <a:lnRef idx="1">
+                          <a:schemeClr val="dk1"/>
+                        </a:lnRef>
+                        <a:fillRef idx="0">
+                          <a:schemeClr val="dk1"/>
+                        </a:fillRef>
+                        <a:effectRef idx="0">
+                          <a:schemeClr val="dk1"/>
+                        </a:effectRef>
+                        <a:fontRef idx="minor">
+                          <a:schemeClr val="tx1"/>
+                        </a:fontRef>
+                      </wps:style>
+                      <wps:bodyPr/>
+                    </wps:wsp>
+                  </a:graphicData>
+                </a:graphic>
+                <wp14:sizeRelH relativeFrom="margin">
+                  <wp14:pctWidth>0</wp14:pctWidth>
+                </wp14:sizeRelH>
+                <wp14:sizeRelV relativeFrom="margin">
+                  <wp14:pctHeight>0</wp14:pctHeight>
+                </wp14:sizeRelV>
+              </wp:anchor>
+            </w:drawing>
+          </mc:Choice>
+          <mc:Fallback>
+            <w:pict>
+              <v:shape w14:anchorId="0244C94A" id="Straight Arrow Connector 21" o:spid="_x0000_s1026" type="#_x0000_t32" style="position:absolute;margin-left:81pt;margin-top:13.55pt;width:59.4pt;height:54.6pt;z-index:251679744;visibility:visible;mso-wrap-style:square;mso-width-percent:0;mso-height-percent:0;mso-wrap-distance-left:9pt;mso-wrap-distance-top:0;mso-wrap-distance-right:9pt;mso-wrap-distance-bottom:0;mso-position-horizontal:absolute;mso-position-horizontal-relative:text;mso-position-vertical:absolute;mso-position-vertical-relative:text;mso-width-percent:0;mso-height-percent:0;mso-width-relative:margin;mso-height-relative:margin" o:gfxdata="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" strokecolor="black [3200]" strokeweight=".5pt">
+                <v:stroke endarrow="block" joinstyle="miter"/>
+              </v:shape>
+            </w:pict>
+          </mc:Fallback>
+        </mc:AlternateContent>
+      </w:r>
+      <w:r>
+        <w:rPr>
+          <w:noProof/>
+          <w:sz w:val="24"/>
+          <w:szCs w:val="24"/>
+          <w:lang w:eastAsia="en-IN"/>
+        </w:rPr>
+        <mc:AlternateContent>
+          <mc:Choice Requires="wps">
+            <w:drawing>
+              <wp:anchor distT="0" distB="0" distL="114300" distR="114300" simplePos="0" relativeHeight="251678720" behindDoc="0" locked="0" layoutInCell="1" allowOverlap="1" wp14:anchorId="57B1DCFF" wp14:editId="5D77FE33">
+                <wp:simplePos x="0" y="0"/>
+                <wp:positionH relativeFrom="column">
+                  <wp:posOffset>297180</wp:posOffset>
+                </wp:positionH>
+                <wp:positionV relativeFrom="paragraph">
+                  <wp:posOffset>179705</wp:posOffset>
+                </wp:positionV>
+                <wp:extent cx="723900" cy="693420"/>
+                <wp:effectExtent l="38100" t="0" r="19050" b="49530"/>
+                <wp:wrapNone/>
+                <wp:docPr id="20" name="Straight Arrow Connector 20"/>
+                <wp:cNvGraphicFramePr/>
+                <a:graphic xmlns:a="http://schemas.openxmlformats.org/drawingml/2006/main">
+                  <a:graphicData uri="http://schemas.microsoft.com/office/word/2010/wordprocessingShape">
+                    <wps:wsp>
+                      <wps:cNvCnPr/>
+                      <wps:spPr>
+                        <a:xfrm flipH="1">
+                          <a:off x="0" y="0"/>
+                          <a:ext cx="723900" cy="693420"/>
+                        </a:xfrm>
+                        <a:prstGeom prst="straightConnector1">
+                          <a:avLst/>
+                        </a:prstGeom>
+                        <a:ln>
+                          <a:tailEnd type="triangle"/>
+                        </a:ln>
+                      </wps:spPr>
+                      <wps:style>
+                        <a:lnRef idx="1">
+                          <a:schemeClr val="dk1"/>
+                        </a:lnRef>
+                        <a:fillRef idx="0">
+                          <a:schemeClr val="dk1"/>
+                        </a:fillRef>
+                        <a:effectRef idx="0">
+                          <a:schemeClr val="dk1"/>
+                        </a:effectRef>
+                        <a:fontRef idx="minor">
+                          <a:schemeClr val="tx1"/>
+                        </a:fontRef>
+                      </wps:style>
+                      <wps:bodyPr/>
+                    </wps:wsp>
+                  </a:graphicData>
+                </a:graphic>
+                <wp14:sizeRelH relativeFrom="margin">
+                  <wp14:pctWidth>0</wp14:pctWidth>
+                </wp14:sizeRelH>
+                <wp14:sizeRelV relativeFrom="margin">
+                  <wp14:pctHeight>0</wp14:pctHeight>
+                </wp14:sizeRelV>
+              </wp:anchor>
+            </w:drawing>
+          </mc:Choice>
+          <mc:Fallback>
+            <w:pict>
+              <v:shape w14:anchorId="358BE12A" id="Straight Arrow Connector 20" o:spid="_x0000_s1026" type="#_x0000_t32" style="position:absolute;margin-left:23.4pt;margin-top:14.15pt;width:57pt;height:54.6pt;flip:x;z-index:251678720;visibility:visible;mso-wrap-style:square;mso-width-percent:0;mso-height-percent:0;mso-wrap-distance-left:9pt;mso-wrap-distance-top:0;mso-wrap-distance-right:9pt;mso-wrap-distance-bottom:0;mso-position-horizontal:absolute;mso-position-horizontal-relative:text;mso-position-vertical:absolute;mso-position-vertical-relative:text;mso-width-percent:0;mso-height-percent:0;mso-width-relative:margin;mso-height-relative:margin" o:gfxdata="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" strokecolor="black [3200]" strokeweight=".5pt">
+                <v:stroke endarrow="block" joinstyle="miter"/>
+              </v:shape>
+            </w:pict>
+          </mc:Fallback>
+        </mc:AlternateContent>
+      </w:r>
+    </w:p>
+    <w:p>
+      <w:pPr>
+        <w:tabs>
+          <w:tab w:val="left" w:pos="2496"/>
+          <w:tab w:val="left" w:pos="5760"/>
+        </w:tabs>
+        <w:rPr>
+          <w:lang w:val="en-US"/>
+        </w:rPr>
+      </w:pPr>
+      <w:r>
+        <w:rPr>
+          <w:lang w:val="en-US"/>
+        </w:rPr>
+        <w:tab/>
+      </w:r>
+      <w:r>
+        <w:rPr>
+          <w:lang w:val="en-US"/>
+        </w:rPr>
+        <w:tab/>
+      </w:r>
+    </w:p>
+    <w:p>
+      <w:pPr>
+        <w:tabs>
+          <w:tab w:val="left" w:pos="6252"/>
+        </w:tabs>
+        <w:rPr>
+          <w:lang w:val="en-US"/>
+        </w:rPr>
+      </w:pPr>
+      <w:r>
+        <w:rPr>
+          <w:noProof/>
+          <w:sz w:val="24"/>
+          <w:szCs w:val="24"/>
+          <w:lang w:eastAsia="en-IN"/>
+        </w:rPr>
+        <mc:AlternateContent>
+          <mc:Choice Requires="wps">
+            <w:drawing>
+              <wp:anchor distT="0" distB="0" distL="114300" distR="114300" simplePos="0" relativeHeight="251666432" behindDoc="0" locked="0" layoutInCell="1" allowOverlap="1" wp14:anchorId="5F5FC304" wp14:editId="77C95E25">
+                <wp:simplePos x="0" y="0"/>
+                <wp:positionH relativeFrom="column">
+                  <wp:posOffset>5189220</wp:posOffset>
+                </wp:positionH>
+                <wp:positionV relativeFrom="paragraph">
+                  <wp:posOffset>277495</wp:posOffset>
+                </wp:positionV>
+                <wp:extent cx="1173480" cy="259080"/>
+                <wp:effectExtent l="0" t="0" r="26670" b="26670"/>
+                <wp:wrapNone/>
+                <wp:docPr id="8" name="Text Box 8"/>
+                <wp:cNvGraphicFramePr/>
+                <a:graphic xmlns:a="http://schemas.openxmlformats.org/drawingml/2006/main">
+                  <a:graphicData uri="http://schemas.microsoft.com/office/word/2010/wordprocessingShape">
+                    <wps:wsp>
+                      <wps:cNvSpPr txBox="1"/>
+                      <wps:spPr>
+                        <a:xfrm>
+                          <a:off x="0" y="0"/>
+                          <a:ext cx="1173480" cy="259080"/>
+                        </a:xfrm>
+                        <a:prstGeom prst="rect">
+                          <a:avLst/>
+                        </a:prstGeom>
+                        <a:solidFill>
+                          <a:schemeClr val="lt1"/>
+                        </a:solidFill>
+                        <a:ln w="6350">
+                          <a:solidFill>
+                            <a:prstClr val="black"/>
+                          </a:solidFill>
+                        </a:ln>
+                      </wps:spPr>
+                      <wps:txbx>
+                        <w:txbxContent>
+                          <w:p>
+                            <w:pPr>
+                              <w:jc w:val="center"/>
+                              <w:rPr>
+                                <w:lang w:val="en-US"/>
+                              </w:rPr>
+                            </w:pPr>
+                            <w:r>
+                              <w:rPr>
+                                <w:lang w:val="en-US"/>
+                              </w:rPr>
+                              <w:t>&lt;table&gt;</w:t>
+                            </w:r>
+                          </w:p>
+                        </w:txbxContent>
+                      </wps:txbx>
+                      <wps:bodyPr rot="0" spcFirstLastPara="0" vertOverflow="overflow" horzOverflow="overflow" vert="horz" wrap="square" lIns="91440" tIns="45720" rIns="91440" bIns="45720" numCol="1" spcCol="0" rtlCol="0" fromWordArt="0" anchor="t" anchorCtr="0" forceAA="0" compatLnSpc="1">
+                        <a:prstTxWarp prst="textNoShape">
+                          <a:avLst/>
+                        </a:prstTxWarp>
+                        <a:noAutofit/>
+                      </wps:bodyPr>
+                    </wps:wsp>
+                  </a:graphicData>
+                </a:graphic>
+              </wp:anchor>
+            </w:drawing>
+          </mc:Choice>
+          <mc:Fallback>
+            <w:pict>
+              <v:shape w14:anchorId="5F5FC304" id="Text Box 8" o:spid="_x0000_s1030" type="#_x0000_t202" style="position:absolute;margin-left:408.6pt;margin-top:21.85pt;width:92.4pt;height:20.4pt;z-index:251666432;visibility:visible;mso-wrap-style:square;mso-wrap-distance-left:9pt;mso-wrap-distance-top:0;mso-wrap-distance-right:9pt;mso-wrap-distance-bottom:0;mso-position-horizontal:absolute;mso-position-horizontal-relative:text;mso-position-vertical:absolute;mso-position-vertical-relative:text;v-text-anchor:top" o:gfxdata="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" fillcolor="white [3201]" strokeweight=".5pt">
+                <v:textbox>
+                  <w:txbxContent>
+                    <w:p>
+                      <w:pPr>
+                        <w:jc w:val="center"/>
+                        <w:rPr>
+                          <w:lang w:val="en-US"/>
+                        </w:rPr>
+                      </w:pPr>
+                      <w:r>
+                        <w:rPr>
+                          <w:lang w:val="en-US"/>
+                        </w:rPr>
+                        <w:t>&lt;table&gt;</w:t>
+                      </w:r>
+                    </w:p>
+                  </w:txbxContent>
+                </v:textbox>
+              </v:shape>
+            </w:pict>
+          </mc:Fallback>
+        </mc:AlternateContent>
+      </w:r>
+      <w:r>
+        <w:rPr>
+          <w:noProof/>
+          <w:sz w:val="24"/>
+          <w:szCs w:val="24"/>
+          <w:lang w:eastAsia="en-IN"/>
+        </w:rPr>
+        <mc:AlternateContent>
+          <mc:Choice Requires="wps">
+            <w:drawing>
+              <wp:anchor distT="0" distB="0" distL="114300" distR="114300" simplePos="0" relativeHeight="251667456" behindDoc="0" locked="0" layoutInCell="1" allowOverlap="1" wp14:anchorId="032DAEA7" wp14:editId="0A91DDDD">
+                <wp:simplePos x="0" y="0"/>
+                <wp:positionH relativeFrom="column">
+                  <wp:posOffset>3924300</wp:posOffset>
+                </wp:positionH>
+                <wp:positionV relativeFrom="paragraph">
+                  <wp:posOffset>281305</wp:posOffset>
+                </wp:positionV>
+                <wp:extent cx="1173480" cy="259080"/>
+                <wp:effectExtent l="0" t="0" r="26670" b="26670"/>
+                <wp:wrapNone/>
+                <wp:docPr id="9" name="Text Box 9"/>
+                <wp:cNvGraphicFramePr/>
+                <a:graphic xmlns:a="http://schemas.openxmlformats.org/drawingml/2006/main">
+                  <a:graphicData uri="http://schemas.microsoft.com/office/word/2010/wordprocessingShape">
+                    <wps:wsp>
+                      <wps:cNvSpPr txBox="1"/>
+                      <wps:spPr>
+                        <a:xfrm>
+                          <a:off x="0" y="0"/>
+                          <a:ext cx="1173480" cy="259080"/>
+                        </a:xfrm>
+                        <a:prstGeom prst="rect">
+                          <a:avLst/>
+                        </a:prstGeom>
+                        <a:solidFill>
+                          <a:schemeClr val="lt1"/>
+                        </a:solidFill>
+                        <a:ln w="6350">
+                          <a:solidFill>
+                            <a:prstClr val="black"/>
+                          </a:solidFill>
+                        </a:ln>
+                      </wps:spPr>
+                      <wps:txbx>
+                        <w:txbxContent>
+                          <w:p>
+                            <w:pPr>
+                              <w:jc w:val="center"/>
+                              <w:rPr>
+                                <w:lang w:val="en-US"/>
+                              </w:rPr>
+                            </w:pPr>
+                            <w:r>
+                              <w:rPr>
+                                <w:lang w:val="en-US"/>
+                              </w:rPr>
+                              <w:t>&lt;p&gt;</w:t>
+                            </w:r>
+                          </w:p>
+                        </w:txbxContent>
+                      </wps:txbx>
+                      <wps:bodyPr rot="0" spcFirstLastPara="0" vertOverflow="overflow" horzOverflow="overflow" vert="horz" wrap="square" lIns="91440" tIns="45720" rIns="91440" bIns="45720" numCol="1" spcCol="0" rtlCol="0" fromWordArt="0" anchor="t" anchorCtr="0" forceAA="0" compatLnSpc="1">
+                        <a:prstTxWarp prst="textNoShape">
+                          <a:avLst/>
+                        </a:prstTxWarp>
+                        <a:noAutofit/>
+                      </wps:bodyPr>
+                    </wps:wsp>
+                  </a:graphicData>
+                </a:graphic>
+              </wp:anchor>
+            </w:drawing>
+          </mc:Choice>
+          <mc:Fallback>
+            <w:pict>
+              <v:shape w14:anchorId="032DAEA7" id="Text Box 9" o:spid="_x0000_s1031" type="#_x0000_t202" style="position:absolute;margin-left:309pt;margin-top:22.15pt;width:92.4pt;height:20.4pt;z-index:251667456;visibility:visible;mso-wrap-style:square;mso-wrap-distance-left:9pt;mso-wrap-distance-top:0;mso-wrap-distance-right:9pt;mso-wrap-distance-bottom:0;mso-position-horizontal:absolute;mso-position-horizontal-relative:text;mso-position-vertical:absolute;mso-position-vertical-relative:text;v-text-anchor:top" o:gfxdata="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" fillcolor="white [3201]" strokeweight=".5pt">
+                <v:textbox>
+                  <w:txbxContent>
+                    <w:p>
+                      <w:pPr>
+                        <w:jc w:val="center"/>
+                        <w:rPr>
+                          <w:lang w:val="en-US"/>
+                        </w:rPr>
+                      </w:pPr>
+                      <w:r>
+                        <w:rPr>
+                          <w:lang w:val="en-US"/>
+                        </w:rPr>
+                        <w:t>&lt;p&gt;</w:t>
+                      </w:r>
+                    </w:p>
+                  </w:txbxContent>
+                </v:textbox>
+              </v:shape>
+            </w:pict>
+          </mc:Fallback>
+        </mc:AlternateContent>
+      </w:r>
+      <w:r>
+        <w:rPr>
+          <w:noProof/>
+          <w:sz w:val="24"/>
+          <w:szCs w:val="24"/>
+          <w:lang w:eastAsia="en-IN"/>
+        </w:rPr>
+        <mc:AlternateContent>
+          <mc:Choice Requires="wps">
+            <w:drawing>
+              <wp:anchor distT="0" distB="0" distL="114300" distR="114300" simplePos="0" relativeHeight="251663360" behindDoc="0" locked="0" layoutInCell="1" allowOverlap="1" wp14:anchorId="18F92CAC" wp14:editId="2A339499">
+                <wp:simplePos x="0" y="0"/>
+                <wp:positionH relativeFrom="column">
+                  <wp:posOffset>-365760</wp:posOffset>
+                </wp:positionH>
+                <wp:positionV relativeFrom="paragraph">
+                  <wp:posOffset>292735</wp:posOffset>
+                </wp:positionV>
+                <wp:extent cx="1173480" cy="259080"/>
+                <wp:effectExtent l="0" t="0" r="26670" b="26670"/>
+                <wp:wrapNone/>
+                <wp:docPr id="5" name="Text Box 5"/>
+                <wp:cNvGraphicFramePr/>
+                <a:graphic xmlns:a="http://schemas.openxmlformats.org/drawingml/2006/main">
+                  <a:graphicData uri="http://schemas.microsoft.com/office/word/2010/wordprocessingShape">
+                    <wps:wsp>
+                      <wps:cNvSpPr txBox="1"/>
+                      <wps:spPr>
+                        <a:xfrm>
+                          <a:off x="0" y="0"/>
+                          <a:ext cx="1173480" cy="259080"/>
+                        </a:xfrm>
+                        <a:prstGeom prst="rect">
+                          <a:avLst/>
+                        </a:prstGeom>
+                        <a:solidFill>
+                          <a:schemeClr val="lt1"/>
+                        </a:solidFill>
+                        <a:ln w="6350">
+                          <a:solidFill>
+                            <a:prstClr val="black"/>
+                          </a:solidFill>
+                        </a:ln>
+                      </wps:spPr>
+                      <wps:txbx>
+                        <w:txbxContent>
+                          <w:p>
+                            <w:pPr>
+                              <w:jc w:val="center"/>
+                              <w:rPr>
+                                <w:lang w:val="en-US"/>
+                              </w:rPr>
+                            </w:pPr>
+                            <w:r>
+                              <w:rPr>
+                                <w:lang w:val="en-US"/>
+                              </w:rPr>
+                              <w:t>&lt;title&gt;</w:t>
+                            </w:r>
+                          </w:p>
+                        </w:txbxContent>
+                      </wps:txbx>
+                      <wps:bodyPr rot="0" spcFirstLastPara="0" vertOverflow="overflow" horzOverflow="overflow" vert="horz" wrap="square" lIns="91440" tIns="45720" rIns="91440" bIns="45720" numCol="1" spcCol="0" rtlCol="0" fromWordArt="0" anchor="t" anchorCtr="0" forceAA="0" compatLnSpc="1">
+                        <a:prstTxWarp prst="textNoShape">
+                          <a:avLst/>
+                        </a:prstTxWarp>
+                        <a:noAutofit/>
+                      </wps:bodyPr>
+                    </wps:wsp>
+                  </a:graphicData>
+                </a:graphic>
+              </wp:anchor>
+            </w:drawing>
+          </mc:Choice>
+          <mc:Fallback>
+            <w:pict>
+              <v:shape w14:anchorId="18F92CAC" id="Text Box 5" o:spid="_x0000_s1032" type="#_x0000_t202" style="position:absolute;margin-left:-28.8pt;margin-top:23.05pt;width:92.4pt;height:20.4pt;z-index:251663360;visibility:visible;mso-wrap-style:square;mso-wrap-distance-left:9pt;mso-wrap-distance-top:0;mso-wrap-distance-right:9pt;mso-wrap-distance-bottom:0;mso-position-horizontal:absolute;mso-position-horizontal-relative:text;mso-position-vertical:absolute;mso-position-vertical-relative:text;v-text-anchor:top" o:gfxdata="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" fillcolor="white [3201]" strokeweight=".5pt">
+                <v:textbox>
+                  <w:txbxContent>
+                    <w:p>
+                      <w:pPr>
+                        <w:jc w:val="center"/>
+                        <w:rPr>
+                          <w:lang w:val="en-US"/>
+                        </w:rPr>
+                      </w:pPr>
+                      <w:r>
+                        <w:rPr>
+                          <w:lang w:val="en-US"/>
+                        </w:rPr>
+                        <w:t>&lt;title&gt;</w:t>
+                      </w:r>
+                    </w:p>
+                  </w:txbxContent>
+                </v:textbox>
+              </v:shape>
+            </w:pict>
+          </mc:Fallback>
+        </mc:AlternateContent>
+      </w:r>
+      <w:r>
+        <w:rPr>
+          <w:lang w:val="en-US"/>
+        </w:rPr>
+        <w:tab/>
+      </w:r>
+    </w:p>
+    <w:p>
+      <w:pPr>
+        <w:tabs>
+          <w:tab w:val="left" w:pos="3036"/>
+          <w:tab w:val="left" w:pos="6132"/>
+          <w:tab w:val="right" w:pos="9026"/>
+        </w:tabs>
+        <w:rPr>
+          <w:lang w:val="en-US"/>
+        </w:rPr>
+      </w:pPr>
+      <w:r>
+        <w:rPr>
+          <w:noProof/>
+          <w:sz w:val="24"/>
+          <w:szCs w:val="24"/>
+          <w:lang w:eastAsia="en-IN"/>
+        </w:rPr>
+        <mc:AlternateContent>
+          <mc:Choice Requires="wps">
+            <w:drawing>
+              <wp:anchor distT="0" distB="0" distL="114300" distR="114300" simplePos="0" relativeHeight="251687936" behindDoc="0" locked="0" layoutInCell="1" allowOverlap="1" wp14:anchorId="17D87F2C" wp14:editId="6793850D">
+                <wp:simplePos x="0" y="0"/>
+                <wp:positionH relativeFrom="rightMargin">
+                  <wp:posOffset>74929</wp:posOffset>
+                </wp:positionH>
+                <wp:positionV relativeFrom="paragraph">
+                  <wp:posOffset>290830</wp:posOffset>
+                </wp:positionV>
+                <wp:extent cx="45719" cy="365760"/>
+                <wp:effectExtent l="38100" t="0" r="88265" b="53340"/>
+                <wp:wrapNone/>
+                <wp:docPr id="29" name="Straight Arrow Connector 29"/>
+                <wp:cNvGraphicFramePr/>
+                <a:graphic xmlns:a="http://schemas.openxmlformats.org/drawingml/2006/main">
+                  <a:graphicData uri="http://schemas.microsoft.com/office/word/2010/wordprocessingShape">
+                    <wps:wsp>
+                      <wps:cNvCnPr/>
+                      <wps:spPr>
+                        <a:xfrm>
+                          <a:off x="0" y="0"/>
+                          <a:ext cx="45719" cy="365760"/>
+                        </a:xfrm>
+                        <a:prstGeom prst="straightConnector1">
+                          <a:avLst/>
+                        </a:prstGeom>
+                        <a:ln>
+                          <a:tailEnd type="triangle"/>
+                        </a:ln>
+                      </wps:spPr>
+                      <wps:style>
+                        <a:lnRef idx="1">
+                          <a:schemeClr val="dk1"/>
+                        </a:lnRef>
+                        <a:fillRef idx="0">
+                          <a:schemeClr val="dk1"/>
+                        </a:fillRef>
+                        <a:effectRef idx="0">
+                          <a:schemeClr val="dk1"/>
+                        </a:effectRef>
+                        <a:fontRef idx="minor">
+                          <a:schemeClr val="tx1"/>
+                        </a:fontRef>
+                      </wps:style>
+                      <wps:bodyPr/>
+                    </wps:wsp>
+                  </a:graphicData>
+                </a:graphic>
+                <wp14:sizeRelH relativeFrom="margin">
+                  <wp14:pctWidth>0</wp14:pctWidth>
+                </wp14:sizeRelH>
+                <wp14:sizeRelV relativeFrom="margin">
+                  <wp14:pctHeight>0</wp14:pctHeight>
+                </wp14:sizeRelV>
+              </wp:anchor>
+            </w:drawing>
+          </mc:Choice>
+          <mc:Fallback>
+            <w:pict>
+              <v:shape w14:anchorId="4C561A49" id="Straight Arrow Connector 29" o:spid="_x0000_s1026" type="#_x0000_t32" style="position:absolute;margin-left:5.9pt;margin-top:22.9pt;width:3.6pt;height:28.8pt;z-index:251687936;visibility:visible;mso-wrap-style:square;mso-width-percent:0;mso-height-percent:0;mso-wrap-distance-left:9pt;mso-wrap-distance-top:0;mso-wrap-distance-right:9pt;mso-wrap-distance-bottom:0;mso-position-horizontal:absolute;mso-position-horizontal-relative:right-margin-area;mso-position-vertical:absolute;mso-position-vertical-relative:text;mso-width-percent:0;mso-height-percent:0;mso-width-relative:margin;mso-height-relative:margin" o:gfxdata="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" strokecolor="black [3200]" strokeweight=".5pt">
+                <v:stroke endarrow="block" joinstyle="miter"/>
+                <w10:wrap anchorx="margin"/>
+              </v:shape>
+            </w:pict>
+          </mc:Fallback>
+        </mc:AlternateContent>
+      </w:r>
+      <w:r>
+        <w:rPr>
+          <w:noProof/>
+          <w:sz w:val="24"/>
+          <w:szCs w:val="24"/>
+          <w:lang w:eastAsia="en-IN"/>
+        </w:rPr>
+        <mc:AlternateContent>
+          <mc:Choice Requires="wps">
+            <w:drawing>
+              <wp:anchor distT="0" distB="0" distL="114300" distR="114300" simplePos="0" relativeHeight="251668480" behindDoc="0" locked="0" layoutInCell="1" allowOverlap="1" wp14:anchorId="21641F8D" wp14:editId="191B1B86">
+                <wp:simplePos x="0" y="0"/>
+                <wp:positionH relativeFrom="column">
+                  <wp:posOffset>5212080</wp:posOffset>
+                </wp:positionH>
+                <wp:positionV relativeFrom="paragraph">
+                  <wp:posOffset>648970</wp:posOffset>
+                </wp:positionV>
+                <wp:extent cx="1211580" cy="228600"/>
+                <wp:effectExtent l="0" t="0" r="26670" b="19050"/>
+                <wp:wrapNone/>
+                <wp:docPr id="10" name="Text Box 10"/>
+                <wp:cNvGraphicFramePr/>
+                <a:graphic xmlns:a="http://schemas.openxmlformats.org/drawingml/2006/main">
+                  <a:graphicData uri="http://schemas.microsoft.com/office/word/2010/wordprocessingShape">
+                    <wps:wsp>
+                      <wps:cNvSpPr txBox="1"/>
+                      <wps:spPr>
+                        <a:xfrm>
+                          <a:off x="0" y="0"/>
+                          <a:ext cx="1211580" cy="228600"/>
+                        </a:xfrm>
+                        <a:prstGeom prst="rect">
+                          <a:avLst/>
+                        </a:prstGeom>
+                        <a:solidFill>
+                          <a:schemeClr val="lt1"/>
+                        </a:solidFill>
+                        <a:ln w="6350">
+                          <a:solidFill>
+                            <a:prstClr val="black"/>
+                          </a:solidFill>
+                        </a:ln>
+                      </wps:spPr>
+                      <wps:txbx>
+                        <w:txbxContent>
+                          <w:p>
+                            <w:pPr>
+                              <w:jc w:val="center"/>
+                              <w:rPr>
+                                <w:lang w:val="en-US"/>
+                              </w:rPr>
+                            </w:pPr>
+                            <w:r>
+                              <w:rPr>
+                                <w:lang w:val="en-US"/>
+                              </w:rPr>
+                              <w:t>&lt;tr&gt;</w:t>
+                            </w:r>
+                          </w:p>
+                        </w:txbxContent>
+                      </wps:txbx>
+                      <wps:bodyPr rot="0" spcFirstLastPara="0" vertOverflow="overflow" horzOverflow="overflow" vert="horz" wrap="square" lIns="91440" tIns="45720" rIns="91440" bIns="45720" numCol="1" spcCol="0" rtlCol="0" fromWordArt="0" anchor="t" anchorCtr="0" forceAA="0" compatLnSpc="1">
+                        <a:prstTxWarp prst="textNoShape">
+                          <a:avLst/>
+                        </a:prstTxWarp>
+                        <a:noAutofit/>
+                      </wps:bodyPr>
+                    </wps:wsp>
+                  </a:graphicData>
+                </a:graphic>
+              </wp:anchor>
+            </w:drawing>
+          </mc:Choice>
+          <mc:Fallback>
+            <w:pict>
+              <v:shape w14:anchorId="21641F8D" id="Text Box 10" o:spid="_x0000_s1033" type="#_x0000_t202" style="position:absolute;margin-left:410.4pt;margin-top:51.1pt;width:95.4pt;height:18pt;z-index:251668480;visibility:visible;mso-wrap-style:square;mso-wrap-distance-left:9pt;mso-wrap-distance-top:0;mso-wrap-distance-right:9pt;mso-wrap-distance-bottom:0;mso-position-horizontal:absolute;mso-position-horizontal-relative:text;mso-position-vertical:absolute;mso-position-vertical-relative:text;v-text-anchor:top" o:gfxdata="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" fillcolor="white [3201]" strokeweight=".5pt">
+                <v:textbox>
+                  <w:txbxContent>
+                    <w:p>
+                      <w:pPr>
+                        <w:jc w:val="center"/>
+                        <w:rPr>
+                          <w:lang w:val="en-US"/>
+                        </w:rPr>
+                      </w:pPr>
+                      <w:r>
+                        <w:rPr>
+                          <w:lang w:val="en-US"/>
+                        </w:rPr>
+                        <w:t>&lt;tr&gt;</w:t>
+                      </w:r>
+                    </w:p>
+                  </w:txbxContent>
+                </v:textbox>
+              </v:shape>
+            </w:pict>
+          </mc:Fallback>
+        </mc:AlternateContent>
+      </w:r>
+      <w:r>
+        <w:rPr>
+          <w:noProof/>
+          <w:sz w:val="24"/>
+          <w:szCs w:val="24"/>
+          <w:lang w:eastAsia="en-IN"/>
+        </w:rPr>
+        <mc:AlternateContent>
+          <mc:Choice Requires="wps">
+            <w:drawing>
+              <wp:anchor distT="0" distB="0" distL="114300" distR="114300" simplePos="0" relativeHeight="251665408" behindDoc="0" locked="0" layoutInCell="1" allowOverlap="1" wp14:anchorId="3FFB991B" wp14:editId="322D67D7">
+                <wp:simplePos x="0" y="0"/>
+                <wp:positionH relativeFrom="column">
+                  <wp:posOffset>2621280</wp:posOffset>
+                </wp:positionH>
+                <wp:positionV relativeFrom="paragraph">
+                  <wp:posOffset>7620</wp:posOffset>
+                </wp:positionV>
+                <wp:extent cx="1173480" cy="259080"/>
+                <wp:effectExtent l="0" t="0" r="26670" b="26670"/>
+                <wp:wrapNone/>
+                <wp:docPr id="7" name="Text Box 7"/>
+                <wp:cNvGraphicFramePr/>
+                <a:graphic xmlns:a="http://schemas.openxmlformats.org/drawingml/2006/main">
+                  <a:graphicData uri="http://schemas.microsoft.com/office/word/2010/wordprocessingShape">
+                    <wps:wsp>
+                      <wps:cNvSpPr txBox="1"/>
+                      <wps:spPr>
+                        <a:xfrm>
+                          <a:off x="0" y="0"/>
+                          <a:ext cx="1173480" cy="259080"/>
+                        </a:xfrm>
+                        <a:prstGeom prst="rect">
+                          <a:avLst/>
+                        </a:prstGeom>
+                        <a:solidFill>
+                          <a:schemeClr val="lt1"/>
+                        </a:solidFill>
+                        <a:ln w="6350">
+                          <a:solidFill>
+                            <a:prstClr val="black"/>
+                          </a:solidFill>
+                        </a:ln>
+                      </wps:spPr>
+                      <wps:txbx>
+                        <w:txbxContent>
+                          <w:p>
+                            <w:pPr>
+                              <w:jc w:val="center"/>
+                              <w:rPr>
+                                <w:lang w:val="en-US"/>
+                              </w:rPr>
+                            </w:pPr>
+                            <w:r>
+                              <w:rPr>
+                                <w:lang w:val="en-US"/>
+                              </w:rPr>
+                              <w:t>&lt;div&gt;</w:t>
+                            </w:r>
+                          </w:p>
+                        </w:txbxContent>
+                      </wps:txbx>
+                      <wps:bodyPr rot="0" spcFirstLastPara="0" vertOverflow="overflow" horzOverflow="overflow" vert="horz" wrap="square" lIns="91440" tIns="45720" rIns="91440" bIns="45720" numCol="1" spcCol="0" rtlCol="0" fromWordArt="0" anchor="t" anchorCtr="0" forceAA="0" compatLnSpc="1">
+                        <a:prstTxWarp prst="textNoShape">
+                          <a:avLst/>
+                        </a:prstTxWarp>
+                        <a:noAutofit/>
+                      </wps:bodyPr>
+                    </wps:wsp>
+                  </a:graphicData>
+                </a:graphic>
+              </wp:anchor>
+            </w:drawing>
+          </mc:Choice>
+          <mc:Fallback>
+            <w:pict>
+              <v:shape w14:anchorId="3FFB991B" id="Text Box 7" o:spid="_x0000_s1034" type="#_x0000_t202" style="position:absolute;margin-left:206.4pt;margin-top:.6pt;width:92.4pt;height:20.4pt;z-index:251665408;visibility:visible;mso-wrap-style:square;mso-wrap-distance-left:9pt;mso-wrap-distance-top:0;mso-wrap-distance-right:9pt;mso-wrap-distance-bottom:0;mso-position-horizontal:absolute;mso-position-horizontal-relative:text;mso-position-vertical:absolute;mso-position-vertical-relative:text;v-text-anchor:top" o:gfxdata="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" fillcolor="white [3201]" strokeweight=".5pt">
+                <v:textbox>
+                  <w:txbxContent>
+                    <w:p>
+                      <w:pPr>
+                        <w:jc w:val="center"/>
+                        <w:rPr>
+                          <w:lang w:val="en-US"/>
+                        </w:rPr>
+                      </w:pPr>
+                      <w:r>
+                        <w:rPr>
+                          <w:lang w:val="en-US"/>
+                        </w:rPr>
+                        <w:t>&lt;div&gt;</w:t>
+                      </w:r>
+                    </w:p>
+                  </w:txbxContent>
+                </v:textbox>
+              </v:shape>
+            </w:pict>
+          </mc:Fallback>
+        </mc:AlternateContent>
+      </w:r>
+      <w:r>
+        <w:rPr>
+          <w:noProof/>
+          <w:sz w:val="24"/>
+          <w:szCs w:val="24"/>
+          <w:lang w:eastAsia="en-IN"/>
+        </w:rPr>
+        <mc:AlternateContent>
+          <mc:Choice Requires="wps">
+            <w:drawing>
+              <wp:anchor distT="0" distB="0" distL="114300" distR="114300" simplePos="0" relativeHeight="251664384" behindDoc="0" locked="0" layoutInCell="1" allowOverlap="1" wp14:anchorId="12F58471" wp14:editId="6FE694A7">
+                <wp:simplePos x="0" y="0"/>
+                <wp:positionH relativeFrom="column">
+                  <wp:posOffset>1059180</wp:posOffset>
+                </wp:positionH>
+                <wp:positionV relativeFrom="paragraph">
+                  <wp:posOffset>8890</wp:posOffset>
+                </wp:positionV>
+                <wp:extent cx="1173480" cy="266700"/>
+                <wp:effectExtent l="0" t="0" r="26670" b="19050"/>
+                <wp:wrapNone/>
+                <wp:docPr id="6" name="Text Box 6"/>
+                <wp:cNvGraphicFramePr/>
+                <a:graphic xmlns:a="http://schemas.openxmlformats.org/drawingml/2006/main">
+                  <a:graphicData uri="http://schemas.microsoft.com/office/word/2010/wordprocessingShape">
+                    <wps:wsp>
+                      <wps:cNvSpPr txBox="1"/>
+                      <wps:spPr>
+                        <a:xfrm>
+                          <a:off x="0" y="0"/>
+                          <a:ext cx="1173480" cy="266700"/>
+                        </a:xfrm>
+                        <a:prstGeom prst="rect">
+                          <a:avLst/>
+                        </a:prstGeom>
+                        <a:solidFill>
+                          <a:schemeClr val="lt1"/>
+                        </a:solidFill>
+                        <a:ln w="6350">
+                          <a:solidFill>
+                            <a:prstClr val="black"/>
+                          </a:solidFill>
+                        </a:ln>
+                      </wps:spPr>
+                      <wps:txbx>
+                        <w:txbxContent>
+                          <w:p>
+                            <w:pPr>
+                              <w:jc w:val="center"/>
+                              <w:rPr>
+                                <w:lang w:val="en-US"/>
+                              </w:rPr>
+                            </w:pPr>
+                            <w:r>
+                              <w:rPr>
+                                <w:lang w:val="en-US"/>
+                              </w:rPr>
+                              <w:t>&lt;meta&gt;</w:t>
+                            </w:r>
+                          </w:p>
+                        </w:txbxContent>
+                      </wps:txbx>
+                      <wps:bodyPr rot="0" spcFirstLastPara="0" vertOverflow="overflow" horzOverflow="overflow" vert="horz" wrap="square" lIns="91440" tIns="45720" rIns="91440" bIns="45720" numCol="1" spcCol="0" rtlCol="0" fromWordArt="0" anchor="t" anchorCtr="0" forceAA="0" compatLnSpc="1">
+                        <a:prstTxWarp prst="textNoShape">
+                          <a:avLst/>
+                        </a:prstTxWarp>
+                        <a:noAutofit/>
+                      </wps:bodyPr>
+                    </wps:wsp>
+                  </a:graphicData>
+                </a:graphic>
+                <wp14:sizeRelV relativeFrom="margin">
+                  <wp14:pctHeight>0</wp14:pctHeight>
+                </wp14:sizeRelV>
+              </wp:anchor>
+            </w:drawing>
+          </mc:Choice>
+          <mc:Fallback>
+            <w:pict>
+              <v:shape w14:anchorId="12F58471" id="Text Box 6" o:spid="_x0000_s1035" type="#_x0000_t202" style="position:absolute;margin-left:83.4pt;margin-top:.7pt;width:92.4pt;height:21pt;z-index:251664384;visibility:visible;mso-wrap-style:square;mso-height-percent:0;mso-wrap-distance-left:9pt;mso-wrap-distance-top:0;mso-wrap-distance-right:9pt;mso-wrap-distance-bottom:0;mso-position-horizontal:absolute;mso-position-horizontal-relative:text;mso-position-vertical:absolute;mso-position-vertical-relative:text;mso-height-percent:0;mso-height-relative:margin;v-text-anchor:top" o:gfxdata="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" fillcolor="white [3201]" strokeweight=".5pt">
+                <v:textbox>
+                  <w:txbxContent>
+                    <w:p>
+                      <w:pPr>
+                        <w:jc w:val="center"/>
+                        <w:rPr>
+                          <w:lang w:val="en-US"/>
+                        </w:rPr>
+                      </w:pPr>
+                      <w:r>
+                        <w:rPr>
+                          <w:lang w:val="en-US"/>
+                        </w:rPr>
+                        <w:t>&lt;meta&gt;</w:t>
+                      </w:r>
+                    </w:p>
+                  </w:txbxContent>
+                </v:textbox>
+              </v:shape>
+            </w:pict>
+          </mc:Fallback>
+        </mc:AlternateContent>
+      </w:r>
+      <w:r>
+        <w:rPr>
+          <w:lang w:val="en-US"/>
+        </w:rPr>
+        <w:tab/>
+      </w:r>
+      <w:r>
+        <w:rPr>
+          <w:lang w:val="en-US"/>
+        </w:rPr>
+        <w:tab/>
+      </w:r>
+      <w:r>
+        <w:rPr>
+          <w:lang w:val="en-US"/>
+        </w:rPr>
+        <w:tab/>
+      </w:r>
+    </w:p>
+    <w:p>
+      <w:pPr>
+        <w:rPr>
+          <w:lang w:val="en-US"/>
+        </w:rPr>
+      </w:pPr>
+      <w:r>
+        <w:rPr>
+          <w:noProof/>
+          <w:sz w:val="24"/>
+          <w:szCs w:val="24"/>
+          <w:lang w:eastAsia="en-IN"/>
+        </w:rPr>
+        <mc:AlternateContent>
+          <mc:Choice Requires="wps">
+            <w:drawing>
+              <wp:anchor distT="0" distB="0" distL="114300" distR="114300" simplePos="0" relativeHeight="251686912" behindDoc="0" locked="0" layoutInCell="1" allowOverlap="1" wp14:anchorId="7BE1ADF2" wp14:editId="1BDB10AE">
+                <wp:simplePos x="0" y="0"/>
+                <wp:positionH relativeFrom="column">
+                  <wp:posOffset>4251960</wp:posOffset>
+                </wp:positionH>
+                <wp:positionV relativeFrom="paragraph">
+                  <wp:posOffset>5080</wp:posOffset>
+                </wp:positionV>
+                <wp:extent cx="251460" cy="457200"/>
+                <wp:effectExtent l="0" t="0" r="53340" b="57150"/>
+                <wp:wrapNone/>
+                <wp:docPr id="28" name="Straight Arrow Connector 28"/>
+                <wp:cNvGraphicFramePr/>
+                <a:graphic xmlns:a="http://schemas.openxmlformats.org/drawingml/2006/main">
+                  <a:graphicData uri="http://schemas.microsoft.com/office/word/2010/wordprocessingShape">
+                    <wps:wsp>
+                      <wps:cNvCnPr/>
+                      <wps:spPr>
+                        <a:xfrm>
+                          <a:off x="0" y="0"/>
+                          <a:ext cx="251460" cy="457200"/>
+                        </a:xfrm>
+                        <a:prstGeom prst="straightConnector1">
+                          <a:avLst/>
+                        </a:prstGeom>
+                        <a:ln>
+                          <a:tailEnd type="triangle"/>
+                        </a:ln>
+                      </wps:spPr>
+                      <wps:style>
+                        <a:lnRef idx="1">
+                          <a:schemeClr val="dk1"/>
+                        </a:lnRef>
+                        <a:fillRef idx="0">
+                          <a:schemeClr val="dk1"/>
+                        </a:fillRef>
+                        <a:effectRef idx="0">
+                          <a:schemeClr val="dk1"/>
+                        </a:effectRef>
+                        <a:fontRef idx="minor">
+                          <a:schemeClr val="tx1"/>
+                        </a:fontRef>
+                      </wps:style>
+                      <wps:bodyPr/>
+                    </wps:wsp>
+                  </a:graphicData>
+                </a:graphic>
+                <wp14:sizeRelH relativeFrom="margin">
+                  <wp14:pctWidth>0</wp14:pctWidth>
+                </wp14:sizeRelH>
+                <wp14:sizeRelV relativeFrom="margin">
+                  <wp14:pctHeight>0</wp14:pctHeight>
+                </wp14:sizeRelV>
+              </wp:anchor>
+            </w:drawing>
+          </mc:Choice>
+          <mc:Fallback>
+            <w:pict>
+              <v:shape w14:anchorId="0D9A5A1A" id="Straight Arrow Connector 28" o:spid="_x0000_s1026" type="#_x0000_t32" style="position:absolute;margin-left:334.8pt;margin-top:.4pt;width:19.8pt;height:36pt;z-index:251686912;visibility:visible;mso-wrap-style:square;mso-width-percent:0;mso-height-percent:0;mso-wrap-distance-left:9pt;mso-wrap-distance-top:0;mso-wrap-distance-right:9pt;mso-wrap-distance-bottom:0;mso-position-horizontal:absolute;mso-position-horizontal-relative:text;mso-position-vertical:absolute;mso-position-vertical-relative:text;mso-width-percent:0;mso-height-percent:0;mso-width-relative:margin;mso-height-relative:margin" o:gfxdata="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" strokecolor="black [3200]" strokeweight=".5pt">
+                <v:stroke endarrow="block" joinstyle="miter"/>
+              </v:shape>
+            </w:pict>
+          </mc:Fallback>
+        </mc:AlternateContent>
+      </w:r>
+      <w:r>
+        <w:rPr>
+          <w:noProof/>
+          <w:sz w:val="24"/>
+          <w:szCs w:val="24"/>
+          <w:lang w:eastAsia="en-IN"/>
+        </w:rPr>
+        <mc:AlternateContent>
+          <mc:Choice Requires="wps">
+            <w:drawing>
+              <wp:anchor distT="0" distB="0" distL="114300" distR="114300" simplePos="0" relativeHeight="251685888" behindDoc="0" locked="0" layoutInCell="1" allowOverlap="1" wp14:anchorId="3E1BAF1D" wp14:editId="4719C573">
+                <wp:simplePos x="0" y="0"/>
+                <wp:positionH relativeFrom="column">
+                  <wp:posOffset>3200399</wp:posOffset>
+                </wp:positionH>
+                <wp:positionV relativeFrom="paragraph">
+                  <wp:posOffset>5080</wp:posOffset>
+                </wp:positionV>
+                <wp:extent cx="45719" cy="480060"/>
+                <wp:effectExtent l="38100" t="0" r="69215" b="53340"/>
+                <wp:wrapNone/>
+                <wp:docPr id="27" name="Straight Arrow Connector 27"/>
+                <wp:cNvGraphicFramePr/>
+                <a:graphic xmlns:a="http://schemas.openxmlformats.org/drawingml/2006/main">
+                  <a:graphicData uri="http://schemas.microsoft.com/office/word/2010/wordprocessingShape">
+                    <wps:wsp>
+                      <wps:cNvCnPr/>
+                      <wps:spPr>
+                        <a:xfrm>
+                          <a:off x="0" y="0"/>
+                          <a:ext cx="45719" cy="480060"/>
+                        </a:xfrm>
+                        <a:prstGeom prst="straightConnector1">
+                          <a:avLst/>
+                        </a:prstGeom>
+                        <a:ln>
+                          <a:tailEnd type="triangle"/>
+                        </a:ln>
+                      </wps:spPr>
+                      <wps:style>
+                        <a:lnRef idx="1">
+                          <a:schemeClr val="dk1"/>
+                        </a:lnRef>
+                        <a:fillRef idx="0">
+                          <a:schemeClr val="dk1"/>
+                        </a:fillRef>
+                        <a:effectRef idx="0">
+                          <a:schemeClr val="dk1"/>
+                        </a:effectRef>
+                        <a:fontRef idx="minor">
+                          <a:schemeClr val="tx1"/>
+                        </a:fontRef>
+                      </wps:style>
+                      <wps:bodyPr/>
+                    </wps:wsp>
+                  </a:graphicData>
+                </a:graphic>
+                <wp14:sizeRelH relativeFrom="margin">
+                  <wp14:pctWidth>0</wp14:pctWidth>
+                </wp14:sizeRelH>
+                <wp14:sizeRelV relativeFrom="margin">
+                  <wp14:pctHeight>0</wp14:pctHeight>
+                </wp14:sizeRelV>
+              </wp:anchor>
+            </w:drawing>
+          </mc:Choice>
+          <mc:Fallback>
+            <w:pict>
+              <v:shape w14:anchorId="0B2A858A" id="Straight Arrow Connector 27" o:spid="_x0000_s1026" type="#_x0000_t32" style="position:absolute;margin-left:252pt;margin-top:.4pt;width:3.6pt;height:37.8pt;z-index:251685888;visibility:visible;mso-wrap-style:square;mso-width-percent:0;mso-height-percent:0;mso-wrap-distance-left:9pt;mso-wrap-distance-top:0;mso-wrap-distance-right:9pt;mso-wrap-distance-bottom:0;mso-position-horizontal:absolute;mso-position-horizontal-relative:text;mso-position-vertical:absolute;mso-position-vertical-relative:text;mso-width-percent:0;mso-height-percent:0;mso-width-relative:margin;mso-height-relative:margin" o:gfxdata="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" strokecolor="black [3200]" strokeweight=".5pt">
+                <v:stroke endarrow="block" joinstyle="miter"/>
+              </v:shape>
+            </w:pict>
+          </mc:Fallback>
+        </mc:AlternateContent>
+      </w:r>
+      <w:r>
+        <w:rPr>
+          <w:noProof/>
+          <w:sz w:val="24"/>
+          <w:szCs w:val="24"/>
+          <w:lang w:eastAsia="en-IN"/>
+        </w:rPr>
+        <mc:AlternateContent>
+          <mc:Choice Requires="wps">
+            <w:drawing>
+              <wp:anchor distT="0" distB="0" distL="114300" distR="114300" simplePos="0" relativeHeight="251684864" behindDoc="0" locked="0" layoutInCell="1" allowOverlap="1" wp14:anchorId="42B8A56B" wp14:editId="40AECF24">
+                <wp:simplePos x="0" y="0"/>
+                <wp:positionH relativeFrom="column">
+                  <wp:posOffset>1661160</wp:posOffset>
+                </wp:positionH>
+                <wp:positionV relativeFrom="paragraph">
+                  <wp:posOffset>5080</wp:posOffset>
+                </wp:positionV>
+                <wp:extent cx="45719" cy="502920"/>
+                <wp:effectExtent l="38100" t="0" r="69215" b="49530"/>
+                <wp:wrapNone/>
+                <wp:docPr id="26" name="Straight Arrow Connector 26"/>
+                <wp:cNvGraphicFramePr/>
+                <a:graphic xmlns:a="http://schemas.openxmlformats.org/drawingml/2006/main">
+                  <a:graphicData uri="http://schemas.microsoft.com/office/word/2010/wordprocessingShape">
+                    <wps:wsp>
+                      <wps:cNvCnPr/>
+                      <wps:spPr>
+                        <a:xfrm>
+                          <a:off x="0" y="0"/>
+                          <a:ext cx="45719" cy="502920"/>
+                        </a:xfrm>
+                        <a:prstGeom prst="straightConnector1">
+                          <a:avLst/>
+                        </a:prstGeom>
+                        <a:ln>
+                          <a:tailEnd type="triangle"/>
+                        </a:ln>
+                      </wps:spPr>
+                      <wps:style>
+                        <a:lnRef idx="1">
+                          <a:schemeClr val="dk1"/>
+                        </a:lnRef>
+                        <a:fillRef idx="0">
+                          <a:schemeClr val="dk1"/>
+                        </a:fillRef>
+                        <a:effectRef idx="0">
+                          <a:schemeClr val="dk1"/>
+                        </a:effectRef>
+                        <a:fontRef idx="minor">
+                          <a:schemeClr val="tx1"/>
+                        </a:fontRef>
+                      </wps:style>
+                      <wps:bodyPr/>
+                    </wps:wsp>
+                  </a:graphicData>
+                </a:graphic>
+                <wp14:sizeRelH relativeFrom="margin">
+                  <wp14:pctWidth>0</wp14:pctWidth>
+                </wp14:sizeRelH>
+                <wp14:sizeRelV relativeFrom="margin">
+                  <wp14:pctHeight>0</wp14:pctHeight>
+                </wp14:sizeRelV>
+              </wp:anchor>
+            </w:drawing>
+          </mc:Choice>
+          <mc:Fallback>
+            <w:pict>
+              <v:shape w14:anchorId="11BBB86C" id="Straight Arrow Connector 26" o:spid="_x0000_s1026" type="#_x0000_t32" style="position:absolute;margin-left:130.8pt;margin-top:.4pt;width:3.6pt;height:39.6pt;z-index:251684864;visibility:visible;mso-wrap-style:square;mso-width-percent:0;mso-height-percent:0;mso-wrap-distance-left:9pt;mso-wrap-distance-top:0;mso-wrap-distance-right:9pt;mso-wrap-distance-bottom:0;mso-position-horizontal:absolute;mso-position-horizontal-relative:text;mso-position-vertical:absolute;mso-position-vertical-relative:text;mso-width-percent:0;mso-height-percent:0;mso-width-relative:margin;mso-height-relative:margin" o:gfxdata="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" strokecolor="black [3200]" strokeweight=".5pt">
+                <v:stroke endarrow="block" joinstyle="miter"/>
+              </v:shape>
+            </w:pict>
+          </mc:Fallback>
+        </mc:AlternateContent>
+      </w:r>
+      <w:r>
+        <w:rPr>
+          <w:noProof/>
+          <w:sz w:val="24"/>
+          <w:szCs w:val="24"/>
+          <w:lang w:eastAsia="en-IN"/>
+        </w:rPr>
+        <mc:AlternateContent>
+          <mc:Choice Requires="wps">
+            <w:drawing>
+              <wp:anchor distT="0" distB="0" distL="114300" distR="114300" simplePos="0" relativeHeight="251683840" behindDoc="0" locked="0" layoutInCell="1" allowOverlap="1" wp14:anchorId="0D4D66AE" wp14:editId="6D68E970">
+                <wp:simplePos x="0" y="0"/>
+                <wp:positionH relativeFrom="margin">
+                  <wp:posOffset>30481</wp:posOffset>
+                </wp:positionH>
+                <wp:positionV relativeFrom="paragraph">
+                  <wp:posOffset>5080</wp:posOffset>
+                </wp:positionV>
+                <wp:extent cx="45719" cy="533400"/>
+                <wp:effectExtent l="38100" t="0" r="50165" b="57150"/>
+                <wp:wrapNone/>
+                <wp:docPr id="25" name="Straight Arrow Connector 25"/>
+                <wp:cNvGraphicFramePr/>
+                <a:graphic xmlns:a="http://schemas.openxmlformats.org/drawingml/2006/main">
+                  <a:graphicData uri="http://schemas.microsoft.com/office/word/2010/wordprocessingShape">
+                    <wps:wsp>
+                      <wps:cNvCnPr/>
+                      <wps:spPr>
+                        <a:xfrm flipH="1">
+                          <a:off x="0" y="0"/>
+                          <a:ext cx="45719" cy="533400"/>
+                        </a:xfrm>
+                        <a:prstGeom prst="straightConnector1">
+                          <a:avLst/>
+                        </a:prstGeom>
+                        <a:ln>
+                          <a:tailEnd type="triangle"/>
+                        </a:ln>
+                      </wps:spPr>
+                      <wps:style>
+                        <a:lnRef idx="1">
+                          <a:schemeClr val="dk1"/>
+                        </a:lnRef>
+                        <a:fillRef idx="0">
+                          <a:schemeClr val="dk1"/>
+                        </a:fillRef>
+                        <a:effectRef idx="0">
+                          <a:schemeClr val="dk1"/>
+                        </a:effectRef>
+                        <a:fontRef idx="minor">
+                          <a:schemeClr val="tx1"/>
+                        </a:fontRef>
+                      </wps:style>
+                      <wps:bodyPr/>
+                    </wps:wsp>
+                  </a:graphicData>
+                </a:graphic>
+                <wp14:sizeRelH relativeFrom="margin">
+                  <wp14:pctWidth>0</wp14:pctWidth>
+                </wp14:sizeRelH>
+                <wp14:sizeRelV relativeFrom="margin">
+                  <wp14:pctHeight>0</wp14:pctHeight>
+                </wp14:sizeRelV>
+              </wp:anchor>
+            </w:drawing>
+          </mc:Choice>
+          <mc:Fallback>
+            <w:pict>
+              <v:shape w14:anchorId="733B1984" id="Straight Arrow Connector 25" o:spid="_x0000_s1026" type="#_x0000_t32" style="position:absolute;margin-left:2.4pt;margin-top:.4pt;width:3.6pt;height:42pt;flip:x;z-index:251683840;visibility:visible;mso-wrap-style:square;mso-width-percent:0;mso-height-percent:0;mso-wrap-distance-left:9pt;mso-wrap-distance-top:0;mso-wrap-distance-right:9pt;mso-wrap-distance-bottom:0;mso-position-horizontal:absolute;mso-position-horizontal-relative:margin;mso-position-vertical:absolute;mso-position-vertical-relative:text;mso-width-percent:0;mso-height-percent:0;mso-width-relative:margin;mso-height-relative:margin" o:gfxdata="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" strokecolor="black [3200]" strokeweight=".5pt">
+                <v:stroke endarrow="block" joinstyle="miter"/>
+                <w10:wrap anchorx="margin"/>
+              </v:shape>
+            </w:pict>
+          </mc:Fallback>
+        </mc:AlternateContent>
+      </w:r>
+    </w:p>
+    <w:p>
+      <w:pPr>
+        <w:tabs>
+          <w:tab w:val="left" w:pos="2964"/>
+          <w:tab w:val="left" w:pos="6444"/>
+        </w:tabs>
+        <w:rPr>
+          <w:lang w:val="en-US"/>
+        </w:rPr>
+      </w:pPr>
+      <w:r>
+        <w:rPr>
+          <w:noProof/>
+          <w:sz w:val="24"/>
+          <w:szCs w:val="24"/>
+          <w:lang w:eastAsia="en-IN"/>
+        </w:rPr>
+        <mc:AlternateContent>
+          <mc:Choice Requires="wps">
+            <w:drawing>
+              <wp:anchor distT="0" distB="0" distL="114300" distR="114300" simplePos="0" relativeHeight="251674624" behindDoc="0" locked="0" layoutInCell="1" allowOverlap="1" wp14:anchorId="6CD071C9" wp14:editId="13AA0EDA">
+                <wp:simplePos x="0" y="0"/>
+                <wp:positionH relativeFrom="column">
+                  <wp:posOffset>3962400</wp:posOffset>
+                </wp:positionH>
+                <wp:positionV relativeFrom="paragraph">
+                  <wp:posOffset>182880</wp:posOffset>
+                </wp:positionV>
+                <wp:extent cx="1173480" cy="259080"/>
+                <wp:effectExtent l="0" t="0" r="26670" b="26670"/>
+                <wp:wrapNone/>
+                <wp:docPr id="16" name="Text Box 16"/>
+                <wp:cNvGraphicFramePr/>
+                <a:graphic xmlns:a="http://schemas.openxmlformats.org/drawingml/2006/main">
+                  <a:graphicData uri="http://schemas.microsoft.com/office/word/2010/wordprocessingShape">
+                    <wps:wsp>
+                      <wps:cNvSpPr txBox="1"/>
+                      <wps:spPr>
+                        <a:xfrm>
+                          <a:off x="0" y="0"/>
+                          <a:ext cx="1173480" cy="259080"/>
+                        </a:xfrm>
+                        <a:prstGeom prst="rect">
+                          <a:avLst/>
+                        </a:prstGeom>
+                        <a:solidFill>
+                          <a:schemeClr val="lt1"/>
+                        </a:solidFill>
+                        <a:ln w="6350">
+                          <a:solidFill>
+                            <a:prstClr val="black"/>
+                          </a:solidFill>
+                        </a:ln>
+                      </wps:spPr>
+                      <wps:txbx>
+                        <w:txbxContent>
+                          <w:p>
+                            <w:pPr>
+                              <w:jc w:val="center"/>
+                              <w:rPr>
+                                <w:lang w:val="en-US"/>
+                              </w:rPr>
+                            </w:pPr>
+                            <w:r>
+                              <w:rPr>
+                                <w:lang w:val="en-US"/>
+                              </w:rPr>
+                              <w:t>You are all right</w:t>
+                            </w:r>
+                          </w:p>
+                        </w:txbxContent>
+                      </wps:txbx>
+                      <wps:bodyPr rot="0" spcFirstLastPara="0" vertOverflow="overflow" horzOverflow="overflow" vert="horz" wrap="square" lIns="91440" tIns="45720" rIns="91440" bIns="45720" numCol="1" spcCol="0" rtlCol="0" fromWordArt="0" anchor="t" anchorCtr="0" forceAA="0" compatLnSpc="1">
+                        <a:prstTxWarp prst="textNoShape">
+                          <a:avLst/>
+                        </a:prstTxWarp>
+                        <a:noAutofit/>
+                      </wps:bodyPr>
+                    </wps:wsp>
+                  </a:graphicData>
+                </a:graphic>
+              </wp:anchor>
+            </w:drawing>
+          </mc:Choice>
+          <mc:Fallback>
+            <w:pict>
+              <v:shape w14:anchorId="6CD071C9" id="Text Box 16" o:spid="_x0000_s1036" type="#_x0000_t202" style="position:absolute;margin-left:312pt;margin-top:14.4pt;width:92.4pt;height:20.4pt;z-index:251674624;visibility:visible;mso-wrap-style:square;mso-wrap-distance-left:9pt;mso-wrap-distance-top:0;mso-wrap-distance-right:9pt;mso-wrap-distance-bottom:0;mso-position-horizontal:absolute;mso-position-horizontal-relative:text;mso-position-vertical:absolute;mso-position-vertical-relative:text;v-text-anchor:top" o:gfxdata="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" fillcolor="white [3201]" strokeweight=".5pt">
+                <v:textbox>
+                  <w:txbxContent>
+                    <w:p>
+                      <w:pPr>
+                        <w:jc w:val="center"/>
+                        <w:rPr>
+                          <w:lang w:val="en-US"/>
+                        </w:rPr>
+                      </w:pPr>
+                      <w:r>
+                        <w:rPr>
+                          <w:lang w:val="en-US"/>
+                        </w:rPr>
+                        <w:t>You are all right</w:t>
+                      </w:r>
+                    </w:p>
+                  </w:txbxContent>
+                </v:textbox>
+              </v:shape>
+            </w:pict>
+          </mc:Fallback>
+        </mc:AlternateContent>
+      </w:r>
+      <w:r>
+        <w:rPr>
+          <w:noProof/>
+          <w:sz w:val="24"/>
+          <w:szCs w:val="24"/>
+          <w:lang w:eastAsia="en-IN"/>
+        </w:rPr>
+        <mc:AlternateContent>
+          <mc:Choice Requires="wps">
+            <w:drawing>
+              <wp:anchor distT="0" distB="0" distL="114300" distR="114300" simplePos="0" relativeHeight="251673600" behindDoc="0" locked="0" layoutInCell="1" allowOverlap="1" wp14:anchorId="7E088B25" wp14:editId="28CF155C">
+                <wp:simplePos x="0" y="0"/>
+                <wp:positionH relativeFrom="column">
+                  <wp:posOffset>1120140</wp:posOffset>
+                </wp:positionH>
+                <wp:positionV relativeFrom="paragraph">
+                  <wp:posOffset>254635</wp:posOffset>
+                </wp:positionV>
+                <wp:extent cx="1173480" cy="259080"/>
+                <wp:effectExtent l="0" t="0" r="26670" b="26670"/>
+                <wp:wrapNone/>
+                <wp:docPr id="15" name="Text Box 15"/>
+                <wp:cNvGraphicFramePr/>
+                <a:graphic xmlns:a="http://schemas.openxmlformats.org/drawingml/2006/main">
+                  <a:graphicData uri="http://schemas.microsoft.com/office/word/2010/wordprocessingShape">
+                    <wps:wsp>
+                      <wps:cNvSpPr txBox="1"/>
+                      <wps:spPr>
+                        <a:xfrm>
+                          <a:off x="0" y="0"/>
+                          <a:ext cx="1173480" cy="259080"/>
+                        </a:xfrm>
+                        <a:prstGeom prst="rect">
+                          <a:avLst/>
+                        </a:prstGeom>
+                        <a:solidFill>
+                          <a:schemeClr val="lt1"/>
+                        </a:solidFill>
+                        <a:ln w="6350">
+                          <a:solidFill>
+                            <a:prstClr val="black"/>
+                          </a:solidFill>
+                        </a:ln>
+                      </wps:spPr>
+                      <wps:txbx>
+                        <w:txbxContent>
+                          <w:p>
+                            <w:pPr>
+                              <w:jc w:val="center"/>
+                              <w:rPr>
+                                <w:lang w:val="en-US"/>
+                              </w:rPr>
+                            </w:pPr>
+                            <w:r>
+                              <w:rPr>
+                                <w:lang w:val="en-US"/>
+                              </w:rPr>
+                              <w:t>i am learning to code</w:t>
+                            </w:r>
+                          </w:p>
+                        </w:txbxContent>
+                      </wps:txbx>
+                      <wps:bodyPr rot="0" spcFirstLastPara="0" vertOverflow="overflow" horzOverflow="overflow" vert="horz" wrap="square" lIns="91440" tIns="45720" rIns="91440" bIns="45720" numCol="1" spcCol="0" rtlCol="0" fromWordArt="0" anchor="t" anchorCtr="0" forceAA="0" compatLnSpc="1">
+                        <a:prstTxWarp prst="textNoShape">
+                          <a:avLst/>
+                        </a:prstTxWarp>
+                        <a:noAutofit/>
+                      </wps:bodyPr>
+                    </wps:wsp>
+                  </a:graphicData>
+                </a:graphic>
+              </wp:anchor>
+            </w:drawing>
+          </mc:Choice>
+          <mc:Fallback>
+            <w:pict>
+              <v:shape w14:anchorId="7E088B25" id="Text Box 15" o:spid="_x0000_s1037" type="#_x0000_t202" style="position:absolute;margin-left:88.2pt;margin-top:20.05pt;width:92.4pt;height:20.4pt;z-index:251673600;visibility:visible;mso-wrap-style:square;mso-wrap-distance-left:9pt;mso-wrap-distance-top:0;mso-wrap-distance-right:9pt;mso-wrap-distance-bottom:0;mso-position-horizontal:absolute;mso-position-horizontal-relative:text;mso-position-vertical:absolute;mso-position-vertical-relative:text;v-text-anchor:top" o:gfxdata="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" fillcolor="white [3201]" strokeweight=".5pt">
+                <v:textbox>
+                  <w:txbxContent>
+                    <w:p>
+                      <w:pPr>
+                        <w:jc w:val="center"/>
+                        <w:rPr>
+                          <w:lang w:val="en-US"/>
+                        </w:rPr>
+                      </w:pPr>
+                      <w:r>
+                        <w:rPr>
+                          <w:lang w:val="en-US"/>
+                        </w:rPr>
+                        <w:t>i am learning to code</w:t>
+                      </w:r>
+                    </w:p>
+                  </w:txbxContent>
+                </v:textbox>
+              </v:shape>
+            </w:pict>
+          </mc:Fallback>
+        </mc:AlternateContent>
+      </w:r>
+      <w:r>
+        <w:rPr>
+          <w:noProof/>
+          <w:sz w:val="24"/>
+          <w:szCs w:val="24"/>
+          <w:lang w:eastAsia="en-IN"/>
+        </w:rPr>
+        <mc:AlternateContent>
+          <mc:Choice Requires="wps">
+            <w:drawing>
+              <wp:anchor distT="0" distB="0" distL="114300" distR="114300" simplePos="0" relativeHeight="251671552" behindDoc="0" locked="0" layoutInCell="1" allowOverlap="1" wp14:anchorId="2B733B45" wp14:editId="7EB59F87">
+                <wp:simplePos x="0" y="0"/>
+                <wp:positionH relativeFrom="column">
+                  <wp:posOffset>-297180</wp:posOffset>
+                </wp:positionH>
+                <wp:positionV relativeFrom="paragraph">
+                  <wp:posOffset>262255</wp:posOffset>
+                </wp:positionV>
+                <wp:extent cx="1173480" cy="259080"/>
+                <wp:effectExtent l="0" t="0" r="26670" b="26670"/>
+                <wp:wrapNone/>
+                <wp:docPr id="13" name="Text Box 13"/>
+                <wp:cNvGraphicFramePr/>
+                <a:graphic xmlns:a="http://schemas.openxmlformats.org/drawingml/2006/main">
+                  <a:graphicData uri="http://schemas.microsoft.com/office/word/2010/wordprocessingShape">
+                    <wps:wsp>
+                      <wps:cNvSpPr txBox="1"/>
+                      <wps:spPr>
+                        <a:xfrm>
+                          <a:off x="0" y="0"/>
+                          <a:ext cx="1173480" cy="259080"/>
+                        </a:xfrm>
+                        <a:prstGeom prst="rect">
+                          <a:avLst/>
+                        </a:prstGeom>
+                        <a:solidFill>
+                          <a:schemeClr val="lt1"/>
+                        </a:solidFill>
+                        <a:ln w="6350">
+                          <a:solidFill>
+                            <a:prstClr val="black"/>
+                          </a:solidFill>
+                        </a:ln>
+                      </wps:spPr>
+                      <wps:txbx>
+                        <w:txbxContent>
+                          <w:p>
+                            <w:pPr>
+                              <w:jc w:val="center"/>
+                              <w:rPr>
+                                <w:lang w:val="en-US"/>
+                              </w:rPr>
+                            </w:pPr>
+                            <w:r>
+                              <w:rPr>
+                                <w:lang w:val="en-US"/>
+                              </w:rPr>
+                              <w:t>React js</w:t>
+                            </w:r>
+                          </w:p>
+                        </w:txbxContent>
+                      </wps:txbx>
+                      <wps:bodyPr rot="0" spcFirstLastPara="0" vertOverflow="overflow" horzOverflow="overflow" vert="horz" wrap="square" lIns="91440" tIns="45720" rIns="91440" bIns="45720" numCol="1" spcCol="0" rtlCol="0" fromWordArt="0" anchor="t" anchorCtr="0" forceAA="0" compatLnSpc="1">
+                        <a:prstTxWarp prst="textNoShape">
+                          <a:avLst/>
+                        </a:prstTxWarp>
+                        <a:noAutofit/>
+                      </wps:bodyPr>
+                    </wps:wsp>
+                  </a:graphicData>
+                </a:graphic>
+              </wp:anchor>
+            </w:drawing>
+          </mc:Choice>
+          <mc:Fallback>
+            <w:pict>
+              <v:shape w14:anchorId="2B733B45" id="Text Box 13" o:spid="_x0000_s1038" type="#_x0000_t202" style="position:absolute;margin-left:-23.4pt;margin-top:20.65pt;width:92.4pt;height:20.4pt;z-index:251671552;visibility:visible;mso-wrap-style:square;mso-wrap-distance-left:9pt;mso-wrap-distance-top:0;mso-wrap-distance-right:9pt;mso-wrap-distance-bottom:0;mso-position-horizontal:absolute;mso-position-horizontal-relative:text;mso-position-vertical:absolute;mso-position-vertical-relative:text;v-text-anchor:top" o:gfxdata="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" fillcolor="white [3201]" strokeweight=".5pt">
+                <v:textbox>
+                  <w:txbxContent>
+                    <w:p>
+                      <w:pPr>
+                        <w:jc w:val="center"/>
+                        <w:rPr>
+                          <w:lang w:val="en-US"/>
+                        </w:rPr>
+                      </w:pPr>
+                      <w:r>
+                        <w:rPr>
+                          <w:lang w:val="en-US"/>
+                        </w:rPr>
+                        <w:t>React js</w:t>
+                      </w:r>
+                    </w:p>
+                  </w:txbxContent>
+                </v:textbox>
+              </v:shape>
+            </w:pict>
+          </mc:Fallback>
+        </mc:AlternateContent>
+      </w:r>
+      <w:r>
+        <w:rPr>
+          <w:noProof/>
+          <w:sz w:val="24"/>
+          <w:szCs w:val="24"/>
+          <w:lang w:eastAsia="en-IN"/>
+        </w:rPr>
+        <mc:AlternateContent>
+          <mc:Choice Requires="wps">
+            <w:drawing>
+              <wp:anchor distT="0" distB="0" distL="114300" distR="114300" simplePos="0" relativeHeight="251672576" behindDoc="0" locked="0" layoutInCell="1" allowOverlap="1" wp14:anchorId="18B5F99A" wp14:editId="183550A8">
+                <wp:simplePos x="0" y="0"/>
+                <wp:positionH relativeFrom="column">
+                  <wp:posOffset>2621280</wp:posOffset>
+                </wp:positionH>
+                <wp:positionV relativeFrom="paragraph">
+                  <wp:posOffset>213360</wp:posOffset>
+                </wp:positionV>
+                <wp:extent cx="1173480" cy="259080"/>
+                <wp:effectExtent l="0" t="0" r="26670" b="26670"/>
+                <wp:wrapNone/>
+                <wp:docPr id="14" name="Text Box 14"/>
+                <wp:cNvGraphicFramePr/>
+                <a:graphic xmlns:a="http://schemas.openxmlformats.org/drawingml/2006/main">
+                  <a:graphicData uri="http://schemas.microsoft.com/office/word/2010/wordprocessingShape">
+                    <wps:wsp>
+                      <wps:cNvSpPr txBox="1"/>
+                      <wps:spPr>
+                        <a:xfrm>
+                          <a:off x="0" y="0"/>
+                          <a:ext cx="1173480" cy="259080"/>
+                        </a:xfrm>
+                        <a:prstGeom prst="rect">
+                          <a:avLst/>
+                        </a:prstGeom>
+                        <a:solidFill>
+                          <a:schemeClr val="lt1"/>
+                        </a:solidFill>
+                        <a:ln w="6350">
+                          <a:solidFill>
+                            <a:prstClr val="black"/>
+                          </a:solidFill>
+                        </a:ln>
+                      </wps:spPr>
+                      <wps:txbx>
+                        <w:txbxContent>
+                          <w:p>
+                            <w:pPr>
+                              <w:jc w:val="center"/>
+                              <w:rPr>
+                                <w:lang w:val="en-US"/>
+                              </w:rPr>
+                            </w:pPr>
+                            <w:r>
+                              <w:rPr>
+                                <w:lang w:val="en-US"/>
+                              </w:rPr>
+                              <w:t>Hi there</w:t>
+                            </w:r>
+                          </w:p>
+                        </w:txbxContent>
+                      </wps:txbx>
+                      <wps:bodyPr rot="0" spcFirstLastPara="0" vertOverflow="overflow" horzOverflow="overflow" vert="horz" wrap="square" lIns="91440" tIns="45720" rIns="91440" bIns="45720" numCol="1" spcCol="0" rtlCol="0" fromWordArt="0" anchor="t" anchorCtr="0" forceAA="0" compatLnSpc="1">
+                        <a:prstTxWarp prst="textNoShape">
+                          <a:avLst/>
+                        </a:prstTxWarp>
+                        <a:noAutofit/>
+                      </wps:bodyPr>
+                    </wps:wsp>
+                  </a:graphicData>
+                </a:graphic>
+              </wp:anchor>
+            </w:drawing>
+          </mc:Choice>
+          <mc:Fallback>
+            <w:pict>
+              <v:shape w14:anchorId="18B5F99A" id="Text Box 14" o:spid="_x0000_s1039" type="#_x0000_t202" style="position:absolute;margin-left:206.4pt;margin-top:16.8pt;width:92.4pt;height:20.4pt;z-index:251672576;visibility:visible;mso-wrap-style:square;mso-wrap-distance-left:9pt;mso-wrap-distance-top:0;mso-wrap-distance-right:9pt;mso-wrap-distance-bottom:0;mso-position-horizontal:absolute;mso-position-horizontal-relative:text;mso-position-vertical:absolute;mso-position-vertical-relative:text;v-text-anchor:top" o:gfxdata="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" fillcolor="white [3201]" strokeweight=".5pt">
+                <v:textbox>
+                  <w:txbxContent>
+                    <w:p>
+                      <w:pPr>
+                        <w:jc w:val="center"/>
+                        <w:rPr>
+                          <w:lang w:val="en-US"/>
+                        </w:rPr>
+                      </w:pPr>
+                      <w:r>
+                        <w:rPr>
+                          <w:lang w:val="en-US"/>
+                        </w:rPr>
+                        <w:t>Hi there</w:t>
+                      </w:r>
+                    </w:p>
+                  </w:txbxContent>
+                </v:textbox>
+              </v:shape>
+            </w:pict>
+          </mc:Fallback>
+        </mc:AlternateContent>
+      </w:r>
+      <w:r>
+        <w:rPr>
+          <w:lang w:val="en-US"/>
+        </w:rPr>
+        <w:tab/>
+      </w:r>
+      <w:r>
+        <w:rPr>
+          <w:lang w:val="en-US"/>
+        </w:rPr>
+        <w:tab/>
+      </w:r>
+    </w:p>
+    <w:p>
+      <w:pPr>
+        <w:tabs>
+          <w:tab w:val="center" w:pos="4513"/>
+        </w:tabs>
+        <w:rPr>
+          <w:lang w:val="en-US"/>
+        </w:rPr>
+      </w:pPr>
+      <w:r>
+        <w:rPr>
+          <w:noProof/>
+          <w:sz w:val="24"/>
+          <w:szCs w:val="24"/>
+          <w:lang w:eastAsia="en-IN"/>
+        </w:rPr>
+        <mc:AlternateContent>
+          <mc:Choice Requires="wps">
+            <w:drawing>
+              <wp:anchor distT="0" distB="0" distL="114300" distR="114300" simplePos="0" relativeHeight="251688960" behindDoc="0" locked="0" layoutInCell="1" allowOverlap="1" wp14:anchorId="5063E9FD" wp14:editId="24146827">
+                <wp:simplePos x="0" y="0"/>
+                <wp:positionH relativeFrom="margin">
+                  <wp:posOffset>5577840</wp:posOffset>
+                </wp:positionH>
+                <wp:positionV relativeFrom="paragraph">
+                  <wp:posOffset>50800</wp:posOffset>
+                </wp:positionV>
+                <wp:extent cx="99060" cy="518160"/>
+                <wp:effectExtent l="57150" t="0" r="34290" b="53340"/>
+                <wp:wrapNone/>
+                <wp:docPr id="30" name="Straight Arrow Connector 30"/>
+                <wp:cNvGraphicFramePr/>
+                <a:graphic xmlns:a="http://schemas.openxmlformats.org/drawingml/2006/main">
+                  <a:graphicData uri="http://schemas.microsoft.com/office/word/2010/wordprocessingShape">
+                    <wps:wsp>
+                      <wps:cNvCnPr/>
+                      <wps:spPr>
+                        <a:xfrm flipH="1">
+                          <a:off x="0" y="0"/>
+                          <a:ext cx="99060" cy="518160"/>
+                        </a:xfrm>
+                        <a:prstGeom prst="straightConnector1">
+                          <a:avLst/>
+                        </a:prstGeom>
+                        <a:ln>
+                          <a:tailEnd type="triangle"/>
+                        </a:ln>
+                      </wps:spPr>
+                      <wps:style>
+                        <a:lnRef idx="1">
+                          <a:schemeClr val="dk1"/>
+                        </a:lnRef>
+                        <a:fillRef idx="0">
+                          <a:schemeClr val="dk1"/>
+                        </a:fillRef>
+                        <a:effectRef idx="0">
+                          <a:schemeClr val="dk1"/>
+                        </a:effectRef>
+                        <a:fontRef idx="minor">
+                          <a:schemeClr val="tx1"/>
+                        </a:fontRef>
+                      </wps:style>
+                      <wps:bodyPr/>
+                    </wps:wsp>
+                  </a:graphicData>
+                </a:graphic>
+                <wp14:sizeRelH relativeFrom="margin">
+                  <wp14:pctWidth>0</wp14:pctWidth>
+                </wp14:sizeRelH>
+                <wp14:sizeRelV relativeFrom="margin">
+                  <wp14:pctHeight>0</wp14:pctHeight>
+                </wp14:sizeRelV>
+              </wp:anchor>
+            </w:drawing>
+          </mc:Choice>
+          <mc:Fallback>
+            <w:pict>
+              <v:shape w14:anchorId="2A2B2EE5" id="Straight Arrow Connector 30" o:spid="_x0000_s1026" type="#_x0000_t32" style="position:absolute;margin-left:439.2pt;margin-top:4pt;width:7.8pt;height:40.8pt;flip:x;z-index:251688960;visibility:visible;mso-wrap-style:square;mso-width-percent:0;mso-height-percent:0;mso-wrap-distance-left:9pt;mso-wrap-distance-top:0;mso-wrap-distance-right:9pt;mso-wrap-distance-bottom:0;mso-position-horizontal:absolute;mso-position-horizontal-relative:margin;mso-position-vertical:absolute;mso-position-vertical-relative:text;mso-width-percent:0;mso-height-percent:0;mso-width-relative:margin;mso-height-relative:margin" o:gfxdata="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" strokecolor="black [3200]" strokeweight=".5pt">
+                <v:stroke endarrow="block" joinstyle="miter"/>
+                <w10:wrap anchorx="margin"/>
+              </v:shape>
+            </w:pict>
+          </mc:Fallback>
+        </mc:AlternateContent>
+      </w:r>
+      <w:r>
+        <w:rPr>
+          <w:lang w:val="en-US"/>
+        </w:rPr>
+        <w:tab/>
+      </w:r>
+    </w:p>
+    <w:p>
+      <w:pPr>
+        <w:rPr>
+          <w:lang w:val="en-US"/>
+        </w:rPr>
+      </w:pPr>
+    </w:p>
+    <w:p>
+      <w:pPr>
+        <w:tabs>
+          <w:tab w:val="left" w:pos="7920"/>
+        </w:tabs>
+        <w:rPr>
+          <w:lang w:val="en-US"/>
+        </w:rPr>
+      </w:pPr>
+      <w:r>
+        <w:rPr>
+          <w:noProof/>
+          <w:sz w:val="24"/>
+          <w:szCs w:val="24"/>
+          <w:lang w:eastAsia="en-IN"/>
+        </w:rPr>
+        <mc:AlternateContent>
+          <mc:Choice Requires="wps">
+            <w:drawing>
+              <wp:anchor distT="0" distB="0" distL="114300" distR="114300" simplePos="0" relativeHeight="251689984" behindDoc="0" locked="0" layoutInCell="1" allowOverlap="1" wp14:anchorId="3DEC6075" wp14:editId="303D3C80">
+                <wp:simplePos x="0" y="0"/>
+                <wp:positionH relativeFrom="column">
+                  <wp:posOffset>5577840</wp:posOffset>
+                </wp:positionH>
+                <wp:positionV relativeFrom="paragraph">
+                  <wp:posOffset>264795</wp:posOffset>
+                </wp:positionV>
+                <wp:extent cx="281940" cy="373380"/>
+                <wp:effectExtent l="0" t="0" r="60960" b="64770"/>
+                <wp:wrapNone/>
+                <wp:docPr id="31" name="Straight Arrow Connector 31"/>
+                <wp:cNvGraphicFramePr/>
+                <a:graphic xmlns:a="http://schemas.openxmlformats.org/drawingml/2006/main">
+                  <a:graphicData uri="http://schemas.microsoft.com/office/word/2010/wordprocessingShape">
+                    <wps:wsp>
+                      <wps:cNvCnPr/>
+                      <wps:spPr>
+                        <a:xfrm>
+                          <a:off x="0" y="0"/>
+                          <a:ext cx="281940" cy="373380"/>
+                        </a:xfrm>
+                        <a:prstGeom prst="straightConnector1">
+                          <a:avLst/>
+                        </a:prstGeom>
+                        <a:ln>
+                          <a:tailEnd type="triangle"/>
+                        </a:ln>
+                      </wps:spPr>
+                      <wps:style>
+                        <a:lnRef idx="1">
+                          <a:schemeClr val="dk1"/>
+                        </a:lnRef>
+                        <a:fillRef idx="0">
+                          <a:schemeClr val="dk1"/>
+                        </a:fillRef>
+                        <a:effectRef idx="0">
+                          <a:schemeClr val="dk1"/>
+                        </a:effectRef>
+                        <a:fontRef idx="minor">
+                          <a:schemeClr val="tx1"/>
+                        </a:fontRef>
+                      </wps:style>
+                      <wps:bodyPr/>
+                    </wps:wsp>
+                  </a:graphicData>
+                </a:graphic>
+                <wp14:sizeRelH relativeFrom="margin">
+                  <wp14:pctWidth>0</wp14:pctWidth>
+                </wp14:sizeRelH>
+                <wp14:sizeRelV relativeFrom="margin">
+                  <wp14:pctHeight>0</wp14:pctHeight>
+                </wp14:sizeRelV>
+              </wp:anchor>
+            </w:drawing>
+          </mc:Choice>
+          <mc:Fallback>
+            <w:pict>
+              <v:shape w14:anchorId="63DD12FC" id="Straight Arrow Connector 31" o:spid="_x0000_s1026" type="#_x0000_t32" style="position:absolute;margin-left:439.2pt;margin-top:20.85pt;width:22.2pt;height:29.4pt;z-index:251689984;visibility:visible;mso-wrap-style:square;mso-width-percent:0;mso-height-percent:0;mso-wrap-distance-left:9pt;mso-wrap-distance-top:0;mso-wrap-distance-right:9pt;mso-wrap-distance-bottom:0;mso-position-horizontal:absolute;mso-position-horizontal-relative:text;mso-position-vertical:absolute;mso-position-vertical-relative:text;mso-width-percent:0;mso-height-percent:0;mso-width-relative:margin;mso-height-relative:margin" o:gfxdata="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" strokecolor="black [3200]" strokeweight=".5pt">
+                <v:stroke endarrow="block" joinstyle="miter"/>
+              </v:shape>
+            </w:pict>
+          </mc:Fallback>
+        </mc:AlternateContent>
+      </w:r>
+      <w:r>
+        <w:rPr>
+          <w:noProof/>
+          <w:sz w:val="24"/>
+          <w:szCs w:val="24"/>
+          <w:lang w:eastAsia="en-IN"/>
+        </w:rPr>
+        <mc:AlternateContent>
+          <mc:Choice Requires="wps">
+            <w:drawing>
+              <wp:anchor distT="0" distB="0" distL="114300" distR="114300" simplePos="0" relativeHeight="251669504" behindDoc="0" locked="0" layoutInCell="1" allowOverlap="1" wp14:anchorId="3846C5BB" wp14:editId="0E1C5880">
+                <wp:simplePos x="0" y="0"/>
+                <wp:positionH relativeFrom="column">
+                  <wp:posOffset>5242560</wp:posOffset>
+                </wp:positionH>
+                <wp:positionV relativeFrom="paragraph">
+                  <wp:posOffset>7620</wp:posOffset>
+                </wp:positionV>
+                <wp:extent cx="1173480" cy="259080"/>
+                <wp:effectExtent l="0" t="0" r="26670" b="26670"/>
+                <wp:wrapNone/>
+                <wp:docPr id="11" name="Text Box 11"/>
+                <wp:cNvGraphicFramePr/>
+                <a:graphic xmlns:a="http://schemas.openxmlformats.org/drawingml/2006/main">
+                  <a:graphicData uri="http://schemas.microsoft.com/office/word/2010/wordprocessingShape">
+                    <wps:wsp>
+                      <wps:cNvSpPr txBox="1"/>
+                      <wps:spPr>
+                        <a:xfrm>
+                          <a:off x="0" y="0"/>
+                          <a:ext cx="1173480" cy="259080"/>
+                        </a:xfrm>
+                        <a:prstGeom prst="rect">
+                          <a:avLst/>
+                        </a:prstGeom>
+                        <a:solidFill>
+                          <a:schemeClr val="lt1"/>
+                        </a:solidFill>
+                        <a:ln w="6350">
+                          <a:solidFill>
+                            <a:prstClr val="black"/>
+                          </a:solidFill>
+                        </a:ln>
+                      </wps:spPr>
+                      <wps:txbx>
+                        <w:txbxContent>
+                          <w:p>
+                            <w:pPr>
+                              <w:jc w:val="center"/>
+                              <w:rPr>
+                                <w:lang w:val="en-US"/>
+                              </w:rPr>
+                            </w:pPr>
+                            <w:r>
+                              <w:rPr>
+                                <w:lang w:val="en-US"/>
+                              </w:rPr>
+                              <w:t>&lt;td&gt;</w:t>
+                            </w:r>
+                          </w:p>
+                        </w:txbxContent>
+                      </wps:txbx>
+                      <wps:bodyPr rot="0" spcFirstLastPara="0" vertOverflow="overflow" horzOverflow="overflow" vert="horz" wrap="square" lIns="91440" tIns="45720" rIns="91440" bIns="45720" numCol="1" spcCol="0" rtlCol="0" fromWordArt="0" anchor="t" anchorCtr="0" forceAA="0" compatLnSpc="1">
+                        <a:prstTxWarp prst="textNoShape">
+                          <a:avLst/>
+                        </a:prstTxWarp>
+                        <a:noAutofit/>
+                      </wps:bodyPr>
+                    </wps:wsp>
+                  </a:graphicData>
+                </a:graphic>
+              </wp:anchor>
+            </w:drawing>
+          </mc:Choice>
+          <mc:Fallback>
+            <w:pict>
+              <v:shape w14:anchorId="3846C5BB" id="Text Box 11" o:spid="_x0000_s1040" type="#_x0000_t202" style="position:absolute;margin-left:412.8pt;margin-top:.6pt;width:92.4pt;height:20.4pt;z-index:251669504;visibility:visible;mso-wrap-style:square;mso-wrap-distance-left:9pt;mso-wrap-distance-top:0;mso-wrap-distance-right:9pt;mso-wrap-distance-bottom:0;mso-position-horizontal:absolute;mso-position-horizontal-relative:text;mso-position-vertical:absolute;mso-position-vertical-relative:text;v-text-anchor:top" o:gfxdata="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" fillcolor="white [3201]" strokeweight=".5pt">
+                <v:textbox>
+                  <w:txbxContent>
+                    <w:p>
+                      <w:pPr>
+                        <w:jc w:val="center"/>
+                        <w:rPr>
+                          <w:lang w:val="en-US"/>
+                        </w:rPr>
+                      </w:pPr>
+                      <w:r>
+                        <w:rPr>
+                          <w:lang w:val="en-US"/>
+                        </w:rPr>
+                        <w:t>&lt;td&gt;</w:t>
+                      </w:r>
+                    </w:p>
+                  </w:txbxContent>
+                </v:textbox>
+              </v:shape>
+            </w:pict>
+          </mc:Fallback>
+        </mc:AlternateContent>
+      </w:r>
+      <w:r>
+        <w:rPr>
+          <w:lang w:val="en-US"/>
+        </w:rPr>
+        <w:tab/>
+      </w:r>
+    </w:p>
+    <w:p>
+      <w:pPr>
+        <w:rPr>
+          <w:lang w:val="en-US"/>
+        </w:rPr>
+      </w:pPr>
+    </w:p>
+    <w:p>
+      <w:pPr>
+        <w:tabs>
+          <w:tab w:val="left" w:pos="6720"/>
+        </w:tabs>
+        <w:rPr>
+          <w:lang w:val="en-US"/>
+        </w:rPr>
+      </w:pPr>
+      <w:r>
+        <w:rPr>
+          <w:noProof/>
+          <w:sz w:val="24"/>
+          <w:szCs w:val="24"/>
+          <w:lang w:eastAsia="en-IN"/>
+        </w:rPr>
+        <mc:AlternateContent>
+          <mc:Choice Requires="wps">
+            <w:drawing>
+              <wp:anchor distT="0" distB="0" distL="114300" distR="114300" simplePos="0" relativeHeight="251670528" behindDoc="0" locked="0" layoutInCell="1" allowOverlap="1" wp14:anchorId="707BD780" wp14:editId="5A0741C2">
+                <wp:simplePos x="0" y="0"/>
+                <wp:positionH relativeFrom="column">
+                  <wp:posOffset>5265420</wp:posOffset>
+                </wp:positionH>
+                <wp:positionV relativeFrom="paragraph">
+                  <wp:posOffset>60960</wp:posOffset>
+                </wp:positionV>
+                <wp:extent cx="1173480" cy="259080"/>
+                <wp:effectExtent l="0" t="0" r="26670" b="26670"/>
+                <wp:wrapNone/>
+                <wp:docPr id="12" name="Text Box 12"/>
+                <wp:cNvGraphicFramePr/>
+                <a:graphic xmlns:a="http://schemas.openxmlformats.org/drawingml/2006/main">
+                  <a:graphicData uri="http://schemas.microsoft.com/office/word/2010/wordprocessingShape">
+                    <wps:wsp>
+                      <wps:cNvSpPr txBox="1"/>
+                      <wps:spPr>
+                        <a:xfrm>
+                          <a:off x="0" y="0"/>
+                          <a:ext cx="1173480" cy="259080"/>
+                        </a:xfrm>
+                        <a:prstGeom prst="rect">
+                          <a:avLst/>
+                        </a:prstGeom>
+                        <a:solidFill>
+                          <a:schemeClr val="lt1"/>
+                        </a:solidFill>
+                        <a:ln w="6350">
+                          <a:solidFill>
+                            <a:prstClr val="black"/>
+                          </a:solidFill>
+                        </a:ln>
+                      </wps:spPr>
+                      <wps:txbx>
+                        <w:txbxContent>
+                          <w:p>
+                            <w:pPr>
+                              <w:jc w:val="center"/>
+                              <w:rPr>
+                                <w:lang w:val="en-US"/>
+                              </w:rPr>
+                            </w:pPr>
+                            <w:r>
+                              <w:rPr>
+                                <w:lang w:val="en-US"/>
+                              </w:rPr>
+                              <w:t>Analytics nerd</w:t>
+                            </w:r>
+                          </w:p>
+                        </w:txbxContent>
+                      </wps:txbx>
+                      <wps:bodyPr rot="0" spcFirstLastPara="0" vertOverflow="overflow" horzOverflow="overflow" vert="horz" wrap="square" lIns="91440" tIns="45720" rIns="91440" bIns="45720" numCol="1" spcCol="0" rtlCol="0" fromWordArt="0" anchor="t" anchorCtr="0" forceAA="0" compatLnSpc="1">
+                        <a:prstTxWarp prst="textNoShape">
+                          <a:avLst/>
+                        </a:prstTxWarp>
+                        <a:noAutofit/>
+                      </wps:bodyPr>
+                    </wps:wsp>
+                  </a:graphicData>
+                </a:graphic>
+              </wp:anchor>
+            </w:drawing>
+          </mc:Choice>
+          <mc:Fallback>
+            <w:pict>
+              <v:shape w14:anchorId="707BD780" id="Text Box 12" o:spid="_x0000_s1041" type="#_x0000_t202" style="position:absolute;margin-left:414.6pt;margin-top:4.8pt;width:92.4pt;height:20.4pt;z-index:251670528;visibility:visible;mso-wrap-style:square;mso-wrap-distance-left:9pt;mso-wrap-distance-top:0;mso-wrap-distance-right:9pt;mso-wrap-distance-bottom:0;mso-position-horizontal:absolute;mso-position-horizontal-relative:text;mso-position-vertical:absolute;mso-position-vertical-relative:text;v-text-anchor:top" o:gfxdata="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" fillcolor="white [3201]" strokeweight=".5pt">
+                <v:textbox>
+                  <w:txbxContent>
+                    <w:p>
+                      <w:pPr>
+                        <w:jc w:val="center"/>
+                        <w:rPr>
+                          <w:lang w:val="en-US"/>
+                        </w:rPr>
+                      </w:pPr>
+                      <w:r>
+                        <w:rPr>
+                          <w:lang w:val="en-US"/>
+                        </w:rPr>
+                        <w:t>Analytics nerd</w:t>
+                      </w:r>
+                    </w:p>
+                  </w:txbxContent>
+                </v:textbox>
+              </v:shape>
+            </w:pict>
+          </mc:Fallback>
+        </mc:AlternateContent>
+      </w:r>
+      <w:r>
+        <w:rPr>
+          <w:lang w:val="en-US"/>
+        </w:rPr>
+        <w:tab/>
+      </w:r>
+    </w:p>
+    <w:p>
+      <w:pPr>
+        <w:rPr>
+          <w:lang w:val="en-US"/>
+        </w:rPr>
+      </w:pPr>
+    </w:p>
+    <w:p>
+      <w:pPr>
+        <w:rPr>
+          <w:lang w:val="en-US"/>
+        </w:rPr>
+      </w:pPr>
+    </w:p>
+    <w:p>
+      <w:pPr>
+        <w:rPr>
+          <w:sz w:val="24"/>
+          <w:szCs w:val="24"/>
+          <w:lang w:val="en-US"/>
+        </w:rPr>
+      </w:pPr>
+      <w:r>
+        <w:rPr>
+          <w:sz w:val="24"/>
+          <w:szCs w:val="24"/>
+          <w:lang w:val="en-US"/>
+        </w:rPr>
+        <w:t>React v</w:t>
+      </w:r>
+      <w:r>
+        <w:rPr>
+          <w:sz w:val="24"/>
+          <w:szCs w:val="24"/>
+          <w:lang w:val="en-US"/>
+        </w:rPr>
+        <w:t>irtual dom</w:t>
+      </w:r>
+    </w:p>
+    <w:p>
+      <w:pPr>
+        <w:rPr>
+          <w:sz w:val="24"/>
+          <w:szCs w:val="24"/>
+          <w:lang w:val="en-US"/>
+        </w:rPr>
+      </w:pPr>
+      <w:r>
+        <w:rPr>
+          <w:sz w:val="24"/>
+          <w:szCs w:val="24"/>
+          <w:lang w:val="en-US"/>
+        </w:rPr>
+        <w:t>To make the performance of the real dom better and faster, the concept of virtual</w:t>
+      </w:r>
+      <w:r>
+        <w:rPr>
+          <w:sz w:val="24"/>
+          <w:szCs w:val="24"/>
+          <w:lang w:val="en-US"/>
+        </w:rPr>
+        <w:t xml:space="preserve"> arrives. The virtual dom is nothing but the virtual representation of the dom. Every tim with every change, the virtual dom gets updated instead of the real dom.</w:t>
+      </w:r>
+    </w:p>
+    <w:p>
+      <w:pPr>
+        <w:rPr>
+          <w:sz w:val="24"/>
+          <w:szCs w:val="24"/>
+          <w:lang w:val="en-US"/>
+        </w:rPr>
+      </w:pPr>
+    </w:p>
+    <w:p>
+      <w:pPr>
+        <w:rPr>
+          <w:sz w:val="24"/>
+          <w:szCs w:val="24"/>
+          <w:lang w:val="en-US"/>
+        </w:rPr>
+      </w:pPr>
+      <w:r>
+        <w:rPr>
+          <w:sz w:val="24"/>
+          <w:szCs w:val="24"/>
+          <w:lang w:val="en-US"/>
+        </w:rPr>
+        <w:t>Similar to real dom, virtual dom is also represented as a tree structure. Each element is a node in this tree as well. When a new item is added to the new UI, anode is added to the tree as well. If the state of any of these elements changes, a new virtual dom tree is created.</w:t>
+      </w:r>
+    </w:p>
+    <w:p>
+      <w:pPr>
+        <w:rPr>
+          <w:sz w:val="24"/>
+          <w:szCs w:val="24"/>
+          <w:lang w:val="en-US"/>
+        </w:rPr>
+      </w:pPr>
+    </w:p>
+    <w:p>
+      <w:pPr>
+        <w:rPr>
+          <w:sz w:val="24"/>
+          <w:szCs w:val="24"/>
+          <w:lang w:val="en-US"/>
+        </w:rPr>
+      </w:pPr>
+      <w:r>
+        <w:rPr>
+          <w:sz w:val="24"/>
+          <w:szCs w:val="24"/>
+          <w:lang w:val="en-US"/>
+        </w:rPr>
+        <w:t>The virtual dom computes best possible way or we can say the minimal operations on the real dom to make changes to the real dom. Thus, it makes efficient and better performance by reducing the cost and operations of re rendering the whole real dom.</w:t>
+      </w:r>
+    </w:p>
+    <w:p>
+      <w:pPr>
+        <w:rPr>
+          <w:sz w:val="24"/>
+          <w:szCs w:val="24"/>
+          <w:lang w:val="en-US"/>
+        </w:rPr>
+      </w:pPr>
+    </w:p>
+    <w:p>
+      <w:pPr>
+        <w:rPr>
+          <w:sz w:val="24"/>
+          <w:szCs w:val="24"/>
+          <w:lang w:val="en-US"/>
+        </w:rPr>
+      </w:pPr>
+    </w:p>
+    <w:p>
+      <w:pPr>
+        <w:pStyle w:val="ListParagraph"/>
+        <w:numPr>
+          <w:ilvl w:val="0"/>
+          <w:numId w:val="54"/>
+        </w:numPr>
+        <w:rPr>
+          <w:sz w:val="24"/>
+          <w:szCs w:val="24"/>
+          <w:lang w:val="en-US"/>
+        </w:rPr>
+      </w:pPr>
+      <w:r>
+        <w:rPr>
+          <w:sz w:val="24"/>
+          <w:szCs w:val="24"/>
+          <w:lang w:val="en-US"/>
+        </w:rPr>
+        <w:t>In react, each ui is an individual component and each component has it’s own state.</w:t>
+      </w:r>
+    </w:p>
+    <w:p>
+      <w:pPr>
+        <w:pStyle w:val="ListParagraph"/>
+        <w:numPr>
+          <w:ilvl w:val="0"/>
+          <w:numId w:val="54"/>
+        </w:numPr>
+        <w:rPr>
+          <w:sz w:val="24"/>
+          <w:szCs w:val="24"/>
+          <w:lang w:val="en-US"/>
+        </w:rPr>
+      </w:pPr>
+      <w:r>
+        <w:rPr>
+          <w:sz w:val="24"/>
+          <w:szCs w:val="24"/>
+          <w:lang w:val="en-US"/>
+        </w:rPr>
+        <w:t>React follows the observable pattern and observes the changes of the states.</w:t>
+      </w:r>
+    </w:p>
+    <w:p>
+      <w:pPr>
+        <w:pStyle w:val="ListParagraph"/>
+        <w:numPr>
+          <w:ilvl w:val="0"/>
+          <w:numId w:val="54"/>
+        </w:numPr>
+        <w:rPr>
+          <w:sz w:val="24"/>
+          <w:szCs w:val="24"/>
+          <w:lang w:val="en-US"/>
+        </w:rPr>
+      </w:pPr>
+      <w:r>
+        <w:rPr>
+          <w:sz w:val="24"/>
+          <w:szCs w:val="24"/>
+          <w:lang w:val="en-US"/>
+        </w:rPr>
+        <w:lastRenderedPageBreak/>
+        <w:t>Whenever a change is made in the state of any component, react updates the virtual dom tree but does not change the real dom.</w:t>
+      </w:r>
+    </w:p>
+    <w:p>
+      <w:pPr>
+        <w:pStyle w:val="ListParagraph"/>
+        <w:numPr>
+          <w:ilvl w:val="0"/>
+          <w:numId w:val="54"/>
+        </w:numPr>
+        <w:rPr>
+          <w:sz w:val="24"/>
+          <w:szCs w:val="24"/>
+          <w:lang w:val="en-US"/>
+        </w:rPr>
+      </w:pPr>
+      <w:r>
+        <w:rPr>
+          <w:sz w:val="24"/>
+          <w:szCs w:val="24"/>
+          <w:lang w:val="en-US"/>
+        </w:rPr>
+        <w:t>After updating, react then compares the current version of the virtual dom with the previous version.</w:t>
+      </w:r>
+    </w:p>
+    <w:p>
+      <w:pPr>
+        <w:pStyle w:val="ListParagraph"/>
+        <w:rPr>
+          <w:sz w:val="24"/>
+          <w:szCs w:val="24"/>
+          <w:lang w:val="en-US"/>
+        </w:rPr>
+      </w:pPr>
+    </w:p>
+    <w:p>
+      <w:pPr>
+        <w:pStyle w:val="ListParagraph"/>
+        <w:rPr>
+          <w:sz w:val="24"/>
+          <w:szCs w:val="24"/>
+          <w:lang w:val="en-US"/>
+        </w:rPr>
+      </w:pPr>
+      <w:r>
+        <w:rPr>
+          <w:sz w:val="24"/>
+          <w:szCs w:val="24"/>
+          <w:lang w:val="en-US"/>
+        </w:rPr>
+        <w:t>React compares the virtual copy of real dom to updated copy of virtual dom, compares or picks out the changes, and finally renders it to real dom. This process is called diffing and the algorithm used is called diffing algorithm.</w:t>
+      </w:r>
+    </w:p>
+    <w:p>
+      <w:pPr>
+        <w:pStyle w:val="ListParagraph"/>
+        <w:rPr>
+          <w:sz w:val="24"/>
+          <w:szCs w:val="24"/>
+          <w:lang w:val="en-US"/>
+        </w:rPr>
+      </w:pPr>
+    </w:p>
+    <w:p>
+      <w:pPr>
+        <w:pStyle w:val="ListParagraph"/>
+        <w:rPr>
+          <w:sz w:val="24"/>
+          <w:szCs w:val="24"/>
+          <w:lang w:val="en-US"/>
+        </w:rPr>
+      </w:pPr>
+      <w:r>
+        <w:rPr>
+          <w:sz w:val="24"/>
+          <w:szCs w:val="24"/>
+          <w:lang w:val="en-US"/>
+        </w:rPr>
+        <w:t>Reconciliation</w:t>
+      </w:r>
+    </w:p>
+    <w:p>
+      <w:pPr>
+        <w:pStyle w:val="ListParagraph"/>
+        <w:rPr>
+          <w:sz w:val="24"/>
+          <w:szCs w:val="24"/>
+          <w:lang w:val="en-US"/>
+        </w:rPr>
+      </w:pPr>
+    </w:p>
+    <w:p>
+      <w:pPr>
+        <w:pStyle w:val="ListParagraph"/>
+        <w:rPr>
+          <w:sz w:val="24"/>
+          <w:szCs w:val="24"/>
+          <w:lang w:val="en-US"/>
+        </w:rPr>
+      </w:pPr>
+      <w:r>
+        <w:rPr>
+          <w:sz w:val="24"/>
+          <w:szCs w:val="24"/>
+          <w:lang w:val="en-US"/>
+        </w:rPr>
+        <w:t>When a component state or prop changes, react decides whether it should render the changes on real dom or not. So if the state or props of two nodes or components are not the same, then it renders the changes to real dom. This process is called reconciliation.</w:t>
+      </w:r>
+    </w:p>
+    <w:p>
+      <w:pPr>
+        <w:pStyle w:val="ListParagraph"/>
+        <w:rPr>
+          <w:sz w:val="24"/>
+          <w:szCs w:val="24"/>
+          <w:lang w:val="en-US"/>
+        </w:rPr>
+      </w:pPr>
+      <w:r>
+        <w:rPr>
+          <w:sz w:val="24"/>
+          <w:szCs w:val="24"/>
+          <w:lang w:val="en-US"/>
+        </w:rPr>
+        <w:t>Reconciliation is dependent on virtual dom and diffing algorithm.</w:t>
+      </w:r>
+    </w:p>
+    <w:p>
+      <w:pPr>
+        <w:pStyle w:val="ListParagraph"/>
+        <w:rPr>
+          <w:sz w:val="24"/>
+          <w:szCs w:val="24"/>
+          <w:lang w:val="en-US"/>
+        </w:rPr>
+      </w:pPr>
+    </w:p>
+    <w:p>
+      <w:pPr>
+        <w:pStyle w:val="ListParagraph"/>
+        <w:rPr>
+          <w:sz w:val="24"/>
+          <w:szCs w:val="24"/>
+          <w:lang w:val="en-US"/>
+        </w:rPr>
+      </w:pPr>
+    </w:p>
+    <w:p>
+      <w:pPr>
+        <w:rPr>
+          <w:sz w:val="24"/>
+          <w:szCs w:val="24"/>
+          <w:lang w:val="en-US"/>
+        </w:rPr>
+      </w:pPr>
+    </w:p>
+    <w:p>
+      <w:pPr>
+        <w:rPr>
+          <w:sz w:val="24"/>
+          <w:szCs w:val="24"/>
+          <w:lang w:val="en-US"/>
+        </w:rPr>
+      </w:pPr>
+      <w:r>
+        <w:rPr>
+          <w:sz w:val="24"/>
+          <w:szCs w:val="24"/>
+          <w:lang w:val="en-US"/>
+        </w:rPr>
+        <w:t>State and props</w:t>
+      </w:r>
+    </w:p>
+    <w:p>
+      <w:pPr>
+        <w:rPr>
+          <w:sz w:val="24"/>
+          <w:szCs w:val="24"/>
+          <w:lang w:val="en-US"/>
+        </w:rPr>
+      </w:pPr>
+      <w:r>
+        <w:rPr>
+          <w:b/>
+          <w:sz w:val="24"/>
+          <w:szCs w:val="24"/>
+          <w:lang w:val="en-US"/>
+        </w:rPr>
+        <w:t>State</w:t>
+      </w:r>
+      <w:r>
+        <w:rPr>
+          <w:sz w:val="24"/>
+          <w:szCs w:val="24"/>
+          <w:lang w:val="en-US"/>
+        </w:rPr>
+        <w:t xml:space="preserve"> are used to manage the data or dynamic information inside a component. It determine the behavior and rendering of components. When the state of a component changes, react re-renders the component to reflect the new state.</w:t>
+      </w:r>
+    </w:p>
+    <w:p>
+      <w:pPr>
+        <w:rPr>
+          <w:sz w:val="24"/>
+          <w:szCs w:val="24"/>
+          <w:lang w:val="en-US"/>
+        </w:rPr>
+      </w:pPr>
+      <w:r>
+        <w:rPr>
+          <w:b/>
+          <w:sz w:val="24"/>
+          <w:szCs w:val="24"/>
+          <w:lang w:val="en-US"/>
+        </w:rPr>
+        <w:t>State</w:t>
+      </w:r>
+      <w:r>
+        <w:rPr>
+          <w:sz w:val="24"/>
+          <w:szCs w:val="24"/>
+          <w:lang w:val="en-US"/>
+        </w:rPr>
+        <w:t xml:space="preserve"> is a fundamental concept in react and is essential for building interactive and dynamic user interfaces.</w:t>
+      </w:r>
+    </w:p>
+    <w:p>
+      <w:pPr>
+        <w:rPr>
+          <w:sz w:val="24"/>
+          <w:szCs w:val="24"/>
+          <w:lang w:val="en-US"/>
+        </w:rPr>
+      </w:pPr>
+    </w:p>
+    <w:p>
+      <w:pPr>
+        <w:rPr>
+          <w:sz w:val="24"/>
+          <w:szCs w:val="24"/>
+          <w:lang w:val="en-US"/>
+        </w:rPr>
+      </w:pPr>
+      <w:r>
+        <w:rPr>
+          <w:sz w:val="24"/>
+          <w:szCs w:val="24"/>
+          <w:lang w:val="en-US"/>
+        </w:rPr>
+        <w:t>props are used to transfer the data from parent component to child component. Props are accessed in the child component via the props object. Props are allow us to customize and configure child component based on the data passed from the parent.</w:t>
+      </w:r>
+    </w:p>
+    <w:p>
+      <w:pPr>
+        <w:rPr>
+          <w:sz w:val="24"/>
+          <w:szCs w:val="24"/>
+          <w:lang w:val="en-US"/>
+        </w:rPr>
+      </w:pPr>
+      <w:r>
+        <w:rPr>
+          <w:sz w:val="24"/>
+          <w:szCs w:val="24"/>
+          <w:lang w:val="en-US"/>
+        </w:rPr>
+        <w:t>props are immutable, and their value should not be changed by the child component. props make it possible to create reusable and modular components in react.</w:t>
+      </w:r>
+    </w:p>
+    <w:p>
+      <w:pPr>
+        <w:rPr>
+          <w:sz w:val="24"/>
+          <w:szCs w:val="24"/>
+          <w:lang w:val="en-US"/>
+        </w:rPr>
+      </w:pPr>
+    </w:p>
+    <w:p>
+      <w:pPr>
+        <w:rPr>
+          <w:sz w:val="24"/>
+          <w:szCs w:val="24"/>
+          <w:lang w:val="en-US"/>
+        </w:rPr>
+      </w:pPr>
+    </w:p>
+    <w:p>
+      <w:pPr>
+        <w:rPr>
+          <w:sz w:val="24"/>
+          <w:szCs w:val="24"/>
+          <w:lang w:val="en-US"/>
+        </w:rPr>
+      </w:pPr>
+    </w:p>
+    <w:p>
+      <w:pPr>
+        <w:rPr>
+          <w:sz w:val="24"/>
+          <w:szCs w:val="24"/>
+          <w:lang w:val="en-US"/>
+        </w:rPr>
+      </w:pPr>
+    </w:p>
+    <w:p>
+      <w:pPr>
+        <w:rPr>
+          <w:b/>
+          <w:sz w:val="28"/>
+          <w:szCs w:val="28"/>
+          <w:lang w:val="en-US"/>
+        </w:rPr>
+      </w:pPr>
+      <w:r>
+        <w:rPr>
+          <w:b/>
+          <w:sz w:val="28"/>
+          <w:szCs w:val="28"/>
+          <w:lang w:val="en-US"/>
+        </w:rPr>
+        <w:t>React render and return</w:t>
+      </w:r>
+    </w:p>
+    <w:p>
+      <w:pPr>
+        <w:rPr>
+          <w:sz w:val="24"/>
+          <w:szCs w:val="24"/>
+          <w:lang w:val="en-US"/>
+        </w:rPr>
+      </w:pPr>
+    </w:p>
+    <w:p>
+      <w:pPr>
+        <w:rPr>
+          <w:sz w:val="24"/>
+          <w:szCs w:val="24"/>
+          <w:lang w:val="en-US"/>
+        </w:rPr>
+      </w:pPr>
+    </w:p>
+    <w:p>
+      <w:pPr>
+        <w:rPr>
+          <w:sz w:val="24"/>
+          <w:szCs w:val="24"/>
+          <w:lang w:val="en-US"/>
+        </w:rPr>
+      </w:pPr>
+      <w:r>
+        <w:rPr>
+          <w:sz w:val="24"/>
+          <w:szCs w:val="24"/>
+          <w:lang w:val="en-US"/>
+        </w:rPr>
+        <w:t>React life cycle method</w:t>
+      </w:r>
+    </w:p>
+    <w:p>
+      <w:pPr>
+        <w:rPr>
+          <w:sz w:val="24"/>
+          <w:szCs w:val="24"/>
+          <w:lang w:val="en-US"/>
+        </w:rPr>
+      </w:pPr>
+      <w:r>
+        <w:rPr>
+          <w:sz w:val="24"/>
+          <w:szCs w:val="24"/>
+          <w:lang w:val="en-US"/>
+        </w:rPr>
+        <w:t>Each component in react has a lifecycle which we can monitor and manipulate during its three main phases.</w:t>
+      </w:r>
+    </w:p>
+    <w:p>
+      <w:pPr>
+        <w:rPr>
+          <w:sz w:val="24"/>
+          <w:szCs w:val="24"/>
+          <w:lang w:val="en-US"/>
+        </w:rPr>
+      </w:pPr>
+    </w:p>
+    <w:p>
+      <w:pPr>
+        <w:rPr>
+          <w:sz w:val="28"/>
+          <w:szCs w:val="28"/>
+          <w:lang w:val="en-US"/>
+        </w:rPr>
+      </w:pPr>
+      <w:r>
+        <w:rPr>
+          <w:sz w:val="28"/>
+          <w:szCs w:val="28"/>
+          <w:lang w:val="en-US"/>
+        </w:rPr>
+        <w:t>Mounting</w:t>
+      </w:r>
+    </w:p>
+    <w:p>
+      <w:pPr>
+        <w:rPr>
+          <w:sz w:val="28"/>
+          <w:szCs w:val="28"/>
+          <w:lang w:val="en-US"/>
+        </w:rPr>
+      </w:pPr>
+      <w:r>
+        <w:rPr>
+          <w:sz w:val="28"/>
+          <w:szCs w:val="28"/>
+          <w:lang w:val="en-US"/>
+        </w:rPr>
+        <w:t>constructor ()</w:t>
+      </w:r>
+    </w:p>
+    <w:p>
+      <w:pPr>
+        <w:rPr>
+          <w:sz w:val="28"/>
+          <w:szCs w:val="28"/>
+          <w:lang w:val="en-US"/>
+        </w:rPr>
+      </w:pPr>
+      <w:r>
+        <w:rPr>
+          <w:sz w:val="28"/>
+          <w:szCs w:val="28"/>
+          <w:lang w:val="en-US"/>
+        </w:rPr>
+        <w:t>getDeriveStateFromProps ()</w:t>
+      </w:r>
+    </w:p>
+    <w:p>
+      <w:pPr>
+        <w:rPr>
+          <w:sz w:val="28"/>
+          <w:szCs w:val="28"/>
+          <w:lang w:val="en-US"/>
+        </w:rPr>
+      </w:pPr>
+      <w:r>
+        <w:rPr>
+          <w:sz w:val="28"/>
+          <w:szCs w:val="28"/>
+          <w:lang w:val="en-US"/>
+        </w:rPr>
+        <w:t>render ()</w:t>
+      </w:r>
+    </w:p>
+    <w:p>
+      <w:pPr>
+        <w:rPr>
+          <w:sz w:val="28"/>
+          <w:szCs w:val="28"/>
+          <w:lang w:val="en-US"/>
+        </w:rPr>
+      </w:pPr>
+      <w:r>
+        <w:rPr>
+          <w:sz w:val="28"/>
+          <w:szCs w:val="28"/>
+          <w:lang w:val="en-US"/>
+        </w:rPr>
+        <w:t>componentDidMount()</w:t>
+      </w:r>
+    </w:p>
+    <w:p>
+      <w:pPr>
+        <w:rPr>
+          <w:sz w:val="28"/>
+          <w:szCs w:val="28"/>
+          <w:lang w:val="en-US"/>
+        </w:rPr>
+      </w:pPr>
+    </w:p>
+    <w:p>
+      <w:pPr>
+        <w:rPr>
+          <w:sz w:val="28"/>
+          <w:szCs w:val="28"/>
+          <w:lang w:val="en-US"/>
+        </w:rPr>
+      </w:pPr>
+      <w:r>
+        <w:rPr>
+          <w:sz w:val="28"/>
+          <w:szCs w:val="28"/>
+          <w:lang w:val="en-US"/>
+        </w:rPr>
+        <w:t>Updating</w:t>
+      </w:r>
+    </w:p>
+    <w:p>
+      <w:pPr>
+        <w:rPr>
+          <w:sz w:val="28"/>
+          <w:szCs w:val="28"/>
+          <w:lang w:val="en-US"/>
+        </w:rPr>
+      </w:pPr>
+      <w:r>
+        <w:rPr>
+          <w:sz w:val="28"/>
+          <w:szCs w:val="28"/>
+          <w:lang w:val="en-US"/>
+        </w:rPr>
+        <w:t>getDerivedStateFromProps()</w:t>
+      </w:r>
+    </w:p>
+    <w:p>
+      <w:pPr>
+        <w:rPr>
+          <w:sz w:val="28"/>
+          <w:szCs w:val="28"/>
+          <w:lang w:val="en-US"/>
+        </w:rPr>
+      </w:pPr>
+      <w:r>
+        <w:rPr>
+          <w:sz w:val="28"/>
+          <w:szCs w:val="28"/>
+          <w:lang w:val="en-US"/>
+        </w:rPr>
+        <w:t>shouldComponentUpdate()</w:t>
+      </w:r>
+    </w:p>
+    <w:p>
+      <w:pPr>
+        <w:rPr>
+          <w:sz w:val="28"/>
+          <w:szCs w:val="28"/>
+          <w:lang w:val="en-US"/>
+        </w:rPr>
+      </w:pPr>
+      <w:r>
+        <w:rPr>
+          <w:sz w:val="28"/>
+          <w:szCs w:val="28"/>
+          <w:lang w:val="en-US"/>
+        </w:rPr>
+        <w:t>render()</w:t>
+      </w:r>
+    </w:p>
+    <w:p>
+      <w:pPr>
+        <w:rPr>
+          <w:sz w:val="28"/>
+          <w:szCs w:val="28"/>
+          <w:lang w:val="en-US"/>
+        </w:rPr>
+      </w:pPr>
+      <w:r>
+        <w:rPr>
+          <w:sz w:val="28"/>
+          <w:szCs w:val="28"/>
+          <w:lang w:val="en-US"/>
+        </w:rPr>
+        <w:t>getSnapshotBeforeUpdate()</w:t>
+      </w:r>
+    </w:p>
+    <w:p>
+      <w:pPr>
+        <w:rPr>
+          <w:sz w:val="24"/>
+          <w:szCs w:val="24"/>
+          <w:lang w:val="en-US"/>
+        </w:rPr>
+      </w:pPr>
+      <w:r>
+        <w:rPr>
+          <w:sz w:val="28"/>
+          <w:szCs w:val="28"/>
+          <w:lang w:val="en-US"/>
+        </w:rPr>
+        <w:t>componentDidUpdate()</w:t>
+      </w:r>
+    </w:p>
+    <w:p>
+      <w:pPr>
+        <w:rPr>
+          <w:sz w:val="24"/>
+          <w:szCs w:val="24"/>
+          <w:lang w:val="en-US"/>
+        </w:rPr>
+      </w:pPr>
+    </w:p>
+    <w:p>
+      <w:pPr>
+        <w:rPr>
+          <w:b/>
+          <w:sz w:val="28"/>
+          <w:szCs w:val="28"/>
+          <w:lang w:val="en-US"/>
+        </w:rPr>
+      </w:pPr>
+      <w:r>
+        <w:rPr>
+          <w:b/>
+          <w:sz w:val="28"/>
+          <w:szCs w:val="28"/>
+          <w:lang w:val="en-US"/>
+        </w:rPr>
+        <w:t xml:space="preserve">Mounting </w:t>
+      </w:r>
+    </w:p>
+    <w:p>
+      <w:pPr>
+        <w:rPr>
+          <w:sz w:val="28"/>
+          <w:szCs w:val="28"/>
+          <w:lang w:val="en-US"/>
+        </w:rPr>
+      </w:pPr>
+      <w:r>
+        <w:rPr>
+          <w:sz w:val="28"/>
+          <w:szCs w:val="28"/>
+          <w:lang w:val="en-US"/>
+        </w:rPr>
+        <w:t>The mounting phase in react component lifecycle is the initial stage when a component is being created and inserted into the DOM.</w:t>
+      </w:r>
+      <w:r>
+        <w:rPr>
+          <w:sz w:val="28"/>
+          <w:szCs w:val="28"/>
+          <w:lang w:val="en-US"/>
+        </w:rPr>
+        <w:t xml:space="preserve"> this phase consists of several key methods that are called in a specific order, allowing us to setup the component, render its initial output and perform tasks such as data fetching.</w:t>
+      </w:r>
+    </w:p>
+    <w:p>
+      <w:pPr>
+        <w:rPr>
+          <w:sz w:val="28"/>
+          <w:szCs w:val="28"/>
+          <w:lang w:val="en-US"/>
+        </w:rPr>
+      </w:pPr>
+    </w:p>
+    <w:p>
+      <w:pPr>
+        <w:rPr>
+          <w:sz w:val="28"/>
+          <w:szCs w:val="28"/>
+          <w:lang w:val="en-US"/>
+        </w:rPr>
+      </w:pPr>
+    </w:p>
+    <w:p>
+      <w:pPr>
+        <w:rPr>
+          <w:b/>
+          <w:sz w:val="28"/>
+          <w:szCs w:val="28"/>
+          <w:lang w:val="en-US"/>
+        </w:rPr>
+      </w:pPr>
+      <w:r>
+        <w:rPr>
+          <w:b/>
+          <w:sz w:val="28"/>
+          <w:szCs w:val="28"/>
+          <w:lang w:val="en-US"/>
+        </w:rPr>
+        <w:t>Constructor</w:t>
+      </w:r>
+    </w:p>
+    <w:p>
+      <w:pPr>
+        <w:pStyle w:val="ListParagraph"/>
+        <w:numPr>
+          <w:ilvl w:val="0"/>
+          <w:numId w:val="55"/>
+        </w:numPr>
+        <w:rPr>
+          <w:sz w:val="28"/>
+          <w:szCs w:val="28"/>
+          <w:lang w:val="en-US"/>
+        </w:rPr>
+      </w:pPr>
+      <w:r>
+        <w:rPr>
+          <w:sz w:val="28"/>
+          <w:szCs w:val="28"/>
+          <w:lang w:val="en-US"/>
+        </w:rPr>
+        <w:t>This is first method that’s called when a component is created.</w:t>
+      </w:r>
+    </w:p>
+    <w:p>
+      <w:pPr>
+        <w:pStyle w:val="ListParagraph"/>
+        <w:numPr>
+          <w:ilvl w:val="0"/>
+          <w:numId w:val="55"/>
+        </w:numPr>
+        <w:rPr>
+          <w:sz w:val="28"/>
+          <w:szCs w:val="28"/>
+          <w:lang w:val="en-US"/>
+        </w:rPr>
+      </w:pPr>
+      <w:r>
+        <w:rPr>
+          <w:sz w:val="28"/>
+          <w:szCs w:val="28"/>
+          <w:lang w:val="en-US"/>
+        </w:rPr>
+        <w:t>It’s typically used for two purposes:</w:t>
+      </w:r>
+    </w:p>
+    <w:p>
+      <w:pPr>
+        <w:pStyle w:val="ListParagraph"/>
+        <w:numPr>
+          <w:ilvl w:val="1"/>
+          <w:numId w:val="55"/>
+        </w:numPr>
+        <w:rPr>
+          <w:sz w:val="28"/>
+          <w:szCs w:val="28"/>
+          <w:lang w:val="en-US"/>
+        </w:rPr>
+      </w:pPr>
+      <w:r>
+        <w:rPr>
+          <w:sz w:val="28"/>
+          <w:szCs w:val="28"/>
+          <w:lang w:val="en-US"/>
+        </w:rPr>
+        <w:lastRenderedPageBreak/>
+        <w:t xml:space="preserve">Initializing the component’s state by setting </w:t>
+      </w:r>
+      <w:r>
+        <w:rPr>
+          <w:b/>
+          <w:sz w:val="28"/>
+          <w:szCs w:val="28"/>
+          <w:lang w:val="en-US"/>
+        </w:rPr>
+        <w:t>‘this.state’</w:t>
+      </w:r>
+      <w:r>
+        <w:rPr>
+          <w:sz w:val="28"/>
+          <w:szCs w:val="28"/>
+          <w:lang w:val="en-US"/>
+        </w:rPr>
+        <w:t xml:space="preserve"> and binding event handler. State represents data that can change and trigger re-renders.</w:t>
+      </w:r>
+    </w:p>
+    <w:p>
+      <w:pPr>
+        <w:pStyle w:val="ListParagraph"/>
+        <w:numPr>
+          <w:ilvl w:val="1"/>
+          <w:numId w:val="55"/>
+        </w:numPr>
+        <w:rPr>
+          <w:sz w:val="28"/>
+          <w:szCs w:val="28"/>
+          <w:lang w:val="en-US"/>
+        </w:rPr>
+      </w:pPr>
+      <w:r>
+        <w:rPr>
+          <w:sz w:val="28"/>
+          <w:szCs w:val="28"/>
+          <w:lang w:val="en-US"/>
+        </w:rPr>
+        <w:t>Setting up any other initial configuration for the component.</w:t>
+      </w:r>
+    </w:p>
+    <w:p>
+      <w:pPr>
+        <w:pStyle w:val="ListParagraph"/>
+        <w:rPr>
+          <w:sz w:val="28"/>
+          <w:szCs w:val="28"/>
+          <w:lang w:val="en-US"/>
+        </w:rPr>
+      </w:pPr>
+    </w:p>
+    <w:p>
+      <w:pPr>
+        <w:pStyle w:val="ListParagraph"/>
+        <w:numPr>
+          <w:ilvl w:val="0"/>
+          <w:numId w:val="55"/>
+        </w:numPr>
+        <w:rPr>
+          <w:sz w:val="28"/>
+          <w:szCs w:val="28"/>
+          <w:lang w:val="en-US"/>
+        </w:rPr>
+      </w:pPr>
+      <w:r>
+        <w:rPr>
+          <w:sz w:val="28"/>
+          <w:szCs w:val="28"/>
+          <w:lang w:val="en-US"/>
+        </w:rPr>
+        <w:t>constructor() method is called with the props, as argument, and we should always start by calling the super(props) before anything else, this will initiate the parent’s constructor method and allows the component to inherit methods from its parent (React.Component).</w:t>
+      </w:r>
+    </w:p>
+    <w:p>
+      <w:pPr>
+        <w:rPr>
+          <w:sz w:val="28"/>
+          <w:szCs w:val="28"/>
+          <w:lang w:val="en-US"/>
+        </w:rPr>
+      </w:pPr>
+    </w:p>
+    <w:p>
+      <w:pPr>
+        <w:rPr>
+          <w:b/>
+          <w:sz w:val="28"/>
+          <w:szCs w:val="28"/>
+          <w:lang w:val="en-US"/>
+        </w:rPr>
+      </w:pPr>
+      <w:r>
+        <w:rPr>
+          <w:b/>
+          <w:sz w:val="28"/>
+          <w:szCs w:val="28"/>
+          <w:lang w:val="en-US"/>
+        </w:rPr>
+        <w:t>getDerivedStateFromProps</w:t>
+      </w:r>
+    </w:p>
+    <w:p>
+      <w:pPr>
+        <w:rPr>
+          <w:sz w:val="28"/>
+          <w:szCs w:val="28"/>
+          <w:lang w:val="en-US"/>
+        </w:rPr>
+      </w:pPr>
+      <w:r>
+        <w:rPr>
+          <w:sz w:val="28"/>
+          <w:szCs w:val="28"/>
+          <w:lang w:val="en-US"/>
+        </w:rPr>
+        <w:t>The getDerivedStateFromProps () method is called right before rendering the elements in the dom. natural place to set the object on the initial props.it takes state as argument and returns a object with changes to the state.</w:t>
+      </w:r>
+    </w:p>
+    <w:p>
+      <w:pPr>
+        <w:rPr>
+          <w:b/>
+          <w:sz w:val="28"/>
+          <w:szCs w:val="28"/>
+          <w:lang w:val="en-US"/>
+        </w:rPr>
+      </w:pPr>
+      <w:r>
+        <w:rPr>
+          <w:b/>
+          <w:sz w:val="28"/>
+          <w:szCs w:val="28"/>
+          <w:lang w:val="en-US"/>
+        </w:rPr>
+        <w:t>render ()</w:t>
+      </w:r>
+    </w:p>
+    <w:p>
+      <w:pPr>
+        <w:pStyle w:val="ListParagraph"/>
+        <w:numPr>
+          <w:ilvl w:val="0"/>
+          <w:numId w:val="56"/>
+        </w:numPr>
+        <w:rPr>
+          <w:sz w:val="28"/>
+          <w:szCs w:val="28"/>
+          <w:lang w:val="en-US"/>
+        </w:rPr>
+      </w:pPr>
+      <w:r>
+        <w:rPr>
+          <w:sz w:val="28"/>
+          <w:szCs w:val="28"/>
+          <w:lang w:val="en-US"/>
+        </w:rPr>
+        <w:t>render () method is required, and is the method that actually outputs the HTML to the DOM.</w:t>
+      </w:r>
+    </w:p>
+    <w:p>
+      <w:pPr>
+        <w:pStyle w:val="ListParagraph"/>
+        <w:numPr>
+          <w:ilvl w:val="0"/>
+          <w:numId w:val="56"/>
+        </w:numPr>
+        <w:rPr>
+          <w:sz w:val="28"/>
+          <w:szCs w:val="28"/>
+          <w:lang w:val="en-US"/>
+        </w:rPr>
+      </w:pPr>
+      <w:r>
+        <w:rPr>
+          <w:sz w:val="28"/>
+          <w:szCs w:val="28"/>
+          <w:lang w:val="en-US"/>
+        </w:rPr>
+        <w:t>This method is called after the constructor and is responsible for returning the JSX (javascript XML).</w:t>
+      </w:r>
+    </w:p>
+    <w:p>
+      <w:pPr>
+        <w:pStyle w:val="ListParagraph"/>
+        <w:numPr>
+          <w:ilvl w:val="0"/>
+          <w:numId w:val="56"/>
+        </w:numPr>
+        <w:rPr>
+          <w:sz w:val="28"/>
+          <w:szCs w:val="28"/>
+          <w:lang w:val="en-US"/>
+        </w:rPr>
+      </w:pPr>
+      <w:r>
+        <w:rPr>
+          <w:sz w:val="28"/>
+          <w:szCs w:val="28"/>
+          <w:lang w:val="en-US"/>
+        </w:rPr>
+        <w:t>It should be a pure function, it shouldn’t have any side effects or make any direct changes to the dom or component state. Its sole purpose is to describe the component’s view.</w:t>
+      </w:r>
+    </w:p>
+    <w:p>
+      <w:pPr>
+        <w:pStyle w:val="ListParagraph"/>
+        <w:numPr>
+          <w:ilvl w:val="0"/>
+          <w:numId w:val="56"/>
+        </w:numPr>
+        <w:rPr>
+          <w:sz w:val="28"/>
+          <w:szCs w:val="28"/>
+          <w:lang w:val="en-US"/>
+        </w:rPr>
+      </w:pPr>
+      <w:r>
+        <w:rPr>
+          <w:sz w:val="28"/>
+          <w:szCs w:val="28"/>
+          <w:lang w:val="en-US"/>
+        </w:rPr>
+        <w:t>React takes the JSX retuned by the render method and uses it to construct the initial dom representation of the component.</w:t>
+      </w:r>
+    </w:p>
+    <w:p>
+      <w:pPr>
+        <w:pStyle w:val="ListParagraph"/>
+        <w:numPr>
+          <w:ilvl w:val="0"/>
+          <w:numId w:val="56"/>
+        </w:numPr>
+        <w:rPr>
+          <w:sz w:val="28"/>
+          <w:szCs w:val="28"/>
+          <w:lang w:val="en-US"/>
+        </w:rPr>
+      </w:pPr>
+    </w:p>
+    <w:p>
+      <w:pPr>
+        <w:rPr>
+          <w:sz w:val="28"/>
+          <w:szCs w:val="28"/>
+          <w:lang w:val="en-US"/>
+        </w:rPr>
+      </w:pPr>
+    </w:p>
+    <w:p>
+      <w:pPr>
+        <w:rPr>
+          <w:b/>
+          <w:sz w:val="28"/>
+          <w:szCs w:val="28"/>
+          <w:lang w:val="en-US"/>
+        </w:rPr>
+      </w:pPr>
+      <w:r>
+        <w:rPr>
+          <w:b/>
+          <w:sz w:val="28"/>
+          <w:szCs w:val="28"/>
+          <w:lang w:val="en-US"/>
+        </w:rPr>
+        <w:t>componentDidMount</w:t>
+      </w:r>
+    </w:p>
+    <w:p>
+      <w:pPr>
+        <w:pStyle w:val="ListParagraph"/>
+        <w:numPr>
+          <w:ilvl w:val="0"/>
+          <w:numId w:val="57"/>
+        </w:numPr>
+        <w:rPr>
+          <w:sz w:val="28"/>
+          <w:szCs w:val="28"/>
+          <w:lang w:val="en-US"/>
+        </w:rPr>
+      </w:pPr>
+      <w:r>
+        <w:rPr>
+          <w:sz w:val="28"/>
+          <w:szCs w:val="28"/>
+          <w:lang w:val="en-US"/>
+        </w:rPr>
+        <w:t>componentDidMount method is called after the component is rendered.</w:t>
+      </w:r>
+    </w:p>
+    <w:p>
+      <w:pPr>
+        <w:pStyle w:val="ListParagraph"/>
+        <w:numPr>
+          <w:ilvl w:val="0"/>
+          <w:numId w:val="57"/>
+        </w:numPr>
+        <w:rPr>
+          <w:sz w:val="28"/>
+          <w:szCs w:val="28"/>
+          <w:lang w:val="en-US"/>
+        </w:rPr>
+      </w:pPr>
+      <w:r>
+        <w:rPr>
+          <w:sz w:val="28"/>
+          <w:szCs w:val="28"/>
+          <w:lang w:val="en-US"/>
+        </w:rPr>
+        <w:t>It’s a good place to perform tasks that require access to the dom, such as data fetching from a api or setting up third-party libraries that need access to the component’s rendered elements.</w:t>
+      </w:r>
+    </w:p>
+    <w:p>
+      <w:pPr>
+        <w:pStyle w:val="ListParagraph"/>
+        <w:numPr>
+          <w:ilvl w:val="0"/>
+          <w:numId w:val="57"/>
+        </w:numPr>
+        <w:rPr>
+          <w:sz w:val="28"/>
+          <w:szCs w:val="28"/>
+          <w:lang w:val="en-US"/>
+        </w:rPr>
+      </w:pPr>
+      <w:r>
+        <w:rPr>
+          <w:sz w:val="28"/>
+          <w:szCs w:val="28"/>
+          <w:lang w:val="en-US"/>
+        </w:rPr>
+        <w:t>It is commonly used for initialization and setting up event listeners.</w:t>
+      </w:r>
+    </w:p>
+    <w:p>
+      <w:pPr>
+        <w:pStyle w:val="ListParagraph"/>
+        <w:numPr>
+          <w:ilvl w:val="0"/>
+          <w:numId w:val="57"/>
+        </w:numPr>
+        <w:rPr>
+          <w:sz w:val="28"/>
+          <w:szCs w:val="28"/>
+          <w:lang w:val="en-US"/>
+        </w:rPr>
+      </w:pPr>
+      <w:r>
+        <w:rPr>
+          <w:sz w:val="28"/>
+          <w:szCs w:val="28"/>
+          <w:lang w:val="en-US"/>
+        </w:rPr>
+        <w:t>It’s important to note that this method is only called once, right after the initial rendering, and not during subsequent re-renders.</w:t>
+      </w:r>
+    </w:p>
+    <w:p>
+      <w:pPr>
+        <w:rPr>
+          <w:sz w:val="28"/>
+          <w:szCs w:val="28"/>
+          <w:lang w:val="en-US"/>
+        </w:rPr>
+      </w:pPr>
+    </w:p>
+    <w:p>
+      <w:pPr>
+        <w:rPr>
+          <w:b/>
+          <w:sz w:val="28"/>
+          <w:szCs w:val="28"/>
+          <w:lang w:val="en-US"/>
+        </w:rPr>
+      </w:pPr>
+      <w:r>
+        <w:rPr>
+          <w:b/>
+          <w:sz w:val="28"/>
+          <w:szCs w:val="28"/>
+          <w:lang w:val="en-US"/>
+        </w:rPr>
+        <w:t>Updating</w:t>
+      </w:r>
+    </w:p>
+    <w:p>
+      <w:pPr>
+        <w:rPr>
+          <w:sz w:val="28"/>
+          <w:szCs w:val="28"/>
+          <w:lang w:val="en-US"/>
+        </w:rPr>
+      </w:pPr>
+      <w:r>
+        <w:rPr>
+          <w:sz w:val="28"/>
+          <w:szCs w:val="28"/>
+          <w:lang w:val="en-US"/>
+        </w:rPr>
+        <w:t>the update phase in react component lifecycle is the stage where a component is re-rendered because of changes in its props or state. During this phase, react compares the previous output of the component with the new output generated by the component’s render method. If there are differences, react updates the actual dom to reflect those changes.</w:t>
+      </w:r>
+    </w:p>
+    <w:p>
+      <w:pPr>
+        <w:rPr>
+          <w:sz w:val="28"/>
+          <w:szCs w:val="28"/>
+          <w:lang w:val="en-US"/>
+        </w:rPr>
+      </w:pPr>
+    </w:p>
+    <w:p>
+      <w:pPr>
+        <w:rPr>
+          <w:b/>
+          <w:sz w:val="28"/>
+          <w:szCs w:val="28"/>
+          <w:lang w:val="en-US"/>
+        </w:rPr>
+      </w:pPr>
+      <w:r>
+        <w:rPr>
+          <w:b/>
+          <w:sz w:val="28"/>
+          <w:szCs w:val="28"/>
+          <w:lang w:val="en-US"/>
+        </w:rPr>
+        <w:t>shouldComponentUpdate</w:t>
+      </w:r>
+    </w:p>
+    <w:p>
+      <w:pPr>
+        <w:pStyle w:val="ListParagraph"/>
+        <w:numPr>
+          <w:ilvl w:val="0"/>
+          <w:numId w:val="58"/>
+        </w:numPr>
+        <w:rPr>
+          <w:sz w:val="28"/>
+          <w:szCs w:val="28"/>
+          <w:lang w:val="en-US"/>
+        </w:rPr>
+      </w:pPr>
+      <w:r>
+        <w:rPr>
+          <w:sz w:val="28"/>
+          <w:szCs w:val="28"/>
+          <w:lang w:val="en-US"/>
+        </w:rPr>
+        <w:t>this is a optional method that can be defined in class components.</w:t>
+      </w:r>
+    </w:p>
+    <w:p>
+      <w:pPr>
+        <w:pStyle w:val="ListParagraph"/>
+        <w:numPr>
+          <w:ilvl w:val="0"/>
+          <w:numId w:val="58"/>
+        </w:numPr>
+        <w:rPr>
+          <w:sz w:val="28"/>
+          <w:szCs w:val="28"/>
+          <w:lang w:val="en-US"/>
+        </w:rPr>
+      </w:pPr>
+      <w:r>
+        <w:rPr>
+          <w:sz w:val="28"/>
+          <w:szCs w:val="28"/>
+          <w:lang w:val="en-US"/>
+        </w:rPr>
+        <w:t>It is called before the component re-renders and allows us to control whether the component should update or not.</w:t>
+      </w:r>
+    </w:p>
+    <w:p>
+      <w:pPr>
+        <w:pStyle w:val="ListParagraph"/>
+        <w:numPr>
+          <w:ilvl w:val="0"/>
+          <w:numId w:val="58"/>
+        </w:numPr>
+        <w:rPr>
+          <w:sz w:val="28"/>
+          <w:szCs w:val="28"/>
+          <w:lang w:val="en-US"/>
+        </w:rPr>
+      </w:pPr>
+      <w:r>
+        <w:rPr>
+          <w:sz w:val="28"/>
+          <w:szCs w:val="28"/>
+          <w:lang w:val="en-US"/>
+        </w:rPr>
+        <w:t>By default, this method returns ‘true’, indicating that the component should re-render. However, we can implement custom logic to optimize performance by returning ‘false’ when the component doesn’t</w:t>
+      </w:r>
+    </w:p>
+    <w:p>
+      <w:pPr>
+        <w:rPr>
+          <w:sz w:val="28"/>
+          <w:szCs w:val="28"/>
+          <w:lang w:val="en-US"/>
+        </w:rPr>
+      </w:pPr>
+    </w:p>
+    <w:p>
+      <w:pPr>
+        <w:rPr>
+          <w:b/>
+          <w:sz w:val="28"/>
+          <w:szCs w:val="28"/>
+          <w:lang w:val="en-US"/>
+        </w:rPr>
+      </w:pPr>
+      <w:r>
+        <w:rPr>
+          <w:b/>
+          <w:sz w:val="28"/>
+          <w:szCs w:val="28"/>
+          <w:lang w:val="en-US"/>
+        </w:rPr>
+        <w:t>render</w:t>
+      </w:r>
+    </w:p>
+    <w:p>
+      <w:pPr>
+        <w:rPr>
+          <w:sz w:val="28"/>
+          <w:szCs w:val="28"/>
+          <w:lang w:val="en-US"/>
+        </w:rPr>
+      </w:pPr>
+      <w:r>
+        <w:rPr>
+          <w:sz w:val="28"/>
+          <w:szCs w:val="28"/>
+          <w:lang w:val="en-US"/>
+        </w:rPr>
+        <w:t xml:space="preserve">As in the mounting phase the ‘render’ method is called during the update phase. It generates the new output for the component based on the updated props or state.it is always be a pure function and not have a side effects. </w:t>
+      </w:r>
+    </w:p>
+    <w:p>
+      <w:pPr>
+        <w:rPr>
+          <w:sz w:val="28"/>
+          <w:szCs w:val="28"/>
+          <w:lang w:val="en-US"/>
+        </w:rPr>
+      </w:pPr>
+    </w:p>
+    <w:p>
+      <w:pPr>
+        <w:rPr>
+          <w:b/>
+          <w:sz w:val="28"/>
+          <w:szCs w:val="28"/>
+          <w:lang w:val="en-US"/>
+        </w:rPr>
+      </w:pPr>
+      <w:r>
+        <w:rPr>
+          <w:b/>
+          <w:sz w:val="28"/>
+          <w:szCs w:val="28"/>
+          <w:lang w:val="en-US"/>
+        </w:rPr>
+        <w:t>componentDidUpdate</w:t>
+      </w:r>
+    </w:p>
+    <w:p>
+      <w:pPr>
+        <w:rPr>
+          <w:sz w:val="28"/>
+          <w:szCs w:val="28"/>
+          <w:lang w:val="en-US"/>
+        </w:rPr>
+      </w:pPr>
+      <w:r>
+        <w:rPr>
+          <w:sz w:val="28"/>
+          <w:szCs w:val="28"/>
+          <w:lang w:val="en-US"/>
+        </w:rPr>
+        <w:t>After the component’s re-render, the ‘componentDidUpdate’ method is called. It’s a suitable place for handling side effects that are dependent on the component’s updated state or props.</w:t>
+      </w:r>
+    </w:p>
+    <w:p>
+      <w:pPr>
+        <w:rPr>
+          <w:sz w:val="28"/>
+          <w:szCs w:val="28"/>
+          <w:lang w:val="en-US"/>
+        </w:rPr>
+      </w:pPr>
+      <w:r>
+        <w:rPr>
+          <w:sz w:val="28"/>
+          <w:szCs w:val="28"/>
+          <w:lang w:val="en-US"/>
+        </w:rPr>
+        <w:t>common use cases include making network requests to fetch updated data, performing animations, or interacting with the dom based on the new content.</w:t>
+      </w:r>
+    </w:p>
+    <w:p>
+      <w:pPr>
+        <w:rPr>
+          <w:sz w:val="28"/>
+          <w:szCs w:val="28"/>
+          <w:lang w:val="en-US"/>
+        </w:rPr>
+      </w:pPr>
+    </w:p>
+    <w:p>
+      <w:pPr>
+        <w:rPr>
+          <w:sz w:val="28"/>
+          <w:szCs w:val="28"/>
+          <w:lang w:val="en-US"/>
+        </w:rPr>
+      </w:pPr>
+    </w:p>
+    <w:p>
+      <w:pPr>
+        <w:rPr>
+          <w:sz w:val="28"/>
+          <w:szCs w:val="28"/>
+          <w:lang w:val="en-US"/>
+        </w:rPr>
+      </w:pPr>
+      <w:r>
+        <w:rPr>
+          <w:sz w:val="28"/>
+          <w:szCs w:val="28"/>
+          <w:lang w:val="en-US"/>
+        </w:rPr>
+        <w:t>getDerivedStateFromProps ()</w:t>
+      </w:r>
+    </w:p>
+    <w:p>
+      <w:pPr>
+        <w:rPr>
+          <w:sz w:val="28"/>
+          <w:szCs w:val="28"/>
+          <w:lang w:val="en-US"/>
+        </w:rPr>
+      </w:pPr>
+    </w:p>
+    <w:p>
+      <w:pPr>
+        <w:rPr>
+          <w:sz w:val="28"/>
+          <w:szCs w:val="28"/>
+          <w:lang w:val="en-US"/>
+        </w:rPr>
+      </w:pPr>
+    </w:p>
+    <w:p>
+      <w:pPr>
+        <w:rPr>
+          <w:sz w:val="28"/>
+          <w:szCs w:val="28"/>
+          <w:lang w:val="en-US"/>
+        </w:rPr>
+      </w:pPr>
+      <w:r>
+        <w:rPr>
+          <w:sz w:val="28"/>
+          <w:szCs w:val="28"/>
+          <w:lang w:val="en-US"/>
+        </w:rPr>
+        <w:t>render() method is responsible for generating the components virtual dom representation based on its current props and state.it is call every tim the component needs to be re-rendered, either because its props or state have changed, or because of parent component re-rendered.</w:t>
+      </w:r>
+    </w:p>
+    <w:p>
+      <w:pPr>
+        <w:rPr>
+          <w:sz w:val="28"/>
+          <w:szCs w:val="28"/>
+          <w:lang w:val="en-US"/>
+        </w:rPr>
+      </w:pPr>
+    </w:p>
+    <w:p>
+      <w:pPr>
+        <w:rPr>
+          <w:b/>
+          <w:sz w:val="28"/>
+          <w:szCs w:val="28"/>
+          <w:lang w:val="en-US"/>
+        </w:rPr>
+      </w:pPr>
+      <w:r>
+        <w:rPr>
+          <w:b/>
+          <w:sz w:val="28"/>
+          <w:szCs w:val="28"/>
+          <w:lang w:val="en-US"/>
+        </w:rPr>
+        <w:t>Unmounting phase</w:t>
+      </w:r>
+    </w:p>
+    <w:p>
+      <w:pPr>
+        <w:rPr>
+          <w:sz w:val="28"/>
+          <w:szCs w:val="28"/>
+          <w:lang w:val="en-US"/>
+        </w:rPr>
+      </w:pPr>
+      <w:r>
+        <w:rPr>
+          <w:sz w:val="28"/>
+          <w:szCs w:val="28"/>
+          <w:lang w:val="en-US"/>
+        </w:rPr>
+        <w:t>Unmounting phase refers to the lifecycle stage when a component is being removed from the dom and is no longer rendered or accessible. During this phase, react performs a series of cleanup operations to ensure that the component and its associated resources are properly disposed of.</w:t>
+      </w:r>
+    </w:p>
+    <w:p>
+      <w:pPr>
+        <w:rPr>
+          <w:sz w:val="28"/>
+          <w:szCs w:val="28"/>
+          <w:lang w:val="en-US"/>
+        </w:rPr>
+      </w:pPr>
+    </w:p>
+    <w:p>
+      <w:pPr>
+        <w:rPr>
+          <w:sz w:val="28"/>
+          <w:szCs w:val="28"/>
+          <w:lang w:val="en-US"/>
+        </w:rPr>
+      </w:pPr>
+      <w:r>
+        <w:rPr>
+          <w:sz w:val="28"/>
+          <w:szCs w:val="28"/>
+          <w:lang w:val="en-US"/>
+        </w:rPr>
+        <w:t>React element and React component</w:t>
+      </w:r>
+    </w:p>
+    <w:p>
+      <w:pPr>
+        <w:rPr>
+          <w:sz w:val="28"/>
+          <w:szCs w:val="28"/>
+          <w:lang w:val="en-US"/>
+        </w:rPr>
+      </w:pPr>
+      <w:r>
+        <w:rPr>
+          <w:sz w:val="28"/>
+          <w:szCs w:val="28"/>
+          <w:lang w:val="en-US"/>
+        </w:rPr>
+        <w:t>React element is the basic building block in a react application. It is a object representation of a virtual dom node. It contains both type and property. It may contain other elements in its props.</w:t>
+      </w:r>
+    </w:p>
+    <w:p>
+      <w:pPr>
+        <w:rPr>
+          <w:sz w:val="28"/>
+          <w:szCs w:val="28"/>
+          <w:lang w:val="en-US"/>
+        </w:rPr>
+      </w:pPr>
+      <w:r>
+        <w:rPr>
+          <w:sz w:val="28"/>
+          <w:szCs w:val="28"/>
+          <w:lang w:val="en-US"/>
+        </w:rPr>
+        <w:t xml:space="preserve">React element doesn’t have any methods, making it light and faster to render than components. </w:t>
+      </w:r>
+    </w:p>
+    <w:p>
+      <w:pPr>
+        <w:rPr>
+          <w:sz w:val="28"/>
+          <w:szCs w:val="28"/>
+          <w:lang w:val="en-US"/>
+        </w:rPr>
+      </w:pPr>
+    </w:p>
+    <w:p>
+      <w:pPr>
+        <w:rPr>
+          <w:sz w:val="28"/>
+          <w:szCs w:val="28"/>
+          <w:lang w:val="en-US"/>
+        </w:rPr>
+      </w:pPr>
+      <w:r>
+        <w:rPr>
+          <w:sz w:val="28"/>
+          <w:szCs w:val="28"/>
+          <w:lang w:val="en-US"/>
+        </w:rPr>
+        <w:t>React Component it</w:t>
+      </w:r>
+    </w:p>
+    <w:p>
+      <w:pPr>
+        <w:rPr>
+          <w:sz w:val="28"/>
+          <w:szCs w:val="28"/>
+          <w:lang w:val="en-US"/>
+        </w:rPr>
+      </w:pPr>
+    </w:p>
+    <w:tbl>
+      <w:tblPr>
+        <w:tblStyle w:val="TableGrid"/>
+        <w:tblW w:w="0" w:type="auto"/>
+        <w:tblLook w:val="04A0" w:firstRow="1" w:lastRow="0" w:firstColumn="1" w:lastColumn="0" w:noHBand="0" w:noVBand="1"/>
+      </w:tblPr>
+      <w:tblGrid>
+        <w:gridCol w:w="4508"/>
+        <w:gridCol w:w="4508"/>
+      </w:tblGrid>
+      <w:tr>
+        <w:tc>
+          <w:tcPr>
+            <w:tcW w:w="4508" w:type="dxa"/>
+          </w:tcPr>
+          <w:p>
+            <w:pPr>
+              <w:rPr>
+                <w:sz w:val="28"/>
+                <w:szCs w:val="28"/>
+                <w:lang w:val="en-US"/>
+              </w:rPr>
+            </w:pPr>
+            <w:r>
+              <w:rPr>
+                <w:sz w:val="28"/>
+                <w:szCs w:val="28"/>
+                <w:lang w:val="en-US"/>
+              </w:rPr>
+              <w:t>React component</w:t>
+            </w:r>
+          </w:p>
+        </w:tc>
+        <w:tc>
+          <w:tcPr>
+            <w:tcW w:w="4508" w:type="dxa"/>
+          </w:tcPr>
+          <w:p>
+            <w:pPr>
+              <w:rPr>
+                <w:sz w:val="28"/>
+                <w:szCs w:val="28"/>
+                <w:lang w:val="en-US"/>
+              </w:rPr>
+            </w:pPr>
+            <w:r>
+              <w:rPr>
+                <w:sz w:val="28"/>
+                <w:szCs w:val="28"/>
+                <w:lang w:val="en-US"/>
+              </w:rPr>
+              <w:t>React element</w:t>
+            </w:r>
+          </w:p>
+        </w:tc>
+      </w:tr>
+      <w:tr>
+        <w:tc>
+          <w:tcPr>
+            <w:tcW w:w="4508" w:type="dxa"/>
+          </w:tcPr>
+          <w:p>
+            <w:pPr>
+              <w:rPr>
+                <w:sz w:val="28"/>
+                <w:szCs w:val="28"/>
+                <w:lang w:val="en-US"/>
+              </w:rPr>
+            </w:pPr>
+            <w:r>
+              <w:rPr>
+                <w:sz w:val="28"/>
+                <w:szCs w:val="28"/>
+                <w:lang w:val="en-US"/>
+              </w:rPr>
+              <w:t>Component are like javascript functions that accepts input and return react elements.</w:t>
+            </w:r>
+          </w:p>
+        </w:tc>
+        <w:tc>
+          <w:tcPr>
+            <w:tcW w:w="4508" w:type="dxa"/>
+          </w:tcPr>
+          <w:p>
+            <w:pPr>
+              <w:rPr>
+                <w:sz w:val="28"/>
+                <w:szCs w:val="28"/>
+                <w:lang w:val="en-US"/>
+              </w:rPr>
+            </w:pPr>
+            <w:r>
+              <w:rPr>
+                <w:sz w:val="28"/>
+                <w:szCs w:val="28"/>
+                <w:lang w:val="en-US"/>
+              </w:rPr>
+              <w:t>Element is a plain object describing a component instance or dom node and its desired properties.</w:t>
+            </w:r>
+          </w:p>
+        </w:tc>
+      </w:tr>
+      <w:tr>
+        <w:tc>
+          <w:tcPr>
+            <w:tcW w:w="4508" w:type="dxa"/>
+          </w:tcPr>
+          <w:p>
+            <w:pPr>
+              <w:rPr>
+                <w:sz w:val="28"/>
+                <w:szCs w:val="28"/>
+                <w:lang w:val="en-US"/>
+              </w:rPr>
+            </w:pPr>
+            <w:r>
+              <w:rPr>
+                <w:sz w:val="28"/>
+                <w:szCs w:val="28"/>
+                <w:lang w:val="en-US"/>
+              </w:rPr>
+              <w:t>Components state is mutable.</w:t>
+            </w:r>
+          </w:p>
+        </w:tc>
+        <w:tc>
+          <w:tcPr>
+            <w:tcW w:w="4508" w:type="dxa"/>
+          </w:tcPr>
+          <w:p>
+            <w:pPr>
+              <w:rPr>
+                <w:sz w:val="28"/>
+                <w:szCs w:val="28"/>
+                <w:lang w:val="en-US"/>
+              </w:rPr>
+            </w:pPr>
+            <w:r>
+              <w:rPr>
+                <w:sz w:val="28"/>
+                <w:szCs w:val="28"/>
+                <w:lang w:val="en-US"/>
+              </w:rPr>
+              <w:t>Element are immutable. Once we create a element, we can’t change its children and attributes.</w:t>
+            </w:r>
+          </w:p>
+        </w:tc>
+      </w:tr>
+      <w:tr>
+        <w:tc>
+          <w:tcPr>
+            <w:tcW w:w="4508" w:type="dxa"/>
+          </w:tcPr>
+          <w:p>
+            <w:pPr>
+              <w:rPr>
+                <w:sz w:val="28"/>
+                <w:szCs w:val="28"/>
+                <w:lang w:val="en-US"/>
+              </w:rPr>
+            </w:pPr>
+            <w:r>
+              <w:rPr>
+                <w:sz w:val="28"/>
+                <w:szCs w:val="28"/>
+                <w:lang w:val="en-US"/>
+              </w:rPr>
+              <w:t xml:space="preserve">Components have their own lifecycle methods like component mounts, updates and unmounts. We can use </w:t>
+            </w:r>
+            <w:r>
+              <w:rPr>
+                <w:sz w:val="28"/>
+                <w:szCs w:val="28"/>
+                <w:lang w:val="en-US"/>
+              </w:rPr>
+              <w:lastRenderedPageBreak/>
+              <w:t>effects to achieve component lifecycle methods.</w:t>
+            </w:r>
+          </w:p>
+        </w:tc>
+        <w:tc>
+          <w:tcPr>
+            <w:tcW w:w="4508" w:type="dxa"/>
+          </w:tcPr>
+          <w:p>
+            <w:pPr>
+              <w:rPr>
+                <w:sz w:val="28"/>
+                <w:szCs w:val="28"/>
+                <w:lang w:val="en-US"/>
+              </w:rPr>
+            </w:pPr>
+            <w:r>
+              <w:rPr>
+                <w:sz w:val="28"/>
+                <w:szCs w:val="28"/>
+                <w:lang w:val="en-US"/>
+              </w:rPr>
+              <w:lastRenderedPageBreak/>
+              <w:t>Element doesn’t have any methods.</w:t>
+            </w:r>
+          </w:p>
+        </w:tc>
+      </w:tr>
+      <w:tr>
+        <w:tc>
+          <w:tcPr>
+            <w:tcW w:w="4508" w:type="dxa"/>
+          </w:tcPr>
+          <w:p>
+            <w:pPr>
+              <w:rPr>
+                <w:sz w:val="28"/>
+                <w:szCs w:val="28"/>
+                <w:lang w:val="en-US"/>
+              </w:rPr>
+            </w:pPr>
+            <w:r>
+              <w:rPr>
+                <w:sz w:val="28"/>
+                <w:szCs w:val="28"/>
+                <w:lang w:val="en-US"/>
+              </w:rPr>
+              <w:t>Component are slower than elements.</w:t>
+            </w:r>
+          </w:p>
+        </w:tc>
+        <w:tc>
+          <w:tcPr>
+            <w:tcW w:w="4508" w:type="dxa"/>
+          </w:tcPr>
+          <w:p>
+            <w:pPr>
+              <w:rPr>
+                <w:sz w:val="28"/>
+                <w:szCs w:val="28"/>
+                <w:lang w:val="en-US"/>
+              </w:rPr>
+            </w:pPr>
+            <w:r>
+              <w:rPr>
+                <w:sz w:val="28"/>
+                <w:szCs w:val="28"/>
+                <w:lang w:val="en-US"/>
+              </w:rPr>
+              <w:t>Element creation is cheap and it doesn’t have a state, therefore it is faster than components.</w:t>
+            </w:r>
+          </w:p>
+        </w:tc>
+      </w:tr>
+      <w:tr>
+        <w:tc>
+          <w:tcPr>
+            <w:tcW w:w="4508" w:type="dxa"/>
+          </w:tcPr>
+          <w:p>
+            <w:pPr>
+              <w:rPr>
+                <w:sz w:val="28"/>
+                <w:szCs w:val="28"/>
+                <w:lang w:val="en-US"/>
+              </w:rPr>
+            </w:pPr>
+            <w:r>
+              <w:rPr>
+                <w:sz w:val="28"/>
+                <w:szCs w:val="28"/>
+                <w:lang w:val="en-US"/>
+              </w:rPr>
+              <w:t>Component can be declared in several ways, such as a class with a render () method or as a function.</w:t>
+            </w:r>
+          </w:p>
+        </w:tc>
+        <w:tc>
+          <w:tcPr>
+            <w:tcW w:w="4508" w:type="dxa"/>
+          </w:tcPr>
+          <w:p>
+            <w:pPr>
+              <w:rPr>
+                <w:sz w:val="28"/>
+                <w:szCs w:val="28"/>
+                <w:lang w:val="en-US"/>
+              </w:rPr>
+            </w:pPr>
+            <w:r>
+              <w:rPr>
+                <w:sz w:val="28"/>
+                <w:szCs w:val="28"/>
+                <w:lang w:val="en-US"/>
+              </w:rPr>
+              <w:t>Element can be created using React.createElement (), JSX or a element factory helper.</w:t>
+            </w:r>
+          </w:p>
+        </w:tc>
+      </w:tr>
+    </w:tbl>
+    <w:p>
+      <w:pPr>
+        <w:rPr>
+          <w:sz w:val="28"/>
+          <w:szCs w:val="28"/>
+          <w:lang w:val="en-US"/>
+        </w:rPr>
+      </w:pPr>
+    </w:p>
+    <w:p>
+      <w:pPr>
+        <w:rPr>
+          <w:rFonts w:ascii="Times New Roman" w:hAnsi="Times New Roman" w:cs="Times New Roman"/>
+          <w:sz w:val="26"/>
+          <w:szCs w:val="26"/>
+        </w:rPr>
+      </w:pPr>
+      <w:bookmarkStart w:id="0" w:name="_GoBack"/>
+      <w:bookmarkEnd w:id="0"/>
     </w:p>
     <w:p>
       <w:pPr>
@@ -21816,6 +26177,119 @@
 <file path=word/numbering.xml><?xml version="1.0" encoding="utf-8"?>
 <w:numbering xmlns:wpc="http://schemas.microsoft.com/office/word/2010/wordprocessingCanvas" xmlns:cx="http://schemas.microsoft.com/office/drawing/2014/chartex" xmlns:cx1="http://schemas.microsoft.com/office/drawing/2015/9/8/chartex" xmlns:mc="http://schemas.openxmlformats.org/markup-compatibility/2006" xmlns:o="urn:schemas-microsoft-com:office:office" xmlns:r="http://schemas.openxmlformats.org/officeDocument/2006/relationships" xmlns:m="http://schemas.openxmlformats.org/officeDocument/2006/math" xmlns:v="urn:schemas-microsoft-com:vml" xmlns:wp14="http://schemas.microsoft.com/office/word/2010/wordprocessingDrawing" xmlns:wp="http://schemas.openxmlformats.org/drawingml/2006/wordprocessingDrawing" xmlns:w10="urn:schemas-microsoft-com:office:word" xmlns:w="http://schemas.openxmlformats.org/wordprocessingml/2006/main" xmlns:w14="http://schemas.microsoft.com/office/word/2010/wordml" xmlns:w15="http://schemas.microsoft.com/office/word/2012/wordml" xmlns:w16se="http://schemas.microsoft.com/office/word/2015/wordml/symex" xmlns:wpg="http://schemas.microsoft.com/office/word/2010/wordprocessingGroup" xmlns:wpi="http://schemas.microsoft.com/office/word/2010/wordprocessingInk" xmlns:wne="http://schemas.microsoft.com/office/word/2006/wordml" xmlns:wps="http://schemas.microsoft.com/office/word/2010/wordprocessingShape" mc:Ignorable="w14 w15 w16se wp14">
   <w:abstractNum w:abstractNumId="0" w15:restartNumberingAfterBreak="0">
+    <w:nsid w:val="00A026B5"/>
+    <w:multiLevelType w:val="hybridMultilevel"/>
+    <w:tmpl w:val="66CAC736"/>
+    <w:lvl w:ilvl="0" w:tplc="40090001">
+      <w:start w:val="1"/>
+      <w:numFmt w:val="bullet"/>
+      <w:lvlText w:val=""/>
+      <w:lvlJc w:val="left"/>
+      <w:pPr>
+        <w:ind w:left="720" w:hanging="360"/>
+      </w:pPr>
+      <w:rPr>
+        <w:rFonts w:ascii="Symbol" w:hAnsi="Symbol" w:hint="default"/>
+      </w:rPr>
+    </w:lvl>
+    <w:lvl w:ilvl="1" w:tplc="40090003" w:tentative="1">
+      <w:start w:val="1"/>
+      <w:numFmt w:val="bullet"/>
+      <w:lvlText w:val="o"/>
+      <w:lvlJc w:val="left"/>
+      <w:pPr>
+        <w:ind w:left="1440" w:hanging="360"/>
+      </w:pPr>
+      <w:rPr>
+        <w:rFonts w:ascii="Courier New" w:hAnsi="Courier New" w:cs="Courier New" w:hint="default"/>
+      </w:rPr>
+    </w:lvl>
+    <w:lvl w:ilvl="2" w:tplc="40090005" w:tentative="1">
+      <w:start w:val="1"/>
+      <w:numFmt w:val="bullet"/>
+      <w:lvlText w:val=""/>
+      <w:lvlJc w:val="left"/>
+      <w:pPr>
+        <w:ind w:left="2160" w:hanging="360"/>
+      </w:pPr>
+      <w:rPr>
+        <w:rFonts w:ascii="Wingdings" w:hAnsi="Wingdings" w:hint="default"/>
+      </w:rPr>
+    </w:lvl>
+    <w:lvl w:ilvl="3" w:tplc="40090001" w:tentative="1">
+      <w:start w:val="1"/>
+      <w:numFmt w:val="bullet"/>
+      <w:lvlText w:val=""/>
+      <w:lvlJc w:val="left"/>
+      <w:pPr>
+        <w:ind w:left="2880" w:hanging="360"/>
+      </w:pPr>
+      <w:rPr>
+        <w:rFonts w:ascii="Symbol" w:hAnsi="Symbol" w:hint="default"/>
+      </w:rPr>
+    </w:lvl>
+    <w:lvl w:ilvl="4" w:tplc="40090003" w:tentative="1">
+      <w:start w:val="1"/>
+      <w:numFmt w:val="bullet"/>
+      <w:lvlText w:val="o"/>
+      <w:lvlJc w:val="left"/>
+      <w:pPr>
+        <w:ind w:left="3600" w:hanging="360"/>
+      </w:pPr>
+      <w:rPr>
+        <w:rFonts w:ascii="Courier New" w:hAnsi="Courier New" w:cs="Courier New" w:hint="default"/>
+      </w:rPr>
+    </w:lvl>
+    <w:lvl w:ilvl="5" w:tplc="40090005" w:tentative="1">
+      <w:start w:val="1"/>
+      <w:numFmt w:val="bullet"/>
+      <w:lvlText w:val=""/>
+      <w:lvlJc w:val="left"/>
+      <w:pPr>
+        <w:ind w:left="4320" w:hanging="360"/>
+      </w:pPr>
+      <w:rPr>
+        <w:rFonts w:ascii="Wingdings" w:hAnsi="Wingdings" w:hint="default"/>
+      </w:rPr>
+    </w:lvl>
+    <w:lvl w:ilvl="6" w:tplc="40090001" w:tentative="1">
+      <w:start w:val="1"/>
+      <w:numFmt w:val="bullet"/>
+      <w:lvlText w:val=""/>
+      <w:lvlJc w:val="left"/>
+      <w:pPr>
+        <w:ind w:left="5040" w:hanging="360"/>
+      </w:pPr>
+      <w:rPr>
+        <w:rFonts w:ascii="Symbol" w:hAnsi="Symbol" w:hint="default"/>
+      </w:rPr>
+    </w:lvl>
+    <w:lvl w:ilvl="7" w:tplc="40090003" w:tentative="1">
+      <w:start w:val="1"/>
+      <w:numFmt w:val="bullet"/>
+      <w:lvlText w:val="o"/>
+      <w:lvlJc w:val="left"/>
+      <w:pPr>
+        <w:ind w:left="5760" w:hanging="360"/>
+      </w:pPr>
+      <w:rPr>
+        <w:rFonts w:ascii="Courier New" w:hAnsi="Courier New" w:cs="Courier New" w:hint="default"/>
+      </w:rPr>
+    </w:lvl>
+    <w:lvl w:ilvl="8" w:tplc="40090005" w:tentative="1">
+      <w:start w:val="1"/>
+      <w:numFmt w:val="bullet"/>
+      <w:lvlText w:val=""/>
+      <w:lvlJc w:val="left"/>
+      <w:pPr>
+        <w:ind w:left="6480" w:hanging="360"/>
+      </w:pPr>
+      <w:rPr>
+        <w:rFonts w:ascii="Wingdings" w:hAnsi="Wingdings" w:hint="default"/>
+      </w:rPr>
+    </w:lvl>
+  </w:abstractNum>
+  <w:abstractNum w:abstractNumId="1" w15:restartNumberingAfterBreak="0">
     <w:nsid w:val="03E351F9"/>
     <w:multiLevelType w:val="hybridMultilevel"/>
     <w:tmpl w:val="0CDC9594"/>
@@ -21928,7 +26402,7 @@
       </w:rPr>
     </w:lvl>
   </w:abstractNum>
-  <w:abstractNum w:abstractNumId="1" w15:restartNumberingAfterBreak="0">
+  <w:abstractNum w:abstractNumId="2" w15:restartNumberingAfterBreak="0">
     <w:nsid w:val="070629F9"/>
     <w:multiLevelType w:val="hybridMultilevel"/>
     <w:tmpl w:val="BBA2BB68"/>
@@ -22041,7 +26515,7 @@
       </w:rPr>
     </w:lvl>
   </w:abstractNum>
-  <w:abstractNum w:abstractNumId="2" w15:restartNumberingAfterBreak="0">
+  <w:abstractNum w:abstractNumId="3" w15:restartNumberingAfterBreak="0">
     <w:nsid w:val="090B187C"/>
     <w:multiLevelType w:val="hybridMultilevel"/>
     <w:tmpl w:val="AC720BB0"/>
@@ -22154,7 +26628,7 @@
       </w:rPr>
     </w:lvl>
   </w:abstractNum>
-  <w:abstractNum w:abstractNumId="3" w15:restartNumberingAfterBreak="0">
+  <w:abstractNum w:abstractNumId="4" w15:restartNumberingAfterBreak="0">
     <w:nsid w:val="0A5E6E8C"/>
     <w:multiLevelType w:val="hybridMultilevel"/>
     <w:tmpl w:val="5A3C19BA"/>
@@ -22267,7 +26741,7 @@
       </w:rPr>
     </w:lvl>
   </w:abstractNum>
-  <w:abstractNum w:abstractNumId="4" w15:restartNumberingAfterBreak="0">
+  <w:abstractNum w:abstractNumId="5" w15:restartNumberingAfterBreak="0">
     <w:nsid w:val="0B2B2C01"/>
     <w:multiLevelType w:val="hybridMultilevel"/>
     <w:tmpl w:val="D3CA7024"/>
@@ -22380,7 +26854,7 @@
       </w:rPr>
     </w:lvl>
   </w:abstractNum>
-  <w:abstractNum w:abstractNumId="5" w15:restartNumberingAfterBreak="0">
+  <w:abstractNum w:abstractNumId="6" w15:restartNumberingAfterBreak="0">
     <w:nsid w:val="0BAA2E6B"/>
     <w:multiLevelType w:val="hybridMultilevel"/>
     <w:tmpl w:val="9AA076C2"/>
@@ -22493,7 +26967,7 @@
       </w:rPr>
     </w:lvl>
   </w:abstractNum>
-  <w:abstractNum w:abstractNumId="6" w15:restartNumberingAfterBreak="0">
+  <w:abstractNum w:abstractNumId="7" w15:restartNumberingAfterBreak="0">
     <w:nsid w:val="0C8E606F"/>
     <w:multiLevelType w:val="hybridMultilevel"/>
     <w:tmpl w:val="0E6CBF84"/>
@@ -22606,7 +27080,7 @@
       </w:rPr>
     </w:lvl>
   </w:abstractNum>
-  <w:abstractNum w:abstractNumId="7" w15:restartNumberingAfterBreak="0">
+  <w:abstractNum w:abstractNumId="8" w15:restartNumberingAfterBreak="0">
     <w:nsid w:val="0DFB0BDA"/>
     <w:multiLevelType w:val="hybridMultilevel"/>
     <w:tmpl w:val="EA36B272"/>
@@ -22719,7 +27193,7 @@
       </w:rPr>
     </w:lvl>
   </w:abstractNum>
-  <w:abstractNum w:abstractNumId="8" w15:restartNumberingAfterBreak="0">
+  <w:abstractNum w:abstractNumId="9" w15:restartNumberingAfterBreak="0">
     <w:nsid w:val="1ABF5A6D"/>
     <w:multiLevelType w:val="hybridMultilevel"/>
     <w:tmpl w:val="660C6300"/>
@@ -22832,7 +27306,7 @@
       </w:rPr>
     </w:lvl>
   </w:abstractNum>
-  <w:abstractNum w:abstractNumId="9" w15:restartNumberingAfterBreak="0">
+  <w:abstractNum w:abstractNumId="10" w15:restartNumberingAfterBreak="0">
     <w:nsid w:val="1ACD659D"/>
     <w:multiLevelType w:val="hybridMultilevel"/>
     <w:tmpl w:val="1FB85E92"/>
@@ -22918,7 +27392,7 @@
       </w:pPr>
     </w:lvl>
   </w:abstractNum>
-  <w:abstractNum w:abstractNumId="10" w15:restartNumberingAfterBreak="0">
+  <w:abstractNum w:abstractNumId="11" w15:restartNumberingAfterBreak="0">
     <w:nsid w:val="1B1B0EDE"/>
     <w:multiLevelType w:val="hybridMultilevel"/>
     <w:tmpl w:val="A08ECEE6"/>
@@ -23031,7 +27505,7 @@
       </w:rPr>
     </w:lvl>
   </w:abstractNum>
-  <w:abstractNum w:abstractNumId="11" w15:restartNumberingAfterBreak="0">
+  <w:abstractNum w:abstractNumId="12" w15:restartNumberingAfterBreak="0">
     <w:nsid w:val="1B663FEB"/>
     <w:multiLevelType w:val="hybridMultilevel"/>
     <w:tmpl w:val="223235A0"/>
@@ -23148,7 +27622,7 @@
       </w:rPr>
     </w:lvl>
   </w:abstractNum>
-  <w:abstractNum w:abstractNumId="12" w15:restartNumberingAfterBreak="0">
+  <w:abstractNum w:abstractNumId="13" w15:restartNumberingAfterBreak="0">
     <w:nsid w:val="1F8D1715"/>
     <w:multiLevelType w:val="hybridMultilevel"/>
     <w:tmpl w:val="52B8C72C"/>
@@ -23261,7 +27735,7 @@
       </w:rPr>
     </w:lvl>
   </w:abstractNum>
-  <w:abstractNum w:abstractNumId="13" w15:restartNumberingAfterBreak="0">
+  <w:abstractNum w:abstractNumId="14" w15:restartNumberingAfterBreak="0">
     <w:nsid w:val="209F29B2"/>
     <w:multiLevelType w:val="hybridMultilevel"/>
     <w:tmpl w:val="A970B184"/>
@@ -23347,7 +27821,7 @@
       </w:pPr>
     </w:lvl>
   </w:abstractNum>
-  <w:abstractNum w:abstractNumId="14" w15:restartNumberingAfterBreak="0">
+  <w:abstractNum w:abstractNumId="15" w15:restartNumberingAfterBreak="0">
     <w:nsid w:val="22956950"/>
     <w:multiLevelType w:val="hybridMultilevel"/>
     <w:tmpl w:val="885CC9B6"/>
@@ -23460,7 +27934,7 @@
       </w:rPr>
     </w:lvl>
   </w:abstractNum>
-  <w:abstractNum w:abstractNumId="15" w15:restartNumberingAfterBreak="0">
+  <w:abstractNum w:abstractNumId="16" w15:restartNumberingAfterBreak="0">
     <w:nsid w:val="24BB517B"/>
     <w:multiLevelType w:val="hybridMultilevel"/>
     <w:tmpl w:val="B126920A"/>
@@ -23573,7 +28047,7 @@
       </w:rPr>
     </w:lvl>
   </w:abstractNum>
-  <w:abstractNum w:abstractNumId="16" w15:restartNumberingAfterBreak="0">
+  <w:abstractNum w:abstractNumId="17" w15:restartNumberingAfterBreak="0">
     <w:nsid w:val="268563FF"/>
     <w:multiLevelType w:val="multilevel"/>
     <w:tmpl w:val="52B8C72C"/>
@@ -23686,7 +28160,7 @@
       </w:rPr>
     </w:lvl>
   </w:abstractNum>
-  <w:abstractNum w:abstractNumId="17" w15:restartNumberingAfterBreak="0">
+  <w:abstractNum w:abstractNumId="18" w15:restartNumberingAfterBreak="0">
     <w:nsid w:val="27CF64EB"/>
     <w:multiLevelType w:val="hybridMultilevel"/>
     <w:tmpl w:val="253CB5BC"/>
@@ -23799,7 +28273,120 @@
       </w:rPr>
     </w:lvl>
   </w:abstractNum>
-  <w:abstractNum w:abstractNumId="18" w15:restartNumberingAfterBreak="0">
+  <w:abstractNum w:abstractNumId="19" w15:restartNumberingAfterBreak="0">
+    <w:nsid w:val="29D22437"/>
+    <w:multiLevelType w:val="hybridMultilevel"/>
+    <w:tmpl w:val="F75E9330"/>
+    <w:lvl w:ilvl="0" w:tplc="40090001">
+      <w:start w:val="1"/>
+      <w:numFmt w:val="bullet"/>
+      <w:lvlText w:val=""/>
+      <w:lvlJc w:val="left"/>
+      <w:pPr>
+        <w:ind w:left="720" w:hanging="360"/>
+      </w:pPr>
+      <w:rPr>
+        <w:rFonts w:ascii="Symbol" w:hAnsi="Symbol" w:hint="default"/>
+      </w:rPr>
+    </w:lvl>
+    <w:lvl w:ilvl="1" w:tplc="40090003" w:tentative="1">
+      <w:start w:val="1"/>
+      <w:numFmt w:val="bullet"/>
+      <w:lvlText w:val="o"/>
+      <w:lvlJc w:val="left"/>
+      <w:pPr>
+        <w:ind w:left="1440" w:hanging="360"/>
+      </w:pPr>
+      <w:rPr>
+        <w:rFonts w:ascii="Courier New" w:hAnsi="Courier New" w:cs="Courier New" w:hint="default"/>
+      </w:rPr>
+    </w:lvl>
+    <w:lvl w:ilvl="2" w:tplc="40090005" w:tentative="1">
+      <w:start w:val="1"/>
+      <w:numFmt w:val="bullet"/>
+      <w:lvlText w:val=""/>
+      <w:lvlJc w:val="left"/>
+      <w:pPr>
+        <w:ind w:left="2160" w:hanging="360"/>
+      </w:pPr>
+      <w:rPr>
+        <w:rFonts w:ascii="Wingdings" w:hAnsi="Wingdings" w:hint="default"/>
+      </w:rPr>
+    </w:lvl>
+    <w:lvl w:ilvl="3" w:tplc="40090001" w:tentative="1">
+      <w:start w:val="1"/>
+      <w:numFmt w:val="bullet"/>
+      <w:lvlText w:val=""/>
+      <w:lvlJc w:val="left"/>
+      <w:pPr>
+        <w:ind w:left="2880" w:hanging="360"/>
+      </w:pPr>
+      <w:rPr>
+        <w:rFonts w:ascii="Symbol" w:hAnsi="Symbol" w:hint="default"/>
+      </w:rPr>
+    </w:lvl>
+    <w:lvl w:ilvl="4" w:tplc="40090003" w:tentative="1">
+      <w:start w:val="1"/>
+      <w:numFmt w:val="bullet"/>
+      <w:lvlText w:val="o"/>
+      <w:lvlJc w:val="left"/>
+      <w:pPr>
+        <w:ind w:left="3600" w:hanging="360"/>
+      </w:pPr>
+      <w:rPr>
+        <w:rFonts w:ascii="Courier New" w:hAnsi="Courier New" w:cs="Courier New" w:hint="default"/>
+      </w:rPr>
+    </w:lvl>
+    <w:lvl w:ilvl="5" w:tplc="40090005" w:tentative="1">
+      <w:start w:val="1"/>
+      <w:numFmt w:val="bullet"/>
+      <w:lvlText w:val=""/>
+      <w:lvlJc w:val="left"/>
+      <w:pPr>
+        <w:ind w:left="4320" w:hanging="360"/>
+      </w:pPr>
+      <w:rPr>
+        <w:rFonts w:ascii="Wingdings" w:hAnsi="Wingdings" w:hint="default"/>
+      </w:rPr>
+    </w:lvl>
+    <w:lvl w:ilvl="6" w:tplc="40090001" w:tentative="1">
+      <w:start w:val="1"/>
+      <w:numFmt w:val="bullet"/>
+      <w:lvlText w:val=""/>
+      <w:lvlJc w:val="left"/>
+      <w:pPr>
+        <w:ind w:left="5040" w:hanging="360"/>
+      </w:pPr>
+      <w:rPr>
+        <w:rFonts w:ascii="Symbol" w:hAnsi="Symbol" w:hint="default"/>
+      </w:rPr>
+    </w:lvl>
+    <w:lvl w:ilvl="7" w:tplc="40090003" w:tentative="1">
+      <w:start w:val="1"/>
+      <w:numFmt w:val="bullet"/>
+      <w:lvlText w:val="o"/>
+      <w:lvlJc w:val="left"/>
+      <w:pPr>
+        <w:ind w:left="5760" w:hanging="360"/>
+      </w:pPr>
+      <w:rPr>
+        <w:rFonts w:ascii="Courier New" w:hAnsi="Courier New" w:cs="Courier New" w:hint="default"/>
+      </w:rPr>
+    </w:lvl>
+    <w:lvl w:ilvl="8" w:tplc="40090005" w:tentative="1">
+      <w:start w:val="1"/>
+      <w:numFmt w:val="bullet"/>
+      <w:lvlText w:val=""/>
+      <w:lvlJc w:val="left"/>
+      <w:pPr>
+        <w:ind w:left="6480" w:hanging="360"/>
+      </w:pPr>
+      <w:rPr>
+        <w:rFonts w:ascii="Wingdings" w:hAnsi="Wingdings" w:hint="default"/>
+      </w:rPr>
+    </w:lvl>
+  </w:abstractNum>
+  <w:abstractNum w:abstractNumId="20" w15:restartNumberingAfterBreak="0">
     <w:nsid w:val="2EC87B51"/>
     <w:multiLevelType w:val="hybridMultilevel"/>
     <w:tmpl w:val="C7B4C920"/>
@@ -23912,7 +28499,7 @@
       </w:rPr>
     </w:lvl>
   </w:abstractNum>
-  <w:abstractNum w:abstractNumId="19" w15:restartNumberingAfterBreak="0">
+  <w:abstractNum w:abstractNumId="21" w15:restartNumberingAfterBreak="0">
     <w:nsid w:val="32483B94"/>
     <w:multiLevelType w:val="multilevel"/>
     <w:tmpl w:val="52B8C72C"/>
@@ -24025,7 +28612,7 @@
       </w:rPr>
     </w:lvl>
   </w:abstractNum>
-  <w:abstractNum w:abstractNumId="20" w15:restartNumberingAfterBreak="0">
+  <w:abstractNum w:abstractNumId="22" w15:restartNumberingAfterBreak="0">
     <w:nsid w:val="32983012"/>
     <w:multiLevelType w:val="multilevel"/>
     <w:tmpl w:val="52B8C72C"/>
@@ -24138,7 +28725,7 @@
       </w:rPr>
     </w:lvl>
   </w:abstractNum>
-  <w:abstractNum w:abstractNumId="21" w15:restartNumberingAfterBreak="0">
+  <w:abstractNum w:abstractNumId="23" w15:restartNumberingAfterBreak="0">
     <w:nsid w:val="33EA5042"/>
     <w:multiLevelType w:val="hybridMultilevel"/>
     <w:tmpl w:val="5426ABA6"/>
@@ -24251,7 +28838,233 @@
       </w:rPr>
     </w:lvl>
   </w:abstractNum>
-  <w:abstractNum w:abstractNumId="22" w15:restartNumberingAfterBreak="0">
+  <w:abstractNum w:abstractNumId="24" w15:restartNumberingAfterBreak="0">
+    <w:nsid w:val="39E2530B"/>
+    <w:multiLevelType w:val="hybridMultilevel"/>
+    <w:tmpl w:val="0BB6B298"/>
+    <w:lvl w:ilvl="0" w:tplc="40090001">
+      <w:start w:val="1"/>
+      <w:numFmt w:val="bullet"/>
+      <w:lvlText w:val=""/>
+      <w:lvlJc w:val="left"/>
+      <w:pPr>
+        <w:ind w:left="720" w:hanging="360"/>
+      </w:pPr>
+      <w:rPr>
+        <w:rFonts w:ascii="Symbol" w:hAnsi="Symbol" w:hint="default"/>
+      </w:rPr>
+    </w:lvl>
+    <w:lvl w:ilvl="1" w:tplc="40090003" w:tentative="1">
+      <w:start w:val="1"/>
+      <w:numFmt w:val="bullet"/>
+      <w:lvlText w:val="o"/>
+      <w:lvlJc w:val="left"/>
+      <w:pPr>
+        <w:ind w:left="1440" w:hanging="360"/>
+      </w:pPr>
+      <w:rPr>
+        <w:rFonts w:ascii="Courier New" w:hAnsi="Courier New" w:cs="Courier New" w:hint="default"/>
+      </w:rPr>
+    </w:lvl>
+    <w:lvl w:ilvl="2" w:tplc="40090005" w:tentative="1">
+      <w:start w:val="1"/>
+      <w:numFmt w:val="bullet"/>
+      <w:lvlText w:val=""/>
+      <w:lvlJc w:val="left"/>
+      <w:pPr>
+        <w:ind w:left="2160" w:hanging="360"/>
+      </w:pPr>
+      <w:rPr>
+        <w:rFonts w:ascii="Wingdings" w:hAnsi="Wingdings" w:hint="default"/>
+      </w:rPr>
+    </w:lvl>
+    <w:lvl w:ilvl="3" w:tplc="40090001" w:tentative="1">
+      <w:start w:val="1"/>
+      <w:numFmt w:val="bullet"/>
+      <w:lvlText w:val=""/>
+      <w:lvlJc w:val="left"/>
+      <w:pPr>
+        <w:ind w:left="2880" w:hanging="360"/>
+      </w:pPr>
+      <w:rPr>
+        <w:rFonts w:ascii="Symbol" w:hAnsi="Symbol" w:hint="default"/>
+      </w:rPr>
+    </w:lvl>
+    <w:lvl w:ilvl="4" w:tplc="40090003" w:tentative="1">
+      <w:start w:val="1"/>
+      <w:numFmt w:val="bullet"/>
+      <w:lvlText w:val="o"/>
+      <w:lvlJc w:val="left"/>
+      <w:pPr>
+        <w:ind w:left="3600" w:hanging="360"/>
+      </w:pPr>
+      <w:rPr>
+        <w:rFonts w:ascii="Courier New" w:hAnsi="Courier New" w:cs="Courier New" w:hint="default"/>
+      </w:rPr>
+    </w:lvl>
+    <w:lvl w:ilvl="5" w:tplc="40090005" w:tentative="1">
+      <w:start w:val="1"/>
+      <w:numFmt w:val="bullet"/>
+      <w:lvlText w:val=""/>
+      <w:lvlJc w:val="left"/>
+      <w:pPr>
+        <w:ind w:left="4320" w:hanging="360"/>
+      </w:pPr>
+      <w:rPr>
+        <w:rFonts w:ascii="Wingdings" w:hAnsi="Wingdings" w:hint="default"/>
+      </w:rPr>
+    </w:lvl>
+    <w:lvl w:ilvl="6" w:tplc="40090001" w:tentative="1">
+      <w:start w:val="1"/>
+      <w:numFmt w:val="bullet"/>
+      <w:lvlText w:val=""/>
+      <w:lvlJc w:val="left"/>
+      <w:pPr>
+        <w:ind w:left="5040" w:hanging="360"/>
+      </w:pPr>
+      <w:rPr>
+        <w:rFonts w:ascii="Symbol" w:hAnsi="Symbol" w:hint="default"/>
+      </w:rPr>
+    </w:lvl>
+    <w:lvl w:ilvl="7" w:tplc="40090003" w:tentative="1">
+      <w:start w:val="1"/>
+      <w:numFmt w:val="bullet"/>
+      <w:lvlText w:val="o"/>
+      <w:lvlJc w:val="left"/>
+      <w:pPr>
+        <w:ind w:left="5760" w:hanging="360"/>
+      </w:pPr>
+      <w:rPr>
+        <w:rFonts w:ascii="Courier New" w:hAnsi="Courier New" w:cs="Courier New" w:hint="default"/>
+      </w:rPr>
+    </w:lvl>
+    <w:lvl w:ilvl="8" w:tplc="40090005" w:tentative="1">
+      <w:start w:val="1"/>
+      <w:numFmt w:val="bullet"/>
+      <w:lvlText w:val=""/>
+      <w:lvlJc w:val="left"/>
+      <w:pPr>
+        <w:ind w:left="6480" w:hanging="360"/>
+      </w:pPr>
+      <w:rPr>
+        <w:rFonts w:ascii="Wingdings" w:hAnsi="Wingdings" w:hint="default"/>
+      </w:rPr>
+    </w:lvl>
+  </w:abstractNum>
+  <w:abstractNum w:abstractNumId="25" w15:restartNumberingAfterBreak="0">
+    <w:nsid w:val="39EE1551"/>
+    <w:multiLevelType w:val="hybridMultilevel"/>
+    <w:tmpl w:val="E48A0D94"/>
+    <w:lvl w:ilvl="0" w:tplc="40090001">
+      <w:start w:val="1"/>
+      <w:numFmt w:val="bullet"/>
+      <w:lvlText w:val=""/>
+      <w:lvlJc w:val="left"/>
+      <w:pPr>
+        <w:ind w:left="720" w:hanging="360"/>
+      </w:pPr>
+      <w:rPr>
+        <w:rFonts w:ascii="Symbol" w:hAnsi="Symbol" w:hint="default"/>
+      </w:rPr>
+    </w:lvl>
+    <w:lvl w:ilvl="1" w:tplc="40090003">
+      <w:start w:val="1"/>
+      <w:numFmt w:val="bullet"/>
+      <w:lvlText w:val="o"/>
+      <w:lvlJc w:val="left"/>
+      <w:pPr>
+        <w:ind w:left="1440" w:hanging="360"/>
+      </w:pPr>
+      <w:rPr>
+        <w:rFonts w:ascii="Courier New" w:hAnsi="Courier New" w:cs="Courier New" w:hint="default"/>
+      </w:rPr>
+    </w:lvl>
+    <w:lvl w:ilvl="2" w:tplc="40090005" w:tentative="1">
+      <w:start w:val="1"/>
+      <w:numFmt w:val="bullet"/>
+      <w:lvlText w:val=""/>
+      <w:lvlJc w:val="left"/>
+      <w:pPr>
+        <w:ind w:left="2160" w:hanging="360"/>
+      </w:pPr>
+      <w:rPr>
+        <w:rFonts w:ascii="Wingdings" w:hAnsi="Wingdings" w:hint="default"/>
+      </w:rPr>
+    </w:lvl>
+    <w:lvl w:ilvl="3" w:tplc="40090001" w:tentative="1">
+      <w:start w:val="1"/>
+      <w:numFmt w:val="bullet"/>
+      <w:lvlText w:val=""/>
+      <w:lvlJc w:val="left"/>
+      <w:pPr>
+        <w:ind w:left="2880" w:hanging="360"/>
+      </w:pPr>
+      <w:rPr>
+        <w:rFonts w:ascii="Symbol" w:hAnsi="Symbol" w:hint="default"/>
+      </w:rPr>
+    </w:lvl>
+    <w:lvl w:ilvl="4" w:tplc="40090003" w:tentative="1">
+      <w:start w:val="1"/>
+      <w:numFmt w:val="bullet"/>
+      <w:lvlText w:val="o"/>
+      <w:lvlJc w:val="left"/>
+      <w:pPr>
+        <w:ind w:left="3600" w:hanging="360"/>
+      </w:pPr>
+      <w:rPr>
+        <w:rFonts w:ascii="Courier New" w:hAnsi="Courier New" w:cs="Courier New" w:hint="default"/>
+      </w:rPr>
+    </w:lvl>
+    <w:lvl w:ilvl="5" w:tplc="40090005" w:tentative="1">
+      <w:start w:val="1"/>
+      <w:numFmt w:val="bullet"/>
+      <w:lvlText w:val=""/>
+      <w:lvlJc w:val="left"/>
+      <w:pPr>
+        <w:ind w:left="4320" w:hanging="360"/>
+      </w:pPr>
+      <w:rPr>
+        <w:rFonts w:ascii="Wingdings" w:hAnsi="Wingdings" w:hint="default"/>
+      </w:rPr>
+    </w:lvl>
+    <w:lvl w:ilvl="6" w:tplc="40090001" w:tentative="1">
+      <w:start w:val="1"/>
+      <w:numFmt w:val="bullet"/>
+      <w:lvlText w:val=""/>
+      <w:lvlJc w:val="left"/>
+      <w:pPr>
+        <w:ind w:left="5040" w:hanging="360"/>
+      </w:pPr>
+      <w:rPr>
+        <w:rFonts w:ascii="Symbol" w:hAnsi="Symbol" w:hint="default"/>
+      </w:rPr>
+    </w:lvl>
+    <w:lvl w:ilvl="7" w:tplc="40090003" w:tentative="1">
+      <w:start w:val="1"/>
+      <w:numFmt w:val="bullet"/>
+      <w:lvlText w:val="o"/>
+      <w:lvlJc w:val="left"/>
+      <w:pPr>
+        <w:ind w:left="5760" w:hanging="360"/>
+      </w:pPr>
+      <w:rPr>
+        <w:rFonts w:ascii="Courier New" w:hAnsi="Courier New" w:cs="Courier New" w:hint="default"/>
+      </w:rPr>
+    </w:lvl>
+    <w:lvl w:ilvl="8" w:tplc="40090005" w:tentative="1">
+      <w:start w:val="1"/>
+      <w:numFmt w:val="bullet"/>
+      <w:lvlText w:val=""/>
+      <w:lvlJc w:val="left"/>
+      <w:pPr>
+        <w:ind w:left="6480" w:hanging="360"/>
+      </w:pPr>
+      <w:rPr>
+        <w:rFonts w:ascii="Wingdings" w:hAnsi="Wingdings" w:hint="default"/>
+      </w:rPr>
+    </w:lvl>
+  </w:abstractNum>
+  <w:abstractNum w:abstractNumId="26" w15:restartNumberingAfterBreak="0">
     <w:nsid w:val="3A800074"/>
     <w:multiLevelType w:val="multilevel"/>
     <w:tmpl w:val="52B8C72C"/>
@@ -24364,7 +29177,7 @@
       </w:rPr>
     </w:lvl>
   </w:abstractNum>
-  <w:abstractNum w:abstractNumId="23" w15:restartNumberingAfterBreak="0">
+  <w:abstractNum w:abstractNumId="27" w15:restartNumberingAfterBreak="0">
     <w:nsid w:val="3D691663"/>
     <w:multiLevelType w:val="hybridMultilevel"/>
     <w:tmpl w:val="2E76BC6C"/>
@@ -24477,7 +29290,7 @@
       </w:rPr>
     </w:lvl>
   </w:abstractNum>
-  <w:abstractNum w:abstractNumId="24" w15:restartNumberingAfterBreak="0">
+  <w:abstractNum w:abstractNumId="28" w15:restartNumberingAfterBreak="0">
     <w:nsid w:val="3F513EC6"/>
     <w:multiLevelType w:val="hybridMultilevel"/>
     <w:tmpl w:val="C7848AA8"/>
@@ -24570,7 +29383,120 @@
       </w:pPr>
     </w:lvl>
   </w:abstractNum>
-  <w:abstractNum w:abstractNumId="25" w15:restartNumberingAfterBreak="0">
+  <w:abstractNum w:abstractNumId="29" w15:restartNumberingAfterBreak="0">
+    <w:nsid w:val="3F527BA5"/>
+    <w:multiLevelType w:val="hybridMultilevel"/>
+    <w:tmpl w:val="5B7E66E2"/>
+    <w:lvl w:ilvl="0" w:tplc="40090001">
+      <w:start w:val="1"/>
+      <w:numFmt w:val="bullet"/>
+      <w:lvlText w:val=""/>
+      <w:lvlJc w:val="left"/>
+      <w:pPr>
+        <w:ind w:left="720" w:hanging="360"/>
+      </w:pPr>
+      <w:rPr>
+        <w:rFonts w:ascii="Symbol" w:hAnsi="Symbol" w:hint="default"/>
+      </w:rPr>
+    </w:lvl>
+    <w:lvl w:ilvl="1" w:tplc="40090003" w:tentative="1">
+      <w:start w:val="1"/>
+      <w:numFmt w:val="bullet"/>
+      <w:lvlText w:val="o"/>
+      <w:lvlJc w:val="left"/>
+      <w:pPr>
+        <w:ind w:left="1440" w:hanging="360"/>
+      </w:pPr>
+      <w:rPr>
+        <w:rFonts w:ascii="Courier New" w:hAnsi="Courier New" w:cs="Courier New" w:hint="default"/>
+      </w:rPr>
+    </w:lvl>
+    <w:lvl w:ilvl="2" w:tplc="40090005" w:tentative="1">
+      <w:start w:val="1"/>
+      <w:numFmt w:val="bullet"/>
+      <w:lvlText w:val=""/>
+      <w:lvlJc w:val="left"/>
+      <w:pPr>
+        <w:ind w:left="2160" w:hanging="360"/>
+      </w:pPr>
+      <w:rPr>
+        <w:rFonts w:ascii="Wingdings" w:hAnsi="Wingdings" w:hint="default"/>
+      </w:rPr>
+    </w:lvl>
+    <w:lvl w:ilvl="3" w:tplc="40090001" w:tentative="1">
+      <w:start w:val="1"/>
+      <w:numFmt w:val="bullet"/>
+      <w:lvlText w:val=""/>
+      <w:lvlJc w:val="left"/>
+      <w:pPr>
+        <w:ind w:left="2880" w:hanging="360"/>
+      </w:pPr>
+      <w:rPr>
+        <w:rFonts w:ascii="Symbol" w:hAnsi="Symbol" w:hint="default"/>
+      </w:rPr>
+    </w:lvl>
+    <w:lvl w:ilvl="4" w:tplc="40090003" w:tentative="1">
+      <w:start w:val="1"/>
+      <w:numFmt w:val="bullet"/>
+      <w:lvlText w:val="o"/>
+      <w:lvlJc w:val="left"/>
+      <w:pPr>
+        <w:ind w:left="3600" w:hanging="360"/>
+      </w:pPr>
+      <w:rPr>
+        <w:rFonts w:ascii="Courier New" w:hAnsi="Courier New" w:cs="Courier New" w:hint="default"/>
+      </w:rPr>
+    </w:lvl>
+    <w:lvl w:ilvl="5" w:tplc="40090005" w:tentative="1">
+      <w:start w:val="1"/>
+      <w:numFmt w:val="bullet"/>
+      <w:lvlText w:val=""/>
+      <w:lvlJc w:val="left"/>
+      <w:pPr>
+        <w:ind w:left="4320" w:hanging="360"/>
+      </w:pPr>
+      <w:rPr>
+        <w:rFonts w:ascii="Wingdings" w:hAnsi="Wingdings" w:hint="default"/>
+      </w:rPr>
+    </w:lvl>
+    <w:lvl w:ilvl="6" w:tplc="40090001" w:tentative="1">
+      <w:start w:val="1"/>
+      <w:numFmt w:val="bullet"/>
+      <w:lvlText w:val=""/>
+      <w:lvlJc w:val="left"/>
+      <w:pPr>
+        <w:ind w:left="5040" w:hanging="360"/>
+      </w:pPr>
+      <w:rPr>
+        <w:rFonts w:ascii="Symbol" w:hAnsi="Symbol" w:hint="default"/>
+      </w:rPr>
+    </w:lvl>
+    <w:lvl w:ilvl="7" w:tplc="40090003" w:tentative="1">
+      <w:start w:val="1"/>
+      <w:numFmt w:val="bullet"/>
+      <w:lvlText w:val="o"/>
+      <w:lvlJc w:val="left"/>
+      <w:pPr>
+        <w:ind w:left="5760" w:hanging="360"/>
+      </w:pPr>
+      <w:rPr>
+        <w:rFonts w:ascii="Courier New" w:hAnsi="Courier New" w:cs="Courier New" w:hint="default"/>
+      </w:rPr>
+    </w:lvl>
+    <w:lvl w:ilvl="8" w:tplc="40090005" w:tentative="1">
+      <w:start w:val="1"/>
+      <w:numFmt w:val="bullet"/>
+      <w:lvlText w:val=""/>
+      <w:lvlJc w:val="left"/>
+      <w:pPr>
+        <w:ind w:left="6480" w:hanging="360"/>
+      </w:pPr>
+      <w:rPr>
+        <w:rFonts w:ascii="Wingdings" w:hAnsi="Wingdings" w:hint="default"/>
+      </w:rPr>
+    </w:lvl>
+  </w:abstractNum>
+  <w:abstractNum w:abstractNumId="30" w15:restartNumberingAfterBreak="0">
     <w:nsid w:val="40595AE6"/>
     <w:multiLevelType w:val="multilevel"/>
     <w:tmpl w:val="52B8C72C"/>
@@ -24683,7 +29609,7 @@
       </w:rPr>
     </w:lvl>
   </w:abstractNum>
-  <w:abstractNum w:abstractNumId="26" w15:restartNumberingAfterBreak="0">
+  <w:abstractNum w:abstractNumId="31" w15:restartNumberingAfterBreak="0">
     <w:nsid w:val="409005D3"/>
     <w:multiLevelType w:val="hybridMultilevel"/>
     <w:tmpl w:val="2F4E5420"/>
@@ -24769,7 +29695,7 @@
       </w:pPr>
     </w:lvl>
   </w:abstractNum>
-  <w:abstractNum w:abstractNumId="27" w15:restartNumberingAfterBreak="0">
+  <w:abstractNum w:abstractNumId="32" w15:restartNumberingAfterBreak="0">
     <w:nsid w:val="447A2E57"/>
     <w:multiLevelType w:val="hybridMultilevel"/>
     <w:tmpl w:val="9A9018CE"/>
@@ -24858,7 +29784,7 @@
       </w:pPr>
     </w:lvl>
   </w:abstractNum>
-  <w:abstractNum w:abstractNumId="28" w15:restartNumberingAfterBreak="0">
+  <w:abstractNum w:abstractNumId="33" w15:restartNumberingAfterBreak="0">
     <w:nsid w:val="467959EB"/>
     <w:multiLevelType w:val="multilevel"/>
     <w:tmpl w:val="52B8C72C"/>
@@ -24971,7 +29897,7 @@
       </w:rPr>
     </w:lvl>
   </w:abstractNum>
-  <w:abstractNum w:abstractNumId="29" w15:restartNumberingAfterBreak="0">
+  <w:abstractNum w:abstractNumId="34" w15:restartNumberingAfterBreak="0">
     <w:nsid w:val="485B1E3F"/>
     <w:multiLevelType w:val="hybridMultilevel"/>
     <w:tmpl w:val="04487C52"/>
@@ -25084,7 +30010,7 @@
       </w:rPr>
     </w:lvl>
   </w:abstractNum>
-  <w:abstractNum w:abstractNumId="30" w15:restartNumberingAfterBreak="0">
+  <w:abstractNum w:abstractNumId="35" w15:restartNumberingAfterBreak="0">
     <w:nsid w:val="48977D3D"/>
     <w:multiLevelType w:val="hybridMultilevel"/>
     <w:tmpl w:val="3AA40570"/>
@@ -25197,7 +30123,7 @@
       </w:rPr>
     </w:lvl>
   </w:abstractNum>
-  <w:abstractNum w:abstractNumId="31" w15:restartNumberingAfterBreak="0">
+  <w:abstractNum w:abstractNumId="36" w15:restartNumberingAfterBreak="0">
     <w:nsid w:val="4BA77EE9"/>
     <w:multiLevelType w:val="hybridMultilevel"/>
     <w:tmpl w:val="F064C3B2"/>
@@ -25283,7 +30209,96 @@
       </w:pPr>
     </w:lvl>
   </w:abstractNum>
-  <w:abstractNum w:abstractNumId="32" w15:restartNumberingAfterBreak="0">
+  <w:abstractNum w:abstractNumId="37" w15:restartNumberingAfterBreak="0">
+    <w:nsid w:val="4C687D95"/>
+    <w:multiLevelType w:val="hybridMultilevel"/>
+    <w:tmpl w:val="F48AE17C"/>
+    <w:lvl w:ilvl="0" w:tplc="4009000F">
+      <w:start w:val="1"/>
+      <w:numFmt w:val="decimal"/>
+      <w:lvlText w:val="%1."/>
+      <w:lvlJc w:val="left"/>
+      <w:pPr>
+        <w:ind w:left="720" w:hanging="360"/>
+      </w:pPr>
+      <w:rPr>
+        <w:rFonts w:hint="default"/>
+      </w:rPr>
+    </w:lvl>
+    <w:lvl w:ilvl="1" w:tplc="40090019" w:tentative="1">
+      <w:start w:val="1"/>
+      <w:numFmt w:val="lowerLetter"/>
+      <w:lvlText w:val="%2."/>
+      <w:lvlJc w:val="left"/>
+      <w:pPr>
+        <w:ind w:left="1440" w:hanging="360"/>
+      </w:pPr>
+    </w:lvl>
+    <w:lvl w:ilvl="2" w:tplc="4009001B" w:tentative="1">
+      <w:start w:val="1"/>
+      <w:numFmt w:val="lowerRoman"/>
+      <w:lvlText w:val="%3."/>
+      <w:lvlJc w:val="right"/>
+      <w:pPr>
+        <w:ind w:left="2160" w:hanging="180"/>
+      </w:pPr>
+    </w:lvl>
+    <w:lvl w:ilvl="3" w:tplc="4009000F" w:tentative="1">
+      <w:start w:val="1"/>
+      <w:numFmt w:val="decimal"/>
+      <w:lvlText w:val="%4."/>
+      <w:lvlJc w:val="left"/>
+      <w:pPr>
+        <w:ind w:left="2880" w:hanging="360"/>
+      </w:pPr>
+    </w:lvl>
+    <w:lvl w:ilvl="4" w:tplc="40090019" w:tentative="1">
+      <w:start w:val="1"/>
+      <w:numFmt w:val="lowerLetter"/>
+      <w:lvlText w:val="%5."/>
+      <w:lvlJc w:val="left"/>
+      <w:pPr>
+        <w:ind w:left="3600" w:hanging="360"/>
+      </w:pPr>
+    </w:lvl>
+    <w:lvl w:ilvl="5" w:tplc="4009001B" w:tentative="1">
+      <w:start w:val="1"/>
+      <w:numFmt w:val="lowerRoman"/>
+      <w:lvlText w:val="%6."/>
+      <w:lvlJc w:val="right"/>
+      <w:pPr>
+        <w:ind w:left="4320" w:hanging="180"/>
+      </w:pPr>
+    </w:lvl>
+    <w:lvl w:ilvl="6" w:tplc="4009000F" w:tentative="1">
+      <w:start w:val="1"/>
+      <w:numFmt w:val="decimal"/>
+      <w:lvlText w:val="%7."/>
+      <w:lvlJc w:val="left"/>
+      <w:pPr>
+        <w:ind w:left="5040" w:hanging="360"/>
+      </w:pPr>
+    </w:lvl>
+    <w:lvl w:ilvl="7" w:tplc="40090019" w:tentative="1">
+      <w:start w:val="1"/>
+      <w:numFmt w:val="lowerLetter"/>
+      <w:lvlText w:val="%8."/>
+      <w:lvlJc w:val="left"/>
+      <w:pPr>
+        <w:ind w:left="5760" w:hanging="360"/>
+      </w:pPr>
+    </w:lvl>
+    <w:lvl w:ilvl="8" w:tplc="4009001B" w:tentative="1">
+      <w:start w:val="1"/>
+      <w:numFmt w:val="lowerRoman"/>
+      <w:lvlText w:val="%9."/>
+      <w:lvlJc w:val="right"/>
+      <w:pPr>
+        <w:ind w:left="6480" w:hanging="180"/>
+      </w:pPr>
+    </w:lvl>
+  </w:abstractNum>
+  <w:abstractNum w:abstractNumId="38" w15:restartNumberingAfterBreak="0">
     <w:nsid w:val="4E927E88"/>
     <w:multiLevelType w:val="multilevel"/>
     <w:tmpl w:val="52B8C72C"/>
@@ -25396,7 +30411,7 @@
       </w:rPr>
     </w:lvl>
   </w:abstractNum>
-  <w:abstractNum w:abstractNumId="33" w15:restartNumberingAfterBreak="0">
+  <w:abstractNum w:abstractNumId="39" w15:restartNumberingAfterBreak="0">
     <w:nsid w:val="504A6E09"/>
     <w:multiLevelType w:val="hybridMultilevel"/>
     <w:tmpl w:val="C3C60B0C"/>
@@ -25509,7 +30524,7 @@
       </w:rPr>
     </w:lvl>
   </w:abstractNum>
-  <w:abstractNum w:abstractNumId="34" w15:restartNumberingAfterBreak="0">
+  <w:abstractNum w:abstractNumId="40" w15:restartNumberingAfterBreak="0">
     <w:nsid w:val="50C85DBE"/>
     <w:multiLevelType w:val="multilevel"/>
     <w:tmpl w:val="52B8C72C"/>
@@ -25622,7 +30637,7 @@
       </w:rPr>
     </w:lvl>
   </w:abstractNum>
-  <w:abstractNum w:abstractNumId="35" w15:restartNumberingAfterBreak="0">
+  <w:abstractNum w:abstractNumId="41" w15:restartNumberingAfterBreak="0">
     <w:nsid w:val="53E36BC3"/>
     <w:multiLevelType w:val="multilevel"/>
     <w:tmpl w:val="52B8C72C"/>
@@ -25735,7 +30750,7 @@
       </w:rPr>
     </w:lvl>
   </w:abstractNum>
-  <w:abstractNum w:abstractNumId="36" w15:restartNumberingAfterBreak="0">
+  <w:abstractNum w:abstractNumId="42" w15:restartNumberingAfterBreak="0">
     <w:nsid w:val="555908A3"/>
     <w:multiLevelType w:val="multilevel"/>
     <w:tmpl w:val="52B8C72C"/>
@@ -25848,7 +30863,7 @@
       </w:rPr>
     </w:lvl>
   </w:abstractNum>
-  <w:abstractNum w:abstractNumId="37" w15:restartNumberingAfterBreak="0">
+  <w:abstractNum w:abstractNumId="43" w15:restartNumberingAfterBreak="0">
     <w:nsid w:val="56B95200"/>
     <w:multiLevelType w:val="hybridMultilevel"/>
     <w:tmpl w:val="13A04A6A"/>
@@ -25961,7 +30976,7 @@
       </w:rPr>
     </w:lvl>
   </w:abstractNum>
-  <w:abstractNum w:abstractNumId="38" w15:restartNumberingAfterBreak="0">
+  <w:abstractNum w:abstractNumId="44" w15:restartNumberingAfterBreak="0">
     <w:nsid w:val="5A2509E1"/>
     <w:multiLevelType w:val="hybridMultilevel"/>
     <w:tmpl w:val="D9145858"/>
@@ -26076,7 +31091,7 @@
       </w:rPr>
     </w:lvl>
   </w:abstractNum>
-  <w:abstractNum w:abstractNumId="39" w15:restartNumberingAfterBreak="0">
+  <w:abstractNum w:abstractNumId="45" w15:restartNumberingAfterBreak="0">
     <w:nsid w:val="5C5E5B03"/>
     <w:multiLevelType w:val="hybridMultilevel"/>
     <w:tmpl w:val="4B1AB9EC"/>
@@ -26189,7 +31204,7 @@
       </w:rPr>
     </w:lvl>
   </w:abstractNum>
-  <w:abstractNum w:abstractNumId="40" w15:restartNumberingAfterBreak="0">
+  <w:abstractNum w:abstractNumId="46" w15:restartNumberingAfterBreak="0">
     <w:nsid w:val="609E47A9"/>
     <w:multiLevelType w:val="hybridMultilevel"/>
     <w:tmpl w:val="E3E2EEA8"/>
@@ -26302,7 +31317,7 @@
       </w:rPr>
     </w:lvl>
   </w:abstractNum>
-  <w:abstractNum w:abstractNumId="41" w15:restartNumberingAfterBreak="0">
+  <w:abstractNum w:abstractNumId="47" w15:restartNumberingAfterBreak="0">
     <w:nsid w:val="617A3FA2"/>
     <w:multiLevelType w:val="multilevel"/>
     <w:tmpl w:val="DF7E7E32"/>
@@ -26451,7 +31466,7 @@
       </w:rPr>
     </w:lvl>
   </w:abstractNum>
-  <w:abstractNum w:abstractNumId="42" w15:restartNumberingAfterBreak="0">
+  <w:abstractNum w:abstractNumId="48" w15:restartNumberingAfterBreak="0">
     <w:nsid w:val="621E723E"/>
     <w:multiLevelType w:val="hybridMultilevel"/>
     <w:tmpl w:val="2E143444"/>
@@ -26537,7 +31552,7 @@
       </w:pPr>
     </w:lvl>
   </w:abstractNum>
-  <w:abstractNum w:abstractNumId="43" w15:restartNumberingAfterBreak="0">
+  <w:abstractNum w:abstractNumId="49" w15:restartNumberingAfterBreak="0">
     <w:nsid w:val="6B434947"/>
     <w:multiLevelType w:val="multilevel"/>
     <w:tmpl w:val="52B8C72C"/>
@@ -26650,7 +31665,7 @@
       </w:rPr>
     </w:lvl>
   </w:abstractNum>
-  <w:abstractNum w:abstractNumId="44" w15:restartNumberingAfterBreak="0">
+  <w:abstractNum w:abstractNumId="50" w15:restartNumberingAfterBreak="0">
     <w:nsid w:val="6CFC5EEA"/>
     <w:multiLevelType w:val="hybridMultilevel"/>
     <w:tmpl w:val="D6506B26"/>
@@ -26763,7 +31778,7 @@
       </w:rPr>
     </w:lvl>
   </w:abstractNum>
-  <w:abstractNum w:abstractNumId="45" w15:restartNumberingAfterBreak="0">
+  <w:abstractNum w:abstractNumId="51" w15:restartNumberingAfterBreak="0">
     <w:nsid w:val="74EC4349"/>
     <w:multiLevelType w:val="hybridMultilevel"/>
     <w:tmpl w:val="226AA106"/>
@@ -26849,7 +31864,7 @@
       </w:pPr>
     </w:lvl>
   </w:abstractNum>
-  <w:abstractNum w:abstractNumId="46" w15:restartNumberingAfterBreak="0">
+  <w:abstractNum w:abstractNumId="52" w15:restartNumberingAfterBreak="0">
     <w:nsid w:val="75435075"/>
     <w:multiLevelType w:val="hybridMultilevel"/>
     <w:tmpl w:val="2AC2AB14"/>
@@ -26963,178 +31978,196 @@
     </w:lvl>
   </w:abstractNum>
   <w:num w:numId="1">
-    <w:abstractNumId w:val="24"/>
+    <w:abstractNumId w:val="28"/>
   </w:num>
   <w:num w:numId="2">
+    <w:abstractNumId w:val="6"/>
+  </w:num>
+  <w:num w:numId="3">
+    <w:abstractNumId w:val="11"/>
+  </w:num>
+  <w:num w:numId="4">
+    <w:abstractNumId w:val="15"/>
+  </w:num>
+  <w:num w:numId="5">
+    <w:abstractNumId w:val="3"/>
+  </w:num>
+  <w:num w:numId="6">
+    <w:abstractNumId w:val="39"/>
+  </w:num>
+  <w:num w:numId="7">
+    <w:abstractNumId w:val="45"/>
+  </w:num>
+  <w:num w:numId="8">
+    <w:abstractNumId w:val="35"/>
+  </w:num>
+  <w:num w:numId="9">
+    <w:abstractNumId w:val="16"/>
+  </w:num>
+  <w:num w:numId="10">
     <w:abstractNumId w:val="5"/>
   </w:num>
-  <w:num w:numId="3">
+  <w:num w:numId="11">
+    <w:abstractNumId w:val="52"/>
+  </w:num>
+  <w:num w:numId="12">
+    <w:abstractNumId w:val="12"/>
+  </w:num>
+  <w:num w:numId="13">
+    <w:abstractNumId w:val="20"/>
+  </w:num>
+  <w:num w:numId="14">
+    <w:abstractNumId w:val="9"/>
+  </w:num>
+  <w:num w:numId="15">
+    <w:abstractNumId w:val="50"/>
+  </w:num>
+  <w:num w:numId="16">
+    <w:abstractNumId w:val="18"/>
+  </w:num>
+  <w:num w:numId="17">
+    <w:abstractNumId w:val="46"/>
+  </w:num>
+  <w:num w:numId="18">
+    <w:abstractNumId w:val="7"/>
+  </w:num>
+  <w:num w:numId="19">
+    <w:abstractNumId w:val="27"/>
+  </w:num>
+  <w:num w:numId="20">
+    <w:abstractNumId w:val="31"/>
+  </w:num>
+  <w:num w:numId="21">
+    <w:abstractNumId w:val="1"/>
+  </w:num>
+  <w:num w:numId="22">
+    <w:abstractNumId w:val="23"/>
+  </w:num>
+  <w:num w:numId="23">
+    <w:abstractNumId w:val="51"/>
+  </w:num>
+  <w:num w:numId="24">
+    <w:abstractNumId w:val="4"/>
+  </w:num>
+  <w:num w:numId="25">
+    <w:abstractNumId w:val="34"/>
+  </w:num>
+  <w:num w:numId="26">
+    <w:abstractNumId w:val="43"/>
+  </w:num>
+  <w:num w:numId="27">
+    <w:abstractNumId w:val="44"/>
+  </w:num>
+  <w:num w:numId="28">
+    <w:abstractNumId w:val="14"/>
+  </w:num>
+  <w:num w:numId="29">
     <w:abstractNumId w:val="10"/>
   </w:num>
-  <w:num w:numId="4">
-    <w:abstractNumId w:val="14"/>
-  </w:num>
-  <w:num w:numId="5">
-    <w:abstractNumId w:val="2"/>
-  </w:num>
-  <w:num w:numId="6">
-    <w:abstractNumId w:val="33"/>
-  </w:num>
-  <w:num w:numId="7">
-    <w:abstractNumId w:val="39"/>
-  </w:num>
-  <w:num w:numId="8">
-    <w:abstractNumId w:val="30"/>
-  </w:num>
-  <w:num w:numId="9">
-    <w:abstractNumId w:val="15"/>
-  </w:num>
-  <w:num w:numId="10">
-    <w:abstractNumId w:val="4"/>
-  </w:num>
-  <w:num w:numId="11">
-    <w:abstractNumId w:val="46"/>
-  </w:num>
-  <w:num w:numId="12">
-    <w:abstractNumId w:val="11"/>
-  </w:num>
-  <w:num w:numId="13">
-    <w:abstractNumId w:val="18"/>
-  </w:num>
-  <w:num w:numId="14">
-    <w:abstractNumId w:val="8"/>
-  </w:num>
-  <w:num w:numId="15">
-    <w:abstractNumId w:val="44"/>
-  </w:num>
-  <w:num w:numId="16">
-    <w:abstractNumId w:val="17"/>
-  </w:num>
-  <w:num w:numId="17">
-    <w:abstractNumId w:val="40"/>
-  </w:num>
-  <w:num w:numId="18">
-    <w:abstractNumId w:val="6"/>
-  </w:num>
-  <w:num w:numId="19">
-    <w:abstractNumId w:val="23"/>
-  </w:num>
-  <w:num w:numId="20">
-    <w:abstractNumId w:val="26"/>
-  </w:num>
-  <w:num w:numId="21">
-    <w:abstractNumId w:val="0"/>
-  </w:num>
-  <w:num w:numId="22">
-    <w:abstractNumId w:val="21"/>
-  </w:num>
-  <w:num w:numId="23">
-    <w:abstractNumId w:val="45"/>
-  </w:num>
-  <w:num w:numId="24">
-    <w:abstractNumId w:val="3"/>
-  </w:num>
-  <w:num w:numId="25">
-    <w:abstractNumId w:val="29"/>
-  </w:num>
-  <w:num w:numId="26">
-    <w:abstractNumId w:val="37"/>
-  </w:num>
-  <w:num w:numId="27">
-    <w:abstractNumId w:val="38"/>
-  </w:num>
-  <w:num w:numId="28">
-    <w:abstractNumId w:val="13"/>
-  </w:num>
-  <w:num w:numId="29">
-    <w:abstractNumId w:val="9"/>
-  </w:num>
   <w:num w:numId="30">
-    <w:abstractNumId w:val="41"/>
+    <w:abstractNumId w:val="47"/>
     <w:lvlOverride w:ilvl="0">
       <w:startOverride w:val="1"/>
     </w:lvlOverride>
   </w:num>
   <w:num w:numId="31">
-    <w:abstractNumId w:val="41"/>
+    <w:abstractNumId w:val="47"/>
     <w:lvlOverride w:ilvl="0">
       <w:startOverride w:val="2"/>
     </w:lvlOverride>
   </w:num>
   <w:num w:numId="32">
-    <w:abstractNumId w:val="41"/>
+    <w:abstractNumId w:val="47"/>
     <w:lvlOverride w:ilvl="0">
       <w:startOverride w:val="3"/>
     </w:lvlOverride>
   </w:num>
   <w:num w:numId="33">
-    <w:abstractNumId w:val="41"/>
+    <w:abstractNumId w:val="47"/>
     <w:lvlOverride w:ilvl="0">
       <w:startOverride w:val="4"/>
     </w:lvlOverride>
   </w:num>
   <w:num w:numId="34">
-    <w:abstractNumId w:val="41"/>
+    <w:abstractNumId w:val="47"/>
     <w:lvlOverride w:ilvl="0">
       <w:startOverride w:val="5"/>
     </w:lvlOverride>
   </w:num>
   <w:num w:numId="35">
-    <w:abstractNumId w:val="41"/>
+    <w:abstractNumId w:val="47"/>
     <w:lvlOverride w:ilvl="0">
       <w:startOverride w:val="6"/>
     </w:lvlOverride>
   </w:num>
   <w:num w:numId="36">
-    <w:abstractNumId w:val="1"/>
+    <w:abstractNumId w:val="2"/>
   </w:num>
   <w:num w:numId="37">
-    <w:abstractNumId w:val="31"/>
+    <w:abstractNumId w:val="36"/>
   </w:num>
   <w:num w:numId="38">
-    <w:abstractNumId w:val="27"/>
+    <w:abstractNumId w:val="32"/>
   </w:num>
   <w:num w:numId="39">
-    <w:abstractNumId w:val="7"/>
+    <w:abstractNumId w:val="8"/>
   </w:num>
   <w:num w:numId="40">
-    <w:abstractNumId w:val="12"/>
+    <w:abstractNumId w:val="13"/>
   </w:num>
   <w:num w:numId="41">
+    <w:abstractNumId w:val="21"/>
+  </w:num>
+  <w:num w:numId="42">
+    <w:abstractNumId w:val="48"/>
+  </w:num>
+  <w:num w:numId="43">
+    <w:abstractNumId w:val="40"/>
+  </w:num>
+  <w:num w:numId="44">
+    <w:abstractNumId w:val="41"/>
+  </w:num>
+  <w:num w:numId="45">
+    <w:abstractNumId w:val="33"/>
+  </w:num>
+  <w:num w:numId="46">
+    <w:abstractNumId w:val="30"/>
+  </w:num>
+  <w:num w:numId="47">
+    <w:abstractNumId w:val="26"/>
+  </w:num>
+  <w:num w:numId="48">
+    <w:abstractNumId w:val="22"/>
+  </w:num>
+  <w:num w:numId="49">
+    <w:abstractNumId w:val="17"/>
+  </w:num>
+  <w:num w:numId="50">
+    <w:abstractNumId w:val="42"/>
+  </w:num>
+  <w:num w:numId="51">
+    <w:abstractNumId w:val="38"/>
+  </w:num>
+  <w:num w:numId="52">
+    <w:abstractNumId w:val="49"/>
+  </w:num>
+  <w:num w:numId="53">
+    <w:abstractNumId w:val="37"/>
+  </w:num>
+  <w:num w:numId="54">
+    <w:abstractNumId w:val="24"/>
+  </w:num>
+  <w:num w:numId="55">
+    <w:abstractNumId w:val="25"/>
+  </w:num>
+  <w:num w:numId="56">
     <w:abstractNumId w:val="19"/>
   </w:num>
-  <w:num w:numId="42">
-    <w:abstractNumId w:val="42"/>
+  <w:num w:numId="57">
+    <w:abstractNumId w:val="0"/>
   </w:num>
-  <w:num w:numId="43">
-    <w:abstractNumId w:val="34"/>
-  </w:num>
-  <w:num w:numId="44">
-    <w:abstractNumId w:val="35"/>
-  </w:num>
-  <w:num w:numId="45">
-    <w:abstractNumId w:val="28"/>
-  </w:num>
-  <w:num w:numId="46">
-    <w:abstractNumId w:val="25"/>
-  </w:num>
-  <w:num w:numId="47">
-    <w:abstractNumId w:val="22"/>
-  </w:num>
-  <w:num w:numId="48">
-    <w:abstractNumId w:val="20"/>
-  </w:num>
-  <w:num w:numId="49">
-    <w:abstractNumId w:val="16"/>
-  </w:num>
-  <w:num w:numId="50">
-    <w:abstractNumId w:val="36"/>
-  </w:num>
-  <w:num w:numId="51">
-    <w:abstractNumId w:val="32"/>
-  </w:num>
-  <w:num w:numId="52">
-    <w:abstractNumId w:val="43"/>
+  <w:num w:numId="58">
+    <w:abstractNumId w:val="29"/>
   </w:num>
   <w:numIdMacAtCleanup w:val="52"/>
 </w:numbering>
@@ -28072,7 +33105,7 @@
 </file>
 
 <file path=customXml/itemProps1.xml><?xml version="1.0" encoding="utf-8"?>
-<ds:datastoreItem xmlns:ds="http://schemas.openxmlformats.org/officeDocument/2006/customXml" ds:itemID="{4A79BAD1-092F-4A02-9FA7-BAD11DB4A1E9}">
+<ds:datastoreItem xmlns:ds="http://schemas.openxmlformats.org/officeDocument/2006/customXml" ds:itemID="{A9B84F2F-B961-4FF3-AAC9-B87BFE79E56D}">
   <ds:schemaRefs>
     <ds:schemaRef ds:uri="http://schemas.openxmlformats.org/officeDocument/2006/bibliography"/>
   </ds:schemaRefs>
